--- a/Schema concettuale database condor.docx
+++ b/Schema concettuale database condor.docx
@@ -161,9 +161,31 @@
                 <w:szCs w:val="36"/>
                 <w:lang w:eastAsia="it-IT"/>
               </w:rPr>
-              <w:t xml:space="preserve"> </w:t>
-            </w:r>
-            <w:r>
+              <w:t xml:space="preserve"> Credenziali</w:t>
+            </w:r>
+          </w:p>
+        </w:tc>
+        <w:tc>
+          <w:tcPr>
+            <w:tcW w:w="2268" w:type="dxa"/>
+            <w:tcBorders>
+              <w:top w:val="single" w:sz="12" w:space="0" w:color="000000"/>
+              <w:left w:val="single" w:sz="12" w:space="0" w:color="000000"/>
+              <w:bottom w:val="single" w:sz="12" w:space="0" w:color="000000"/>
+              <w:right w:val="single" w:sz="12" w:space="0" w:color="000000"/>
+            </w:tcBorders>
+            <w:shd w:val="clear" w:color="auto" w:fill="E7E6E6"/>
+            <w:tcMar>
+              <w:top w:w="0" w:type="dxa"/>
+              <w:left w:w="10" w:type="dxa"/>
+              <w:bottom w:w="0" w:type="dxa"/>
+              <w:right w:w="10" w:type="dxa"/>
+            </w:tcMar>
+          </w:tcPr>
+          <w:p>
+            <w:pPr>
+              <w:spacing w:after="0" w:line="240" w:lineRule="auto"/>
+              <w:jc w:val="center"/>
               <w:rPr>
                 <w:rFonts w:eastAsia="Times New Roman"/>
                 <w:b/>
@@ -175,8 +197,7 @@
                 <w:szCs w:val="36"/>
                 <w:lang w:eastAsia="it-IT"/>
               </w:rPr>
-              <w:t>C</w:t>
-            </w:r>
+            </w:pPr>
             <w:r>
               <w:rPr>
                 <w:rFonts w:eastAsia="Times New Roman"/>
@@ -189,13 +210,13 @@
                 <w:szCs w:val="36"/>
                 <w:lang w:eastAsia="it-IT"/>
               </w:rPr>
-              <w:t>redenziali</w:t>
-            </w:r>
-          </w:p>
-        </w:tc>
-        <w:tc>
-          <w:tcPr>
-            <w:tcW w:w="2268" w:type="dxa"/>
+              <w:t>Gara_iscrizioni</w:t>
+            </w:r>
+          </w:p>
+        </w:tc>
+        <w:tc>
+          <w:tcPr>
+            <w:tcW w:w="1939" w:type="dxa"/>
             <w:tcBorders>
               <w:top w:val="single" w:sz="12" w:space="0" w:color="000000"/>
               <w:left w:val="single" w:sz="12" w:space="0" w:color="000000"/>
@@ -203,12 +224,6 @@
               <w:right w:val="single" w:sz="12" w:space="0" w:color="000000"/>
             </w:tcBorders>
             <w:shd w:val="clear" w:color="auto" w:fill="E7E6E6"/>
-            <w:tcMar>
-              <w:top w:w="0" w:type="dxa"/>
-              <w:left w:w="10" w:type="dxa"/>
-              <w:bottom w:w="0" w:type="dxa"/>
-              <w:right w:w="10" w:type="dxa"/>
-            </w:tcMar>
           </w:tcPr>
           <w:p>
             <w:pPr>
@@ -226,7 +241,6 @@
                 <w:lang w:eastAsia="it-IT"/>
               </w:rPr>
             </w:pPr>
-            <w:proofErr w:type="spellStart"/>
             <w:r>
               <w:rPr>
                 <w:rFonts w:eastAsia="Times New Roman"/>
@@ -239,50 +253,6 @@
                 <w:szCs w:val="36"/>
                 <w:lang w:eastAsia="it-IT"/>
               </w:rPr>
-              <w:t>Gara_iscrizioni</w:t>
-            </w:r>
-            <w:proofErr w:type="spellEnd"/>
-          </w:p>
-        </w:tc>
-        <w:tc>
-          <w:tcPr>
-            <w:tcW w:w="1939" w:type="dxa"/>
-            <w:tcBorders>
-              <w:top w:val="single" w:sz="12" w:space="0" w:color="000000"/>
-              <w:left w:val="single" w:sz="12" w:space="0" w:color="000000"/>
-              <w:bottom w:val="single" w:sz="12" w:space="0" w:color="000000"/>
-              <w:right w:val="single" w:sz="12" w:space="0" w:color="000000"/>
-            </w:tcBorders>
-            <w:shd w:val="clear" w:color="auto" w:fill="E7E6E6"/>
-          </w:tcPr>
-          <w:p>
-            <w:pPr>
-              <w:spacing w:after="0" w:line="240" w:lineRule="auto"/>
-              <w:jc w:val="center"/>
-              <w:rPr>
-                <w:rFonts w:eastAsia="Times New Roman"/>
-                <w:b/>
-                <w:bCs/>
-                <w:i/>
-                <w:iCs/>
-                <w:kern w:val="0"/>
-                <w:sz w:val="36"/>
-                <w:szCs w:val="36"/>
-                <w:lang w:eastAsia="it-IT"/>
-              </w:rPr>
-            </w:pPr>
-            <w:r>
-              <w:rPr>
-                <w:rFonts w:eastAsia="Times New Roman"/>
-                <w:b/>
-                <w:bCs/>
-                <w:i/>
-                <w:iCs/>
-                <w:kern w:val="0"/>
-                <w:sz w:val="36"/>
-                <w:szCs w:val="36"/>
-                <w:lang w:eastAsia="it-IT"/>
-              </w:rPr>
               <w:t>Gare</w:t>
             </w:r>
           </w:p>
@@ -323,7 +293,6 @@
                 <w:lang w:eastAsia="it-IT"/>
               </w:rPr>
             </w:pPr>
-            <w:proofErr w:type="spellStart"/>
             <w:r>
               <w:rPr>
                 <w:rFonts w:ascii="Agency FB" w:eastAsia="Times New Roman" w:hAnsi="Agency FB" w:cs="Angsana New"/>
@@ -336,7 +305,6 @@
               </w:rPr>
               <w:t>Numero_Tesseramento</w:t>
             </w:r>
-            <w:proofErr w:type="spellEnd"/>
           </w:p>
         </w:tc>
         <w:tc>
@@ -364,7 +332,6 @@
                 <w:lang w:eastAsia="it-IT"/>
               </w:rPr>
             </w:pPr>
-            <w:proofErr w:type="spellStart"/>
             <w:r>
               <w:rPr>
                 <w:rFonts w:ascii="Agency FB" w:eastAsia="Times New Roman" w:hAnsi="Agency FB" w:cs="Angsana New"/>
@@ -377,7 +344,6 @@
               </w:rPr>
               <w:t>Id_turno</w:t>
             </w:r>
-            <w:proofErr w:type="spellEnd"/>
           </w:p>
         </w:tc>
         <w:tc>
@@ -510,7 +476,6 @@
                 <w:lang w:eastAsia="it-IT"/>
               </w:rPr>
             </w:pPr>
-            <w:proofErr w:type="spellStart"/>
             <w:r>
               <w:rPr>
                 <w:rFonts w:ascii="Agency FB" w:eastAsia="Times New Roman" w:hAnsi="Agency FB" w:cs="Angsana New"/>
@@ -523,7 +488,6 @@
               </w:rPr>
               <w:t>Id_Gara</w:t>
             </w:r>
-            <w:proofErr w:type="spellEnd"/>
           </w:p>
         </w:tc>
       </w:tr>
@@ -691,7 +655,6 @@
                 <w:lang w:eastAsia="it-IT"/>
               </w:rPr>
             </w:pPr>
-            <w:proofErr w:type="spellStart"/>
             <w:r>
               <w:rPr>
                 <w:rFonts w:ascii="Agency FB" w:eastAsia="Times New Roman" w:hAnsi="Agency FB" w:cs="Angsana New"/>
@@ -704,7 +667,6 @@
               </w:rPr>
               <w:t>ID_Gara</w:t>
             </w:r>
-            <w:proofErr w:type="spellEnd"/>
           </w:p>
         </w:tc>
         <w:tc>
@@ -998,7 +960,6 @@
                 <w:lang w:eastAsia="it-IT"/>
               </w:rPr>
             </w:pPr>
-            <w:proofErr w:type="spellStart"/>
             <w:r>
               <w:rPr>
                 <w:rFonts w:ascii="Agency FB" w:eastAsia="Times New Roman" w:hAnsi="Agency FB" w:cs="Angsana New"/>
@@ -1012,7 +973,6 @@
               </w:rPr>
               <w:t>Data_nascita</w:t>
             </w:r>
-            <w:proofErr w:type="spellEnd"/>
           </w:p>
         </w:tc>
         <w:tc>
@@ -1040,29 +1000,7 @@
                 <w:lang w:eastAsia="it-IT"/>
               </w:rPr>
             </w:pPr>
-          </w:p>
-        </w:tc>
-        <w:tc>
-          <w:tcPr>
-            <w:tcW w:w="1985" w:type="dxa"/>
-            <w:tcBorders>
-              <w:top w:val="single" w:sz="12" w:space="0" w:color="000000"/>
-              <w:left w:val="single" w:sz="12" w:space="0" w:color="000000"/>
-              <w:bottom w:val="single" w:sz="12" w:space="0" w:color="000000"/>
-              <w:right w:val="single" w:sz="12" w:space="0" w:color="000000"/>
-            </w:tcBorders>
-            <w:shd w:val="clear" w:color="auto" w:fill="BF8F00" w:themeFill="accent4" w:themeFillShade="BF"/>
-            <w:tcMar>
-              <w:top w:w="0" w:type="dxa"/>
-              <w:left w:w="108" w:type="dxa"/>
-              <w:bottom w:w="0" w:type="dxa"/>
-              <w:right w:w="108" w:type="dxa"/>
-            </w:tcMar>
-          </w:tcPr>
-          <w:p>
-            <w:pPr>
-              <w:spacing w:after="0" w:line="240" w:lineRule="auto"/>
-              <w:jc w:val="center"/>
+            <w:r>
               <w:rPr>
                 <w:rFonts w:ascii="Agency FB" w:eastAsia="Times New Roman" w:hAnsi="Agency FB" w:cs="Angsana New"/>
                 <w:b/>
@@ -1073,9 +1011,31 @@
                 <w:szCs w:val="36"/>
                 <w:lang w:eastAsia="it-IT"/>
               </w:rPr>
-            </w:pPr>
-            <w:proofErr w:type="spellStart"/>
-            <w:r>
+              <w:t>Orario</w:t>
+            </w:r>
+          </w:p>
+        </w:tc>
+        <w:tc>
+          <w:tcPr>
+            <w:tcW w:w="1985" w:type="dxa"/>
+            <w:tcBorders>
+              <w:top w:val="single" w:sz="12" w:space="0" w:color="000000"/>
+              <w:left w:val="single" w:sz="12" w:space="0" w:color="000000"/>
+              <w:bottom w:val="single" w:sz="12" w:space="0" w:color="000000"/>
+              <w:right w:val="single" w:sz="12" w:space="0" w:color="000000"/>
+            </w:tcBorders>
+            <w:shd w:val="clear" w:color="auto" w:fill="BF8F00" w:themeFill="accent4" w:themeFillShade="BF"/>
+            <w:tcMar>
+              <w:top w:w="0" w:type="dxa"/>
+              <w:left w:w="108" w:type="dxa"/>
+              <w:bottom w:w="0" w:type="dxa"/>
+              <w:right w:w="108" w:type="dxa"/>
+            </w:tcMar>
+          </w:tcPr>
+          <w:p>
+            <w:pPr>
+              <w:spacing w:after="0" w:line="240" w:lineRule="auto"/>
+              <w:jc w:val="center"/>
               <w:rPr>
                 <w:rFonts w:ascii="Agency FB" w:eastAsia="Times New Roman" w:hAnsi="Agency FB" w:cs="Angsana New"/>
                 <w:b/>
@@ -1086,32 +1046,8 @@
                 <w:szCs w:val="36"/>
                 <w:lang w:eastAsia="it-IT"/>
               </w:rPr>
-              <w:t>Numero_Tesseramento</w:t>
-            </w:r>
-            <w:proofErr w:type="spellEnd"/>
-          </w:p>
-        </w:tc>
-        <w:tc>
-          <w:tcPr>
-            <w:tcW w:w="2268" w:type="dxa"/>
-            <w:tcBorders>
-              <w:top w:val="single" w:sz="12" w:space="0" w:color="000000"/>
-              <w:left w:val="single" w:sz="12" w:space="0" w:color="000000"/>
-              <w:bottom w:val="single" w:sz="12" w:space="0" w:color="000000"/>
-              <w:right w:val="single" w:sz="12" w:space="0" w:color="000000"/>
-            </w:tcBorders>
-            <w:shd w:val="clear" w:color="auto" w:fill="FFFFFF"/>
-            <w:tcMar>
-              <w:top w:w="0" w:type="dxa"/>
-              <w:left w:w="10" w:type="dxa"/>
-              <w:bottom w:w="0" w:type="dxa"/>
-              <w:right w:w="10" w:type="dxa"/>
-            </w:tcMar>
-          </w:tcPr>
-          <w:p>
-            <w:pPr>
-              <w:spacing w:after="0" w:line="240" w:lineRule="auto"/>
-              <w:jc w:val="center"/>
+            </w:pPr>
+            <w:r>
               <w:rPr>
                 <w:rFonts w:ascii="Agency FB" w:eastAsia="Times New Roman" w:hAnsi="Agency FB" w:cs="Angsana New"/>
                 <w:b/>
@@ -1122,9 +1058,31 @@
                 <w:szCs w:val="36"/>
                 <w:lang w:eastAsia="it-IT"/>
               </w:rPr>
-            </w:pPr>
-            <w:proofErr w:type="spellStart"/>
-            <w:r>
+              <w:t>Numero_Tesseramento</w:t>
+            </w:r>
+          </w:p>
+        </w:tc>
+        <w:tc>
+          <w:tcPr>
+            <w:tcW w:w="2268" w:type="dxa"/>
+            <w:tcBorders>
+              <w:top w:val="single" w:sz="12" w:space="0" w:color="000000"/>
+              <w:left w:val="single" w:sz="12" w:space="0" w:color="000000"/>
+              <w:bottom w:val="single" w:sz="12" w:space="0" w:color="000000"/>
+              <w:right w:val="single" w:sz="12" w:space="0" w:color="000000"/>
+            </w:tcBorders>
+            <w:shd w:val="clear" w:color="auto" w:fill="FFFFFF"/>
+            <w:tcMar>
+              <w:top w:w="0" w:type="dxa"/>
+              <w:left w:w="10" w:type="dxa"/>
+              <w:bottom w:w="0" w:type="dxa"/>
+              <w:right w:w="10" w:type="dxa"/>
+            </w:tcMar>
+          </w:tcPr>
+          <w:p>
+            <w:pPr>
+              <w:spacing w:after="0" w:line="240" w:lineRule="auto"/>
+              <w:jc w:val="center"/>
               <w:rPr>
                 <w:rFonts w:ascii="Agency FB" w:eastAsia="Times New Roman" w:hAnsi="Agency FB" w:cs="Angsana New"/>
                 <w:b/>
@@ -1135,26 +1093,8 @@
                 <w:szCs w:val="36"/>
                 <w:lang w:eastAsia="it-IT"/>
               </w:rPr>
-              <w:t>Data_iscrizione</w:t>
-            </w:r>
-            <w:proofErr w:type="spellEnd"/>
-          </w:p>
-        </w:tc>
-        <w:tc>
-          <w:tcPr>
-            <w:tcW w:w="1939" w:type="dxa"/>
-            <w:tcBorders>
-              <w:top w:val="single" w:sz="12" w:space="0" w:color="000000"/>
-              <w:left w:val="single" w:sz="12" w:space="0" w:color="000000"/>
-              <w:bottom w:val="single" w:sz="12" w:space="0" w:color="000000"/>
-              <w:right w:val="single" w:sz="12" w:space="0" w:color="000000"/>
-            </w:tcBorders>
-            <w:shd w:val="clear" w:color="auto" w:fill="FFFFFF"/>
-          </w:tcPr>
-          <w:p>
-            <w:pPr>
-              <w:spacing w:after="0" w:line="240" w:lineRule="auto"/>
-              <w:jc w:val="center"/>
+            </w:pPr>
+            <w:r>
               <w:rPr>
                 <w:rFonts w:ascii="Agency FB" w:eastAsia="Times New Roman" w:hAnsi="Agency FB" w:cs="Angsana New"/>
                 <w:b/>
@@ -1165,8 +1105,25 @@
                 <w:szCs w:val="36"/>
                 <w:lang w:eastAsia="it-IT"/>
               </w:rPr>
-            </w:pPr>
-            <w:r>
+              <w:t>Data_iscrizione</w:t>
+            </w:r>
+          </w:p>
+        </w:tc>
+        <w:tc>
+          <w:tcPr>
+            <w:tcW w:w="1939" w:type="dxa"/>
+            <w:tcBorders>
+              <w:top w:val="single" w:sz="12" w:space="0" w:color="000000"/>
+              <w:left w:val="single" w:sz="12" w:space="0" w:color="000000"/>
+              <w:bottom w:val="single" w:sz="12" w:space="0" w:color="000000"/>
+              <w:right w:val="single" w:sz="12" w:space="0" w:color="000000"/>
+            </w:tcBorders>
+            <w:shd w:val="clear" w:color="auto" w:fill="FFFFFF"/>
+          </w:tcPr>
+          <w:p>
+            <w:pPr>
+              <w:spacing w:after="0" w:line="240" w:lineRule="auto"/>
+              <w:jc w:val="center"/>
               <w:rPr>
                 <w:rFonts w:ascii="Agency FB" w:eastAsia="Times New Roman" w:hAnsi="Agency FB" w:cs="Angsana New"/>
                 <w:b/>
@@ -1177,6 +1134,18 @@
                 <w:szCs w:val="36"/>
                 <w:lang w:eastAsia="it-IT"/>
               </w:rPr>
+            </w:pPr>
+            <w:r>
+              <w:rPr>
+                <w:rFonts w:ascii="Agency FB" w:eastAsia="Times New Roman" w:hAnsi="Agency FB" w:cs="Angsana New"/>
+                <w:b/>
+                <w:bCs/>
+                <w:color w:val="000000"/>
+                <w:kern w:val="0"/>
+                <w:sz w:val="36"/>
+                <w:szCs w:val="36"/>
+                <w:lang w:eastAsia="it-IT"/>
+              </w:rPr>
               <w:t>Luogo</w:t>
             </w:r>
           </w:p>
@@ -1291,29 +1260,7 @@
                 <w:lang w:eastAsia="it-IT"/>
               </w:rPr>
             </w:pPr>
-          </w:p>
-        </w:tc>
-        <w:tc>
-          <w:tcPr>
-            <w:tcW w:w="2268" w:type="dxa"/>
-            <w:tcBorders>
-              <w:top w:val="single" w:sz="12" w:space="0" w:color="000000"/>
-              <w:left w:val="single" w:sz="12" w:space="0" w:color="000000"/>
-              <w:bottom w:val="single" w:sz="12" w:space="0" w:color="000000"/>
-              <w:right w:val="single" w:sz="12" w:space="0" w:color="000000"/>
-            </w:tcBorders>
-            <w:shd w:val="clear" w:color="auto" w:fill="BF8F00" w:themeFill="accent4" w:themeFillShade="BF"/>
-            <w:tcMar>
-              <w:top w:w="0" w:type="dxa"/>
-              <w:left w:w="10" w:type="dxa"/>
-              <w:bottom w:w="0" w:type="dxa"/>
-              <w:right w:w="10" w:type="dxa"/>
-            </w:tcMar>
-          </w:tcPr>
-          <w:p>
-            <w:pPr>
-              <w:spacing w:after="0" w:line="240" w:lineRule="auto"/>
-              <w:jc w:val="center"/>
+            <w:r>
               <w:rPr>
                 <w:rFonts w:ascii="Agency FB" w:eastAsia="Times New Roman" w:hAnsi="Agency FB" w:cs="Angsana New"/>
                 <w:b/>
@@ -1324,9 +1271,31 @@
                 <w:szCs w:val="36"/>
                 <w:lang w:eastAsia="it-IT"/>
               </w:rPr>
-            </w:pPr>
-            <w:proofErr w:type="spellStart"/>
-            <w:r>
+              <w:t>Nome</w:t>
+            </w:r>
+          </w:p>
+        </w:tc>
+        <w:tc>
+          <w:tcPr>
+            <w:tcW w:w="2268" w:type="dxa"/>
+            <w:tcBorders>
+              <w:top w:val="single" w:sz="12" w:space="0" w:color="000000"/>
+              <w:left w:val="single" w:sz="12" w:space="0" w:color="000000"/>
+              <w:bottom w:val="single" w:sz="12" w:space="0" w:color="000000"/>
+              <w:right w:val="single" w:sz="12" w:space="0" w:color="000000"/>
+            </w:tcBorders>
+            <w:shd w:val="clear" w:color="auto" w:fill="BF8F00" w:themeFill="accent4" w:themeFillShade="BF"/>
+            <w:tcMar>
+              <w:top w:w="0" w:type="dxa"/>
+              <w:left w:w="10" w:type="dxa"/>
+              <w:bottom w:w="0" w:type="dxa"/>
+              <w:right w:w="10" w:type="dxa"/>
+            </w:tcMar>
+          </w:tcPr>
+          <w:p>
+            <w:pPr>
+              <w:spacing w:after="0" w:line="240" w:lineRule="auto"/>
+              <w:jc w:val="center"/>
               <w:rPr>
                 <w:rFonts w:ascii="Agency FB" w:eastAsia="Times New Roman" w:hAnsi="Agency FB" w:cs="Angsana New"/>
                 <w:b/>
@@ -1337,26 +1306,8 @@
                 <w:szCs w:val="36"/>
                 <w:lang w:eastAsia="it-IT"/>
               </w:rPr>
-              <w:t>Numero_Tesseramento</w:t>
-            </w:r>
-            <w:proofErr w:type="spellEnd"/>
-          </w:p>
-        </w:tc>
-        <w:tc>
-          <w:tcPr>
-            <w:tcW w:w="1939" w:type="dxa"/>
-            <w:tcBorders>
-              <w:top w:val="single" w:sz="12" w:space="0" w:color="000000"/>
-              <w:left w:val="single" w:sz="12" w:space="0" w:color="000000"/>
-              <w:bottom w:val="single" w:sz="12" w:space="0" w:color="000000"/>
-              <w:right w:val="single" w:sz="12" w:space="0" w:color="000000"/>
-            </w:tcBorders>
-            <w:shd w:val="clear" w:color="auto" w:fill="FFFFFF"/>
-          </w:tcPr>
-          <w:p>
-            <w:pPr>
-              <w:spacing w:after="0" w:line="240" w:lineRule="auto"/>
-              <w:jc w:val="center"/>
+            </w:pPr>
+            <w:r>
               <w:rPr>
                 <w:rFonts w:ascii="Agency FB" w:eastAsia="Times New Roman" w:hAnsi="Agency FB" w:cs="Angsana New"/>
                 <w:b/>
@@ -1367,9 +1318,25 @@
                 <w:szCs w:val="36"/>
                 <w:lang w:eastAsia="it-IT"/>
               </w:rPr>
-            </w:pPr>
-            <w:proofErr w:type="spellStart"/>
-            <w:r>
+              <w:t>Numero_Tesseramento</w:t>
+            </w:r>
+          </w:p>
+        </w:tc>
+        <w:tc>
+          <w:tcPr>
+            <w:tcW w:w="1939" w:type="dxa"/>
+            <w:tcBorders>
+              <w:top w:val="single" w:sz="12" w:space="0" w:color="000000"/>
+              <w:left w:val="single" w:sz="12" w:space="0" w:color="000000"/>
+              <w:bottom w:val="single" w:sz="12" w:space="0" w:color="000000"/>
+              <w:right w:val="single" w:sz="12" w:space="0" w:color="000000"/>
+            </w:tcBorders>
+            <w:shd w:val="clear" w:color="auto" w:fill="FFFFFF"/>
+          </w:tcPr>
+          <w:p>
+            <w:pPr>
+              <w:spacing w:after="0" w:line="240" w:lineRule="auto"/>
+              <w:jc w:val="center"/>
               <w:rPr>
                 <w:rFonts w:ascii="Agency FB" w:eastAsia="Times New Roman" w:hAnsi="Agency FB" w:cs="Angsana New"/>
                 <w:b/>
@@ -1380,8 +1347,7 @@
                 <w:szCs w:val="36"/>
                 <w:lang w:eastAsia="it-IT"/>
               </w:rPr>
-              <w:t>Specialit</w:t>
-            </w:r>
+            </w:pPr>
             <w:r>
               <w:rPr>
                 <w:rFonts w:ascii="Agency FB" w:eastAsia="Times New Roman" w:hAnsi="Agency FB" w:cs="Angsana New"/>
@@ -1393,9 +1359,8 @@
                 <w:szCs w:val="36"/>
                 <w:lang w:eastAsia="it-IT"/>
               </w:rPr>
-              <w:t>a</w:t>
-            </w:r>
-            <w:proofErr w:type="spellEnd"/>
+              <w:t>Specialita</w:t>
+            </w:r>
           </w:p>
         </w:tc>
       </w:tr>
@@ -1508,29 +1473,7 @@
                 <w:lang w:eastAsia="it-IT"/>
               </w:rPr>
             </w:pPr>
-          </w:p>
-        </w:tc>
-        <w:tc>
-          <w:tcPr>
-            <w:tcW w:w="2268" w:type="dxa"/>
-            <w:tcBorders>
-              <w:top w:val="single" w:sz="12" w:space="0" w:color="000000"/>
-              <w:left w:val="single" w:sz="12" w:space="0" w:color="000000"/>
-              <w:bottom w:val="single" w:sz="12" w:space="0" w:color="000000"/>
-              <w:right w:val="single" w:sz="12" w:space="0" w:color="000000"/>
-            </w:tcBorders>
-            <w:shd w:val="clear" w:color="auto" w:fill="FFFFFF" w:themeFill="background1"/>
-            <w:tcMar>
-              <w:top w:w="0" w:type="dxa"/>
-              <w:left w:w="10" w:type="dxa"/>
-              <w:bottom w:w="0" w:type="dxa"/>
-              <w:right w:w="10" w:type="dxa"/>
-            </w:tcMar>
-          </w:tcPr>
-          <w:p>
-            <w:pPr>
-              <w:spacing w:after="0" w:line="240" w:lineRule="auto"/>
-              <w:jc w:val="center"/>
+            <w:r>
               <w:rPr>
                 <w:rFonts w:ascii="Agency FB" w:eastAsia="Times New Roman" w:hAnsi="Agency FB" w:cs="Angsana New"/>
                 <w:b/>
@@ -1541,19 +1484,26 @@
                 <w:szCs w:val="36"/>
                 <w:lang w:eastAsia="it-IT"/>
               </w:rPr>
-            </w:pPr>
-          </w:p>
-        </w:tc>
-        <w:tc>
-          <w:tcPr>
-            <w:tcW w:w="1939" w:type="dxa"/>
+              <w:t>Cognome</w:t>
+            </w:r>
+          </w:p>
+        </w:tc>
+        <w:tc>
+          <w:tcPr>
+            <w:tcW w:w="2268" w:type="dxa"/>
             <w:tcBorders>
               <w:top w:val="single" w:sz="12" w:space="0" w:color="000000"/>
               <w:left w:val="single" w:sz="12" w:space="0" w:color="000000"/>
               <w:bottom w:val="single" w:sz="12" w:space="0" w:color="000000"/>
               <w:right w:val="single" w:sz="12" w:space="0" w:color="000000"/>
             </w:tcBorders>
-            <w:shd w:val="clear" w:color="auto" w:fill="FFFFFF"/>
+            <w:shd w:val="clear" w:color="auto" w:fill="FFFFFF" w:themeFill="background1"/>
+            <w:tcMar>
+              <w:top w:w="0" w:type="dxa"/>
+              <w:left w:w="10" w:type="dxa"/>
+              <w:bottom w:w="0" w:type="dxa"/>
+              <w:right w:w="10" w:type="dxa"/>
+            </w:tcMar>
           </w:tcPr>
           <w:p>
             <w:pPr>
@@ -1570,6 +1520,47 @@
                 <w:lang w:eastAsia="it-IT"/>
               </w:rPr>
             </w:pPr>
+            <w:r>
+              <w:rPr>
+                <w:rFonts w:ascii="Agency FB" w:eastAsia="Times New Roman" w:hAnsi="Agency FB" w:cs="Angsana New"/>
+                <w:b/>
+                <w:bCs/>
+                <w:color w:val="000000"/>
+                <w:kern w:val="0"/>
+                <w:sz w:val="36"/>
+                <w:szCs w:val="36"/>
+                <w:lang w:eastAsia="it-IT"/>
+              </w:rPr>
+              <w:t>Nome_Atleta</w:t>
+            </w:r>
+          </w:p>
+        </w:tc>
+        <w:tc>
+          <w:tcPr>
+            <w:tcW w:w="1939" w:type="dxa"/>
+            <w:tcBorders>
+              <w:top w:val="single" w:sz="12" w:space="0" w:color="000000"/>
+              <w:left w:val="single" w:sz="12" w:space="0" w:color="000000"/>
+              <w:bottom w:val="single" w:sz="12" w:space="0" w:color="000000"/>
+              <w:right w:val="single" w:sz="12" w:space="0" w:color="000000"/>
+            </w:tcBorders>
+            <w:shd w:val="clear" w:color="auto" w:fill="FFFFFF"/>
+          </w:tcPr>
+          <w:p>
+            <w:pPr>
+              <w:spacing w:after="0" w:line="240" w:lineRule="auto"/>
+              <w:jc w:val="center"/>
+              <w:rPr>
+                <w:rFonts w:ascii="Agency FB" w:eastAsia="Times New Roman" w:hAnsi="Agency FB" w:cs="Angsana New"/>
+                <w:b/>
+                <w:bCs/>
+                <w:color w:val="000000"/>
+                <w:kern w:val="0"/>
+                <w:sz w:val="36"/>
+                <w:szCs w:val="36"/>
+                <w:lang w:eastAsia="it-IT"/>
+              </w:rPr>
+            </w:pPr>
           </w:p>
         </w:tc>
       </w:tr>
@@ -1682,28 +1673,7 @@
                 <w:lang w:eastAsia="it-IT"/>
               </w:rPr>
             </w:pPr>
-          </w:p>
-        </w:tc>
-        <w:tc>
-          <w:tcPr>
-            <w:tcW w:w="2268" w:type="dxa"/>
-            <w:tcBorders>
-              <w:top w:val="single" w:sz="12" w:space="0" w:color="000000"/>
-              <w:left w:val="single" w:sz="12" w:space="0" w:color="000000"/>
-              <w:bottom w:val="single" w:sz="12" w:space="0" w:color="000000"/>
-              <w:right w:val="single" w:sz="12" w:space="0" w:color="000000"/>
-            </w:tcBorders>
-            <w:shd w:val="clear" w:color="auto" w:fill="FFFFFF" w:themeFill="background1"/>
-            <w:tcMar>
-              <w:top w:w="0" w:type="dxa"/>
-              <w:left w:w="10" w:type="dxa"/>
-              <w:bottom w:w="0" w:type="dxa"/>
-              <w:right w:w="10" w:type="dxa"/>
-            </w:tcMar>
-          </w:tcPr>
-          <w:p>
-            <w:pPr>
-              <w:spacing w:after="0" w:line="240" w:lineRule="auto"/>
+            <w:r>
               <w:rPr>
                 <w:rFonts w:ascii="Agency FB" w:eastAsia="Times New Roman" w:hAnsi="Agency FB" w:cs="Angsana New"/>
                 <w:b/>
@@ -1714,24 +1684,30 @@
                 <w:szCs w:val="36"/>
                 <w:lang w:eastAsia="it-IT"/>
               </w:rPr>
-            </w:pPr>
-          </w:p>
-        </w:tc>
-        <w:tc>
-          <w:tcPr>
-            <w:tcW w:w="1939" w:type="dxa"/>
+              <w:t>Data_nascita</w:t>
+            </w:r>
+          </w:p>
+        </w:tc>
+        <w:tc>
+          <w:tcPr>
+            <w:tcW w:w="2268" w:type="dxa"/>
             <w:tcBorders>
               <w:top w:val="single" w:sz="12" w:space="0" w:color="000000"/>
               <w:left w:val="single" w:sz="12" w:space="0" w:color="000000"/>
               <w:bottom w:val="single" w:sz="12" w:space="0" w:color="000000"/>
               <w:right w:val="single" w:sz="12" w:space="0" w:color="000000"/>
             </w:tcBorders>
-            <w:shd w:val="clear" w:color="auto" w:fill="FFFFFF"/>
+            <w:shd w:val="clear" w:color="auto" w:fill="FFFFFF" w:themeFill="background1"/>
+            <w:tcMar>
+              <w:top w:w="0" w:type="dxa"/>
+              <w:left w:w="10" w:type="dxa"/>
+              <w:bottom w:w="0" w:type="dxa"/>
+              <w:right w:w="10" w:type="dxa"/>
+            </w:tcMar>
           </w:tcPr>
           <w:p>
             <w:pPr>
               <w:spacing w:after="0" w:line="240" w:lineRule="auto"/>
-              <w:jc w:val="center"/>
               <w:rPr>
                 <w:rFonts w:ascii="Agency FB" w:eastAsia="Times New Roman" w:hAnsi="Agency FB" w:cs="Angsana New"/>
                 <w:b/>
@@ -1745,6 +1721,34 @@
             </w:pPr>
           </w:p>
         </w:tc>
+        <w:tc>
+          <w:tcPr>
+            <w:tcW w:w="1939" w:type="dxa"/>
+            <w:tcBorders>
+              <w:top w:val="single" w:sz="12" w:space="0" w:color="000000"/>
+              <w:left w:val="single" w:sz="12" w:space="0" w:color="000000"/>
+              <w:bottom w:val="single" w:sz="12" w:space="0" w:color="000000"/>
+              <w:right w:val="single" w:sz="12" w:space="0" w:color="000000"/>
+            </w:tcBorders>
+            <w:shd w:val="clear" w:color="auto" w:fill="FFFFFF"/>
+          </w:tcPr>
+          <w:p>
+            <w:pPr>
+              <w:spacing w:after="0" w:line="240" w:lineRule="auto"/>
+              <w:jc w:val="center"/>
+              <w:rPr>
+                <w:rFonts w:ascii="Agency FB" w:eastAsia="Times New Roman" w:hAnsi="Agency FB" w:cs="Angsana New"/>
+                <w:b/>
+                <w:bCs/>
+                <w:color w:val="000000"/>
+                <w:kern w:val="0"/>
+                <w:sz w:val="36"/>
+                <w:szCs w:val="36"/>
+                <w:lang w:eastAsia="it-IT"/>
+              </w:rPr>
+            </w:pPr>
+          </w:p>
+        </w:tc>
       </w:tr>
       <w:tr>
         <w:trPr>
@@ -1781,7 +1785,6 @@
                 <w:lang w:eastAsia="it-IT"/>
               </w:rPr>
             </w:pPr>
-            <w:proofErr w:type="spellStart"/>
             <w:r>
               <w:rPr>
                 <w:rFonts w:ascii="Agency FB" w:eastAsia="Times New Roman" w:hAnsi="Agency FB" w:cs="Angsana New"/>
@@ -1795,7 +1798,6 @@
               </w:rPr>
               <w:t>Grado_cintura</w:t>
             </w:r>
-            <w:proofErr w:type="spellEnd"/>
           </w:p>
         </w:tc>
         <w:tc>
@@ -1857,29 +1859,7 @@
                 <w:lang w:eastAsia="it-IT"/>
               </w:rPr>
             </w:pPr>
-          </w:p>
-        </w:tc>
-        <w:tc>
-          <w:tcPr>
-            <w:tcW w:w="2268" w:type="dxa"/>
-            <w:tcBorders>
-              <w:top w:val="single" w:sz="12" w:space="0" w:color="000000"/>
-              <w:left w:val="single" w:sz="12" w:space="0" w:color="000000"/>
-              <w:bottom w:val="single" w:sz="12" w:space="0" w:color="000000"/>
-              <w:right w:val="single" w:sz="12" w:space="0" w:color="000000"/>
-            </w:tcBorders>
-            <w:shd w:val="clear" w:color="auto" w:fill="FFFFFF"/>
-            <w:tcMar>
-              <w:top w:w="0" w:type="dxa"/>
-              <w:left w:w="10" w:type="dxa"/>
-              <w:bottom w:w="0" w:type="dxa"/>
-              <w:right w:w="10" w:type="dxa"/>
-            </w:tcMar>
-          </w:tcPr>
-          <w:p>
-            <w:pPr>
-              <w:spacing w:after="0" w:line="240" w:lineRule="auto"/>
-              <w:jc w:val="center"/>
+            <w:r>
               <w:rPr>
                 <w:rFonts w:ascii="Agency FB" w:eastAsia="Times New Roman" w:hAnsi="Agency FB" w:cs="Angsana New"/>
                 <w:b/>
@@ -1890,12 +1870,13 @@
                 <w:szCs w:val="36"/>
                 <w:lang w:eastAsia="it-IT"/>
               </w:rPr>
-            </w:pPr>
-          </w:p>
-        </w:tc>
-        <w:tc>
-          <w:tcPr>
-            <w:tcW w:w="1939" w:type="dxa"/>
+              <w:t>Telefono</w:t>
+            </w:r>
+          </w:p>
+        </w:tc>
+        <w:tc>
+          <w:tcPr>
+            <w:tcW w:w="2268" w:type="dxa"/>
             <w:tcBorders>
               <w:top w:val="single" w:sz="12" w:space="0" w:color="000000"/>
               <w:left w:val="single" w:sz="12" w:space="0" w:color="000000"/>
@@ -1903,6 +1884,12 @@
               <w:right w:val="single" w:sz="12" w:space="0" w:color="000000"/>
             </w:tcBorders>
             <w:shd w:val="clear" w:color="auto" w:fill="FFFFFF"/>
+            <w:tcMar>
+              <w:top w:w="0" w:type="dxa"/>
+              <w:left w:w="10" w:type="dxa"/>
+              <w:bottom w:w="0" w:type="dxa"/>
+              <w:right w:w="10" w:type="dxa"/>
+            </w:tcMar>
           </w:tcPr>
           <w:p>
             <w:pPr>
@@ -1921,6 +1908,34 @@
             </w:pPr>
           </w:p>
         </w:tc>
+        <w:tc>
+          <w:tcPr>
+            <w:tcW w:w="1939" w:type="dxa"/>
+            <w:tcBorders>
+              <w:top w:val="single" w:sz="12" w:space="0" w:color="000000"/>
+              <w:left w:val="single" w:sz="12" w:space="0" w:color="000000"/>
+              <w:bottom w:val="single" w:sz="12" w:space="0" w:color="000000"/>
+              <w:right w:val="single" w:sz="12" w:space="0" w:color="000000"/>
+            </w:tcBorders>
+            <w:shd w:val="clear" w:color="auto" w:fill="FFFFFF"/>
+          </w:tcPr>
+          <w:p>
+            <w:pPr>
+              <w:spacing w:after="0" w:line="240" w:lineRule="auto"/>
+              <w:jc w:val="center"/>
+              <w:rPr>
+                <w:rFonts w:ascii="Agency FB" w:eastAsia="Times New Roman" w:hAnsi="Agency FB" w:cs="Angsana New"/>
+                <w:b/>
+                <w:bCs/>
+                <w:color w:val="000000"/>
+                <w:kern w:val="0"/>
+                <w:sz w:val="36"/>
+                <w:szCs w:val="36"/>
+                <w:lang w:eastAsia="it-IT"/>
+              </w:rPr>
+            </w:pPr>
+          </w:p>
+        </w:tc>
       </w:tr>
       <w:tr>
         <w:trPr>
@@ -1958,7 +1973,6 @@
                 <w:lang w:eastAsia="it-IT"/>
               </w:rPr>
             </w:pPr>
-            <w:proofErr w:type="spellStart"/>
             <w:r>
               <w:rPr>
                 <w:rFonts w:ascii="Agency FB" w:eastAsia="Times New Roman" w:hAnsi="Agency FB" w:cs="Angsana New"/>
@@ -1972,7 +1986,6 @@
               </w:rPr>
               <w:t>ID_turno</w:t>
             </w:r>
-            <w:proofErr w:type="spellEnd"/>
           </w:p>
         </w:tc>
         <w:tc>
@@ -2034,29 +2047,7 @@
                 <w:lang w:eastAsia="it-IT"/>
               </w:rPr>
             </w:pPr>
-          </w:p>
-        </w:tc>
-        <w:tc>
-          <w:tcPr>
-            <w:tcW w:w="2268" w:type="dxa"/>
-            <w:tcBorders>
-              <w:top w:val="single" w:sz="12" w:space="0" w:color="000000"/>
-              <w:left w:val="single" w:sz="12" w:space="0" w:color="000000"/>
-              <w:bottom w:val="single" w:sz="12" w:space="0" w:color="000000"/>
-              <w:right w:val="single" w:sz="12" w:space="0" w:color="000000"/>
-            </w:tcBorders>
-            <w:shd w:val="clear" w:color="auto" w:fill="FFFFFF"/>
-            <w:tcMar>
-              <w:top w:w="0" w:type="dxa"/>
-              <w:left w:w="10" w:type="dxa"/>
-              <w:bottom w:w="0" w:type="dxa"/>
-              <w:right w:w="10" w:type="dxa"/>
-            </w:tcMar>
-          </w:tcPr>
-          <w:p>
-            <w:pPr>
-              <w:spacing w:after="0" w:line="240" w:lineRule="auto"/>
-              <w:jc w:val="center"/>
+            <w:r>
               <w:rPr>
                 <w:rFonts w:ascii="Agency FB" w:eastAsia="Times New Roman" w:hAnsi="Agency FB" w:cs="Angsana New"/>
                 <w:b/>
@@ -2067,12 +2058,13 @@
                 <w:szCs w:val="36"/>
                 <w:lang w:eastAsia="it-IT"/>
               </w:rPr>
-            </w:pPr>
-          </w:p>
-        </w:tc>
-        <w:tc>
-          <w:tcPr>
-            <w:tcW w:w="1939" w:type="dxa"/>
+              <w:t>Email</w:t>
+            </w:r>
+          </w:p>
+        </w:tc>
+        <w:tc>
+          <w:tcPr>
+            <w:tcW w:w="2268" w:type="dxa"/>
             <w:tcBorders>
               <w:top w:val="single" w:sz="12" w:space="0" w:color="000000"/>
               <w:left w:val="single" w:sz="12" w:space="0" w:color="000000"/>
@@ -2080,6 +2072,12 @@
               <w:right w:val="single" w:sz="12" w:space="0" w:color="000000"/>
             </w:tcBorders>
             <w:shd w:val="clear" w:color="auto" w:fill="FFFFFF"/>
+            <w:tcMar>
+              <w:top w:w="0" w:type="dxa"/>
+              <w:left w:w="10" w:type="dxa"/>
+              <w:bottom w:w="0" w:type="dxa"/>
+              <w:right w:w="10" w:type="dxa"/>
+            </w:tcMar>
           </w:tcPr>
           <w:p>
             <w:pPr>
@@ -2098,9 +2096,68 @@
             </w:pPr>
           </w:p>
         </w:tc>
+        <w:tc>
+          <w:tcPr>
+            <w:tcW w:w="1939" w:type="dxa"/>
+            <w:tcBorders>
+              <w:top w:val="single" w:sz="12" w:space="0" w:color="000000"/>
+              <w:left w:val="single" w:sz="12" w:space="0" w:color="000000"/>
+              <w:bottom w:val="single" w:sz="12" w:space="0" w:color="000000"/>
+              <w:right w:val="single" w:sz="12" w:space="0" w:color="000000"/>
+            </w:tcBorders>
+            <w:shd w:val="clear" w:color="auto" w:fill="FFFFFF"/>
+          </w:tcPr>
+          <w:p>
+            <w:pPr>
+              <w:spacing w:after="0" w:line="240" w:lineRule="auto"/>
+              <w:jc w:val="center"/>
+              <w:rPr>
+                <w:rFonts w:ascii="Agency FB" w:eastAsia="Times New Roman" w:hAnsi="Agency FB" w:cs="Angsana New"/>
+                <w:b/>
+                <w:bCs/>
+                <w:color w:val="000000"/>
+                <w:kern w:val="0"/>
+                <w:sz w:val="36"/>
+                <w:szCs w:val="36"/>
+                <w:lang w:eastAsia="it-IT"/>
+              </w:rPr>
+            </w:pPr>
+          </w:p>
+        </w:tc>
       </w:tr>
     </w:tbl>
     <w:p/>
+    <w:p>
+      <w:pPr>
+        <w:rPr>
+          <w:b/>
+          <w:bCs/>
+          <w:sz w:val="52"/>
+          <w:szCs w:val="52"/>
+          <w:highlight w:val="green"/>
+        </w:rPr>
+      </w:pPr>
+      <w:r>
+        <w:rPr>
+          <w:b/>
+          <w:bCs/>
+          <w:sz w:val="52"/>
+          <w:szCs w:val="52"/>
+          <w:highlight w:val="green"/>
+        </w:rPr>
+        <w:t xml:space="preserve">Progettazione database </w:t>
+      </w:r>
+      <w:r>
+        <w:rPr>
+          <w:b/>
+          <w:bCs/>
+          <w:sz w:val="52"/>
+          <w:szCs w:val="52"/>
+          <w:highlight w:val="green"/>
+        </w:rPr>
+        <w:t xml:space="preserve"> </w:t>
+      </w:r>
+    </w:p>
     <w:p>
       <w:pPr>
         <w:rPr>
@@ -2116,8 +2173,9 @@
           <w:bCs/>
           <w:sz w:val="52"/>
           <w:szCs w:val="52"/>
+          <w:highlight w:val="green"/>
         </w:rPr>
-        <w:t xml:space="preserve">Progettazione di un database della Palestra </w:t>
+        <w:t>della Palestra</w:t>
       </w:r>
       <w:r>
         <w:rPr>
@@ -2125,8 +2183,9 @@
           <w:bCs/>
           <w:sz w:val="52"/>
           <w:szCs w:val="52"/>
+          <w:highlight w:val="green"/>
         </w:rPr>
-        <w:t xml:space="preserve">                </w:t>
+        <w:t xml:space="preserve"> </w:t>
       </w:r>
       <w:r>
         <w:rPr>
@@ -2134,6 +2193,8 @@
           <w:bCs/>
           <w:sz w:val="52"/>
           <w:szCs w:val="52"/>
+          <w:highlight w:val="green"/>
+          <w:u w:val="single"/>
         </w:rPr>
         <w:t>ASD CONDOR</w:t>
       </w:r>
@@ -2199,7 +2260,7 @@
                     <pic:cNvPicPr/>
                   </pic:nvPicPr>
                   <pic:blipFill>
-                    <a:blip r:embed="rId6"/>
+                    <a:blip r:embed="rId7"/>
                     <a:stretch>
                       <a:fillRect/>
                     </a:stretch>
@@ -2265,7 +2326,7 @@
                     <pic:cNvPicPr/>
                   </pic:nvPicPr>
                   <pic:blipFill>
-                    <a:blip r:embed="rId7"/>
+                    <a:blip r:embed="rId8"/>
                     <a:stretch>
                       <a:fillRect/>
                     </a:stretch>
@@ -2321,25 +2382,6 @@
         <w:rPr>
           <w:b/>
           <w:bCs/>
-          <w:sz w:val="40"/>
-          <w:szCs w:val="40"/>
-        </w:rPr>
-      </w:pPr>
-      <w:r>
-        <w:rPr>
-          <w:b/>
-          <w:bCs/>
-          <w:sz w:val="40"/>
-          <w:szCs w:val="40"/>
-        </w:rPr>
-        <w:t>|</w:t>
-      </w:r>
-    </w:p>
-    <w:p>
-      <w:pPr>
-        <w:rPr>
-          <w:b/>
-          <w:bCs/>
           <w:sz w:val="28"/>
           <w:szCs w:val="28"/>
         </w:rPr>
@@ -2348,10 +2390,47 @@
         <w:rPr>
           <w:b/>
           <w:bCs/>
-          <w:sz w:val="40"/>
-          <w:szCs w:val="40"/>
+          <w:sz w:val="36"/>
+          <w:szCs w:val="36"/>
+          <w:u w:val="single"/>
         </w:rPr>
-        <w:t>|</w:t>
+        <w:t>Scopo del progetto:</w:t>
+      </w:r>
+      <w:r>
+        <w:rPr>
+          <w:b/>
+          <w:bCs/>
+          <w:sz w:val="36"/>
+          <w:szCs w:val="36"/>
+        </w:rPr>
+        <w:t xml:space="preserve"> Realizzare un sito con tutte le informazioni inerenti </w:t>
+      </w:r>
+      <w:r>
+        <w:rPr>
+          <w:b/>
+          <w:bCs/>
+          <w:sz w:val="36"/>
+          <w:szCs w:val="36"/>
+        </w:rPr>
+        <w:t>alla palestra dove si pratica lo spor</w:t>
+      </w:r>
+      <w:r>
+        <w:rPr>
+          <w:b/>
+          <w:bCs/>
+          <w:sz w:val="36"/>
+          <w:szCs w:val="36"/>
+        </w:rPr>
+        <w:t xml:space="preserve">t </w:t>
+      </w:r>
+      <w:r>
+        <w:rPr>
+          <w:b/>
+          <w:bCs/>
+          <w:sz w:val="36"/>
+          <w:szCs w:val="36"/>
+        </w:rPr>
+        <w:t>agonistico Taekwondo, residente ad Afragola.</w:t>
       </w:r>
       <w:r>
         <w:rPr>
@@ -2361,7 +2440,34 @@
           <w:szCs w:val="40"/>
         </w:rPr>
         <w:br/>
-        <w:t>|</w:t>
+      </w:r>
+      <w:r>
+        <w:rPr>
+          <w:b/>
+          <w:bCs/>
+          <w:sz w:val="28"/>
+          <w:szCs w:val="28"/>
+          <w:u w:val="single"/>
+        </w:rPr>
+        <w:t>codice es. SQL injection:</w:t>
+      </w:r>
+      <w:r>
+        <w:rPr>
+          <w:b/>
+          <w:bCs/>
+          <w:sz w:val="28"/>
+          <w:szCs w:val="28"/>
+        </w:rPr>
+        <w:t xml:space="preserve"> </w:t>
+      </w:r>
+      <w:r>
+        <w:rPr>
+          <w:b/>
+          <w:bCs/>
+          <w:sz w:val="28"/>
+          <w:szCs w:val="28"/>
+        </w:rPr>
+        <w:t>' OR 1=1 #</w:t>
       </w:r>
     </w:p>
     <w:p>
@@ -4816,17 +4922,7 @@
           <w:sz w:val="32"/>
           <w:szCs w:val="32"/>
         </w:rPr>
-        <w:t xml:space="preserve"> Un turno può avere molti atleti.</w:t>
-      </w:r>
-      <w:r>
-        <w:rPr>
-          <w:rFonts w:ascii="Bahnschrift Light" w:hAnsi="Bahnschrift Light"/>
-          <w:b/>
-          <w:bCs/>
-          <w:sz w:val="32"/>
-          <w:szCs w:val="32"/>
-        </w:rPr>
-        <w:t xml:space="preserve"> </w:t>
+        <w:t xml:space="preserve"> Un turno può avere molti atleti. </w:t>
       </w:r>
       <w:r>
         <w:rPr>
@@ -4852,18 +4948,7 @@
           <w:sz w:val="32"/>
           <w:szCs w:val="32"/>
         </w:rPr>
-        <w:t xml:space="preserve">Rapporto 1 a </w:t>
-      </w:r>
-      <w:r>
-        <w:rPr>
-          <w:rFonts w:ascii="Bahnschrift Light" w:hAnsi="Bahnschrift Light"/>
-          <w:b/>
-          <w:bCs/>
-          <w:color w:val="4472C4"/>
-          <w:sz w:val="32"/>
-          <w:szCs w:val="32"/>
-        </w:rPr>
-        <w:t>N</w:t>
+        <w:t>Rapporto 1 a N</w:t>
       </w:r>
     </w:p>
     <w:p>
@@ -5969,6 +6054,14 @@
     <w:p>
       <w:pPr>
         <w:jc w:val="center"/>
+        <w:rPr>
+          <w:rFonts w:ascii="Bahnschrift Light" w:hAnsi="Bahnschrift Light"/>
+          <w:b/>
+          <w:bCs/>
+          <w:color w:val="4472C4"/>
+          <w:sz w:val="32"/>
+          <w:szCs w:val="32"/>
+        </w:rPr>
       </w:pPr>
       <w:r>
         <w:rPr>
@@ -6044,6 +6137,6343 @@
         </w:rPr>
         <w:t xml:space="preserve"> (Tabella di intermezzo Gara_Iscrizioni)</w:t>
       </w:r>
+      <w:r>
+        <w:rPr>
+          <w:rFonts w:ascii="Agency FB" w:hAnsi="Agency FB"/>
+          <w:b/>
+          <w:bCs/>
+          <w:sz w:val="52"/>
+          <w:szCs w:val="52"/>
+        </w:rPr>
+        <w:t xml:space="preserve"> </w:t>
+      </w:r>
+    </w:p>
+    <w:p>
+      <w:pPr>
+        <w:rPr>
+          <w:rFonts w:ascii="Agency FB" w:hAnsi="Agency FB"/>
+          <w:b/>
+          <w:bCs/>
+          <w:i/>
+          <w:iCs/>
+          <w:sz w:val="52"/>
+          <w:szCs w:val="52"/>
+          <w:u w:val="single"/>
+        </w:rPr>
+      </w:pPr>
+      <w:r>
+        <w:rPr>
+          <w:rFonts w:ascii="Agency FB" w:hAnsi="Agency FB"/>
+          <w:b/>
+          <w:bCs/>
+          <w:sz w:val="52"/>
+          <w:szCs w:val="52"/>
+        </w:rPr>
+        <w:lastRenderedPageBreak/>
+        <w:t xml:space="preserve">Progettazione </w:t>
+      </w:r>
+      <w:r>
+        <w:rPr>
+          <w:rFonts w:ascii="Agency FB" w:hAnsi="Agency FB"/>
+          <w:b/>
+          <w:bCs/>
+          <w:sz w:val="52"/>
+          <w:szCs w:val="52"/>
+        </w:rPr>
+        <w:t xml:space="preserve">logica:   </w:t>
+      </w:r>
+      <w:r>
+        <w:rPr>
+          <w:rFonts w:ascii="Agency FB" w:hAnsi="Agency FB"/>
+          <w:b/>
+          <w:bCs/>
+          <w:i/>
+          <w:iCs/>
+          <w:color w:val="5B9BD5" w:themeColor="accent5"/>
+          <w:sz w:val="52"/>
+          <w:szCs w:val="52"/>
+          <w:u w:val="single"/>
+        </w:rPr>
+        <w:t>Entità Atleti</w:t>
+      </w:r>
+    </w:p>
+    <w:tbl>
+      <w:tblPr>
+        <w:tblW w:w="5000" w:type="pct"/>
+        <w:tblLayout w:type="fixed"/>
+        <w:tblCellMar>
+          <w:left w:w="10" w:type="dxa"/>
+          <w:right w:w="10" w:type="dxa"/>
+        </w:tblCellMar>
+        <w:tblLook w:val="04A0" w:firstRow="1" w:lastRow="0" w:firstColumn="1" w:lastColumn="0" w:noHBand="0" w:noVBand="1"/>
+      </w:tblPr>
+      <w:tblGrid>
+        <w:gridCol w:w="2828"/>
+        <w:gridCol w:w="2267"/>
+        <w:gridCol w:w="1988"/>
+        <w:gridCol w:w="2545"/>
+      </w:tblGrid>
+      <w:tr>
+        <w:trPr>
+          <w:trHeight w:val="879"/>
+        </w:trPr>
+        <w:tc>
+          <w:tcPr>
+            <w:tcW w:w="2828" w:type="dxa"/>
+            <w:tcBorders>
+              <w:top w:val="single" w:sz="4" w:space="0" w:color="000000"/>
+              <w:left w:val="single" w:sz="4" w:space="0" w:color="000000"/>
+              <w:bottom w:val="single" w:sz="4" w:space="0" w:color="000000"/>
+              <w:right w:val="single" w:sz="4" w:space="0" w:color="000000"/>
+            </w:tcBorders>
+            <w:shd w:val="clear" w:color="auto" w:fill="E7E6E6"/>
+            <w:tcMar>
+              <w:top w:w="0" w:type="dxa"/>
+              <w:left w:w="108" w:type="dxa"/>
+              <w:bottom w:w="0" w:type="dxa"/>
+              <w:right w:w="108" w:type="dxa"/>
+            </w:tcMar>
+            <w:hideMark/>
+          </w:tcPr>
+          <w:p>
+            <w:pPr>
+              <w:rPr>
+                <w:rFonts w:ascii="Agency FB" w:hAnsi="Agency FB"/>
+                <w:b/>
+                <w:bCs/>
+                <w:sz w:val="52"/>
+                <w:szCs w:val="52"/>
+                <w:u w:val="single"/>
+              </w:rPr>
+            </w:pPr>
+            <w:r>
+              <w:rPr>
+                <w:rFonts w:ascii="Agency FB" w:hAnsi="Agency FB"/>
+                <w:b/>
+                <w:bCs/>
+                <w:sz w:val="52"/>
+                <w:szCs w:val="52"/>
+                <w:u w:val="single"/>
+              </w:rPr>
+              <w:t>Nome campo</w:t>
+            </w:r>
+          </w:p>
+        </w:tc>
+        <w:tc>
+          <w:tcPr>
+            <w:tcW w:w="2267" w:type="dxa"/>
+            <w:tcBorders>
+              <w:top w:val="single" w:sz="4" w:space="0" w:color="000000"/>
+              <w:left w:val="single" w:sz="4" w:space="0" w:color="000000"/>
+              <w:bottom w:val="single" w:sz="4" w:space="0" w:color="000000"/>
+              <w:right w:val="single" w:sz="4" w:space="0" w:color="000000"/>
+            </w:tcBorders>
+            <w:shd w:val="clear" w:color="auto" w:fill="E7E6E6"/>
+            <w:tcMar>
+              <w:top w:w="0" w:type="dxa"/>
+              <w:left w:w="108" w:type="dxa"/>
+              <w:bottom w:w="0" w:type="dxa"/>
+              <w:right w:w="108" w:type="dxa"/>
+            </w:tcMar>
+            <w:hideMark/>
+          </w:tcPr>
+          <w:p>
+            <w:pPr>
+              <w:rPr>
+                <w:rFonts w:ascii="Agency FB" w:hAnsi="Agency FB"/>
+                <w:b/>
+                <w:bCs/>
+                <w:sz w:val="52"/>
+                <w:szCs w:val="52"/>
+                <w:u w:val="single"/>
+              </w:rPr>
+            </w:pPr>
+            <w:r>
+              <w:rPr>
+                <w:rFonts w:ascii="Agency FB" w:hAnsi="Agency FB"/>
+                <w:b/>
+                <w:bCs/>
+                <w:sz w:val="52"/>
+                <w:szCs w:val="52"/>
+                <w:u w:val="single"/>
+              </w:rPr>
+              <w:t>Tipo dati</w:t>
+            </w:r>
+          </w:p>
+        </w:tc>
+        <w:tc>
+          <w:tcPr>
+            <w:tcW w:w="1988" w:type="dxa"/>
+            <w:tcBorders>
+              <w:top w:val="single" w:sz="4" w:space="0" w:color="000000"/>
+              <w:left w:val="single" w:sz="4" w:space="0" w:color="000000"/>
+              <w:bottom w:val="single" w:sz="4" w:space="0" w:color="000000"/>
+              <w:right w:val="single" w:sz="4" w:space="0" w:color="000000"/>
+            </w:tcBorders>
+            <w:shd w:val="clear" w:color="auto" w:fill="E7E6E6"/>
+            <w:tcMar>
+              <w:top w:w="0" w:type="dxa"/>
+              <w:left w:w="108" w:type="dxa"/>
+              <w:bottom w:w="0" w:type="dxa"/>
+              <w:right w:w="108" w:type="dxa"/>
+            </w:tcMar>
+            <w:hideMark/>
+          </w:tcPr>
+          <w:p>
+            <w:pPr>
+              <w:rPr>
+                <w:rFonts w:ascii="Agency FB" w:hAnsi="Agency FB"/>
+                <w:b/>
+                <w:bCs/>
+                <w:sz w:val="52"/>
+                <w:szCs w:val="52"/>
+                <w:u w:val="single"/>
+              </w:rPr>
+            </w:pPr>
+            <w:r>
+              <w:rPr>
+                <w:rFonts w:ascii="Agency FB" w:hAnsi="Agency FB"/>
+                <w:b/>
+                <w:bCs/>
+                <w:sz w:val="52"/>
+                <w:szCs w:val="52"/>
+                <w:u w:val="single"/>
+              </w:rPr>
+              <w:t>Dimensione campo</w:t>
+            </w:r>
+          </w:p>
+        </w:tc>
+        <w:tc>
+          <w:tcPr>
+            <w:tcW w:w="2545" w:type="dxa"/>
+            <w:tcBorders>
+              <w:top w:val="single" w:sz="4" w:space="0" w:color="000000"/>
+              <w:left w:val="single" w:sz="4" w:space="0" w:color="000000"/>
+              <w:bottom w:val="single" w:sz="4" w:space="0" w:color="000000"/>
+              <w:right w:val="single" w:sz="4" w:space="0" w:color="000000"/>
+            </w:tcBorders>
+            <w:shd w:val="clear" w:color="auto" w:fill="E7E6E6"/>
+            <w:tcMar>
+              <w:top w:w="0" w:type="dxa"/>
+              <w:left w:w="108" w:type="dxa"/>
+              <w:bottom w:w="0" w:type="dxa"/>
+              <w:right w:w="108" w:type="dxa"/>
+            </w:tcMar>
+            <w:hideMark/>
+          </w:tcPr>
+          <w:p>
+            <w:pPr>
+              <w:rPr>
+                <w:rFonts w:ascii="Agency FB" w:hAnsi="Agency FB"/>
+                <w:b/>
+                <w:bCs/>
+                <w:sz w:val="52"/>
+                <w:szCs w:val="52"/>
+                <w:u w:val="single"/>
+              </w:rPr>
+            </w:pPr>
+            <w:r>
+              <w:rPr>
+                <w:rFonts w:ascii="Agency FB" w:hAnsi="Agency FB"/>
+                <w:b/>
+                <w:bCs/>
+                <w:sz w:val="52"/>
+                <w:szCs w:val="52"/>
+                <w:u w:val="single"/>
+              </w:rPr>
+              <w:t>Codifica caratteri</w:t>
+            </w:r>
+          </w:p>
+        </w:tc>
+      </w:tr>
+      <w:tr>
+        <w:trPr>
+          <w:trHeight w:val="905"/>
+        </w:trPr>
+        <w:tc>
+          <w:tcPr>
+            <w:tcW w:w="2828" w:type="dxa"/>
+            <w:tcBorders>
+              <w:top w:val="single" w:sz="4" w:space="0" w:color="000000"/>
+              <w:left w:val="single" w:sz="4" w:space="0" w:color="000000"/>
+              <w:bottom w:val="single" w:sz="4" w:space="0" w:color="000000"/>
+              <w:right w:val="single" w:sz="4" w:space="0" w:color="000000"/>
+            </w:tcBorders>
+            <w:shd w:val="clear" w:color="auto" w:fill="FFFFFF"/>
+            <w:tcMar>
+              <w:top w:w="0" w:type="dxa"/>
+              <w:left w:w="108" w:type="dxa"/>
+              <w:bottom w:w="0" w:type="dxa"/>
+              <w:right w:w="108" w:type="dxa"/>
+            </w:tcMar>
+          </w:tcPr>
+          <w:p>
+            <w:pPr>
+              <w:rPr>
+                <w:rFonts w:ascii="Agency FB" w:hAnsi="Agency FB"/>
+                <w:b/>
+                <w:bCs/>
+                <w:sz w:val="52"/>
+                <w:szCs w:val="52"/>
+              </w:rPr>
+            </w:pPr>
+            <w:r>
+              <w:rPr>
+                <w:rFonts w:ascii="Agency FB" w:hAnsi="Agency FB"/>
+                <w:b/>
+                <w:bCs/>
+                <w:sz w:val="52"/>
+                <w:szCs w:val="52"/>
+              </w:rPr>
+              <w:t xml:space="preserve">Nome </w:t>
+            </w:r>
+          </w:p>
+          <w:p>
+            <w:pPr>
+              <w:rPr>
+                <w:rFonts w:ascii="Agency FB" w:hAnsi="Agency FB"/>
+                <w:b/>
+                <w:bCs/>
+                <w:sz w:val="52"/>
+                <w:szCs w:val="52"/>
+              </w:rPr>
+            </w:pPr>
+          </w:p>
+        </w:tc>
+        <w:tc>
+          <w:tcPr>
+            <w:tcW w:w="2267" w:type="dxa"/>
+            <w:tcBorders>
+              <w:top w:val="single" w:sz="4" w:space="0" w:color="000000"/>
+              <w:left w:val="single" w:sz="4" w:space="0" w:color="000000"/>
+              <w:bottom w:val="single" w:sz="4" w:space="0" w:color="000000"/>
+              <w:right w:val="single" w:sz="4" w:space="0" w:color="000000"/>
+            </w:tcBorders>
+            <w:tcMar>
+              <w:top w:w="0" w:type="dxa"/>
+              <w:left w:w="108" w:type="dxa"/>
+              <w:bottom w:w="0" w:type="dxa"/>
+              <w:right w:w="108" w:type="dxa"/>
+            </w:tcMar>
+            <w:hideMark/>
+          </w:tcPr>
+          <w:p>
+            <w:pPr>
+              <w:rPr>
+                <w:rFonts w:ascii="Agency FB" w:hAnsi="Agency FB"/>
+                <w:b/>
+                <w:bCs/>
+                <w:sz w:val="52"/>
+                <w:szCs w:val="52"/>
+              </w:rPr>
+            </w:pPr>
+            <w:r>
+              <w:rPr>
+                <w:rFonts w:ascii="Agency FB" w:hAnsi="Agency FB"/>
+                <w:b/>
+                <w:bCs/>
+                <w:sz w:val="52"/>
+                <w:szCs w:val="52"/>
+              </w:rPr>
+              <w:t>Varchar</w:t>
+            </w:r>
+          </w:p>
+        </w:tc>
+        <w:tc>
+          <w:tcPr>
+            <w:tcW w:w="1988" w:type="dxa"/>
+            <w:tcBorders>
+              <w:top w:val="single" w:sz="4" w:space="0" w:color="000000"/>
+              <w:left w:val="single" w:sz="4" w:space="0" w:color="000000"/>
+              <w:bottom w:val="single" w:sz="4" w:space="0" w:color="000000"/>
+              <w:right w:val="single" w:sz="4" w:space="0" w:color="000000"/>
+            </w:tcBorders>
+            <w:tcMar>
+              <w:top w:w="0" w:type="dxa"/>
+              <w:left w:w="108" w:type="dxa"/>
+              <w:bottom w:w="0" w:type="dxa"/>
+              <w:right w:w="108" w:type="dxa"/>
+            </w:tcMar>
+            <w:hideMark/>
+          </w:tcPr>
+          <w:p>
+            <w:pPr>
+              <w:rPr>
+                <w:rFonts w:ascii="Agency FB" w:hAnsi="Agency FB"/>
+                <w:b/>
+                <w:bCs/>
+                <w:sz w:val="52"/>
+                <w:szCs w:val="52"/>
+              </w:rPr>
+            </w:pPr>
+            <w:r>
+              <w:rPr>
+                <w:rFonts w:ascii="Agency FB" w:hAnsi="Agency FB"/>
+                <w:b/>
+                <w:bCs/>
+                <w:sz w:val="52"/>
+                <w:szCs w:val="52"/>
+              </w:rPr>
+              <w:t>50</w:t>
+            </w:r>
+          </w:p>
+        </w:tc>
+        <w:tc>
+          <w:tcPr>
+            <w:tcW w:w="2545" w:type="dxa"/>
+            <w:tcBorders>
+              <w:top w:val="single" w:sz="4" w:space="0" w:color="000000"/>
+              <w:left w:val="single" w:sz="4" w:space="0" w:color="000000"/>
+              <w:bottom w:val="single" w:sz="4" w:space="0" w:color="000000"/>
+              <w:right w:val="single" w:sz="4" w:space="0" w:color="000000"/>
+            </w:tcBorders>
+            <w:tcMar>
+              <w:top w:w="0" w:type="dxa"/>
+              <w:left w:w="108" w:type="dxa"/>
+              <w:bottom w:w="0" w:type="dxa"/>
+              <w:right w:w="108" w:type="dxa"/>
+            </w:tcMar>
+          </w:tcPr>
+          <w:p>
+            <w:pPr>
+              <w:rPr>
+                <w:rFonts w:ascii="Agency FB" w:hAnsi="Agency FB"/>
+                <w:b/>
+                <w:bCs/>
+                <w:sz w:val="52"/>
+                <w:szCs w:val="52"/>
+              </w:rPr>
+            </w:pPr>
+            <w:r>
+              <w:rPr>
+                <w:rFonts w:ascii="Agency FB" w:hAnsi="Agency FB"/>
+                <w:b/>
+                <w:bCs/>
+                <w:sz w:val="44"/>
+                <w:szCs w:val="44"/>
+              </w:rPr>
+              <w:t>utf8mb4_general_ci</w:t>
+            </w:r>
+          </w:p>
+        </w:tc>
+      </w:tr>
+      <w:tr>
+        <w:trPr>
+          <w:trHeight w:val="831"/>
+        </w:trPr>
+        <w:tc>
+          <w:tcPr>
+            <w:tcW w:w="2828" w:type="dxa"/>
+            <w:tcBorders>
+              <w:top w:val="single" w:sz="4" w:space="0" w:color="000000"/>
+              <w:left w:val="single" w:sz="4" w:space="0" w:color="000000"/>
+              <w:bottom w:val="single" w:sz="4" w:space="0" w:color="000000"/>
+              <w:right w:val="single" w:sz="4" w:space="0" w:color="000000"/>
+            </w:tcBorders>
+            <w:shd w:val="clear" w:color="auto" w:fill="FFFFFF"/>
+            <w:tcMar>
+              <w:top w:w="0" w:type="dxa"/>
+              <w:left w:w="108" w:type="dxa"/>
+              <w:bottom w:w="0" w:type="dxa"/>
+              <w:right w:w="108" w:type="dxa"/>
+            </w:tcMar>
+          </w:tcPr>
+          <w:p>
+            <w:pPr>
+              <w:rPr>
+                <w:rFonts w:ascii="Agency FB" w:hAnsi="Agency FB"/>
+                <w:b/>
+                <w:bCs/>
+                <w:sz w:val="52"/>
+                <w:szCs w:val="52"/>
+              </w:rPr>
+            </w:pPr>
+            <w:r>
+              <w:rPr>
+                <w:rFonts w:ascii="Agency FB" w:hAnsi="Agency FB"/>
+                <w:b/>
+                <w:bCs/>
+                <w:sz w:val="52"/>
+                <w:szCs w:val="52"/>
+              </w:rPr>
+              <w:t>Cognome</w:t>
+            </w:r>
+          </w:p>
+        </w:tc>
+        <w:tc>
+          <w:tcPr>
+            <w:tcW w:w="2267" w:type="dxa"/>
+            <w:tcBorders>
+              <w:top w:val="single" w:sz="4" w:space="0" w:color="000000"/>
+              <w:left w:val="single" w:sz="4" w:space="0" w:color="000000"/>
+              <w:bottom w:val="single" w:sz="4" w:space="0" w:color="000000"/>
+              <w:right w:val="single" w:sz="4" w:space="0" w:color="000000"/>
+            </w:tcBorders>
+            <w:shd w:val="clear" w:color="auto" w:fill="FFFFFF"/>
+            <w:tcMar>
+              <w:top w:w="0" w:type="dxa"/>
+              <w:left w:w="108" w:type="dxa"/>
+              <w:bottom w:w="0" w:type="dxa"/>
+              <w:right w:w="108" w:type="dxa"/>
+            </w:tcMar>
+            <w:hideMark/>
+          </w:tcPr>
+          <w:p>
+            <w:pPr>
+              <w:rPr>
+                <w:rFonts w:ascii="Agency FB" w:hAnsi="Agency FB"/>
+                <w:b/>
+                <w:bCs/>
+                <w:sz w:val="52"/>
+                <w:szCs w:val="52"/>
+              </w:rPr>
+            </w:pPr>
+            <w:r>
+              <w:rPr>
+                <w:rFonts w:ascii="Agency FB" w:hAnsi="Agency FB"/>
+                <w:b/>
+                <w:bCs/>
+                <w:sz w:val="52"/>
+                <w:szCs w:val="52"/>
+              </w:rPr>
+              <w:t>Varchar</w:t>
+            </w:r>
+          </w:p>
+        </w:tc>
+        <w:tc>
+          <w:tcPr>
+            <w:tcW w:w="1988" w:type="dxa"/>
+            <w:tcBorders>
+              <w:top w:val="single" w:sz="4" w:space="0" w:color="000000"/>
+              <w:left w:val="single" w:sz="4" w:space="0" w:color="000000"/>
+              <w:bottom w:val="single" w:sz="4" w:space="0" w:color="000000"/>
+              <w:right w:val="single" w:sz="4" w:space="0" w:color="000000"/>
+            </w:tcBorders>
+            <w:shd w:val="clear" w:color="auto" w:fill="FFFFFF"/>
+            <w:tcMar>
+              <w:top w:w="0" w:type="dxa"/>
+              <w:left w:w="108" w:type="dxa"/>
+              <w:bottom w:w="0" w:type="dxa"/>
+              <w:right w:w="108" w:type="dxa"/>
+            </w:tcMar>
+            <w:hideMark/>
+          </w:tcPr>
+          <w:p>
+            <w:pPr>
+              <w:rPr>
+                <w:rFonts w:ascii="Agency FB" w:hAnsi="Agency FB"/>
+                <w:b/>
+                <w:bCs/>
+                <w:sz w:val="52"/>
+                <w:szCs w:val="52"/>
+              </w:rPr>
+            </w:pPr>
+            <w:r>
+              <w:rPr>
+                <w:rFonts w:ascii="Agency FB" w:hAnsi="Agency FB"/>
+                <w:b/>
+                <w:bCs/>
+                <w:sz w:val="52"/>
+                <w:szCs w:val="52"/>
+              </w:rPr>
+              <w:t>50</w:t>
+            </w:r>
+          </w:p>
+        </w:tc>
+        <w:tc>
+          <w:tcPr>
+            <w:tcW w:w="2545" w:type="dxa"/>
+            <w:tcBorders>
+              <w:top w:val="single" w:sz="4" w:space="0" w:color="000000"/>
+              <w:left w:val="single" w:sz="4" w:space="0" w:color="000000"/>
+              <w:bottom w:val="single" w:sz="4" w:space="0" w:color="000000"/>
+              <w:right w:val="single" w:sz="4" w:space="0" w:color="000000"/>
+            </w:tcBorders>
+            <w:shd w:val="clear" w:color="auto" w:fill="FFFFFF"/>
+            <w:tcMar>
+              <w:top w:w="0" w:type="dxa"/>
+              <w:left w:w="108" w:type="dxa"/>
+              <w:bottom w:w="0" w:type="dxa"/>
+              <w:right w:w="108" w:type="dxa"/>
+            </w:tcMar>
+          </w:tcPr>
+          <w:p>
+            <w:pPr>
+              <w:rPr>
+                <w:rFonts w:ascii="Agency FB" w:hAnsi="Agency FB"/>
+                <w:b/>
+                <w:bCs/>
+                <w:sz w:val="52"/>
+                <w:szCs w:val="52"/>
+              </w:rPr>
+            </w:pPr>
+            <w:r>
+              <w:rPr>
+                <w:rFonts w:ascii="Agency FB" w:hAnsi="Agency FB"/>
+                <w:b/>
+                <w:bCs/>
+                <w:sz w:val="44"/>
+                <w:szCs w:val="44"/>
+              </w:rPr>
+              <w:t>utf8mb4_general_ci</w:t>
+            </w:r>
+          </w:p>
+        </w:tc>
+      </w:tr>
+      <w:tr>
+        <w:trPr>
+          <w:trHeight w:val="939"/>
+        </w:trPr>
+        <w:tc>
+          <w:tcPr>
+            <w:tcW w:w="2828" w:type="dxa"/>
+            <w:tcBorders>
+              <w:top w:val="single" w:sz="4" w:space="0" w:color="000000"/>
+              <w:left w:val="single" w:sz="4" w:space="0" w:color="000000"/>
+              <w:bottom w:val="single" w:sz="4" w:space="0" w:color="000000"/>
+              <w:right w:val="single" w:sz="4" w:space="0" w:color="000000"/>
+            </w:tcBorders>
+            <w:shd w:val="clear" w:color="auto" w:fill="FFFFFF"/>
+            <w:tcMar>
+              <w:top w:w="0" w:type="dxa"/>
+              <w:left w:w="108" w:type="dxa"/>
+              <w:bottom w:w="0" w:type="dxa"/>
+              <w:right w:w="108" w:type="dxa"/>
+            </w:tcMar>
+          </w:tcPr>
+          <w:p>
+            <w:pPr>
+              <w:rPr>
+                <w:rFonts w:ascii="Agency FB" w:hAnsi="Agency FB"/>
+                <w:b/>
+                <w:bCs/>
+                <w:sz w:val="52"/>
+                <w:szCs w:val="52"/>
+              </w:rPr>
+            </w:pPr>
+            <w:r>
+              <w:rPr>
+                <w:rFonts w:ascii="Agency FB" w:hAnsi="Agency FB"/>
+                <w:b/>
+                <w:bCs/>
+                <w:sz w:val="52"/>
+                <w:szCs w:val="52"/>
+              </w:rPr>
+              <w:t>Turno</w:t>
+            </w:r>
+          </w:p>
+        </w:tc>
+        <w:tc>
+          <w:tcPr>
+            <w:tcW w:w="2267" w:type="dxa"/>
+            <w:tcBorders>
+              <w:top w:val="single" w:sz="4" w:space="0" w:color="000000"/>
+              <w:left w:val="single" w:sz="4" w:space="0" w:color="000000"/>
+              <w:bottom w:val="single" w:sz="4" w:space="0" w:color="000000"/>
+              <w:right w:val="single" w:sz="4" w:space="0" w:color="000000"/>
+            </w:tcBorders>
+            <w:shd w:val="clear" w:color="auto" w:fill="FFFFFF"/>
+            <w:tcMar>
+              <w:top w:w="0" w:type="dxa"/>
+              <w:left w:w="108" w:type="dxa"/>
+              <w:bottom w:w="0" w:type="dxa"/>
+              <w:right w:w="108" w:type="dxa"/>
+            </w:tcMar>
+          </w:tcPr>
+          <w:p>
+            <w:pPr>
+              <w:rPr>
+                <w:rFonts w:ascii="Agency FB" w:hAnsi="Agency FB"/>
+                <w:b/>
+                <w:bCs/>
+                <w:sz w:val="52"/>
+                <w:szCs w:val="52"/>
+              </w:rPr>
+            </w:pPr>
+            <w:r>
+              <w:rPr>
+                <w:rFonts w:ascii="Agency FB" w:hAnsi="Agency FB"/>
+                <w:b/>
+                <w:bCs/>
+                <w:sz w:val="52"/>
+                <w:szCs w:val="52"/>
+              </w:rPr>
+              <w:t>Int</w:t>
+            </w:r>
+          </w:p>
+        </w:tc>
+        <w:tc>
+          <w:tcPr>
+            <w:tcW w:w="1988" w:type="dxa"/>
+            <w:tcBorders>
+              <w:top w:val="single" w:sz="4" w:space="0" w:color="000000"/>
+              <w:left w:val="single" w:sz="4" w:space="0" w:color="000000"/>
+              <w:bottom w:val="single" w:sz="4" w:space="0" w:color="000000"/>
+              <w:right w:val="single" w:sz="4" w:space="0" w:color="000000"/>
+            </w:tcBorders>
+            <w:shd w:val="clear" w:color="auto" w:fill="FFFFFF"/>
+            <w:tcMar>
+              <w:top w:w="0" w:type="dxa"/>
+              <w:left w:w="108" w:type="dxa"/>
+              <w:bottom w:w="0" w:type="dxa"/>
+              <w:right w:w="108" w:type="dxa"/>
+            </w:tcMar>
+          </w:tcPr>
+          <w:p>
+            <w:pPr>
+              <w:rPr>
+                <w:rFonts w:ascii="Agency FB" w:hAnsi="Agency FB"/>
+                <w:b/>
+                <w:bCs/>
+                <w:sz w:val="52"/>
+                <w:szCs w:val="52"/>
+              </w:rPr>
+            </w:pPr>
+            <w:r>
+              <w:rPr>
+                <w:rFonts w:ascii="Agency FB" w:hAnsi="Agency FB"/>
+                <w:b/>
+                <w:bCs/>
+                <w:sz w:val="52"/>
+                <w:szCs w:val="52"/>
+              </w:rPr>
+              <w:t>11</w:t>
+            </w:r>
+          </w:p>
+        </w:tc>
+        <w:tc>
+          <w:tcPr>
+            <w:tcW w:w="2545" w:type="dxa"/>
+            <w:tcBorders>
+              <w:top w:val="single" w:sz="4" w:space="0" w:color="000000"/>
+              <w:left w:val="single" w:sz="4" w:space="0" w:color="000000"/>
+              <w:bottom w:val="single" w:sz="4" w:space="0" w:color="000000"/>
+              <w:right w:val="single" w:sz="4" w:space="0" w:color="000000"/>
+            </w:tcBorders>
+            <w:shd w:val="clear" w:color="auto" w:fill="FFFFFF"/>
+            <w:tcMar>
+              <w:top w:w="0" w:type="dxa"/>
+              <w:left w:w="108" w:type="dxa"/>
+              <w:bottom w:w="0" w:type="dxa"/>
+              <w:right w:w="108" w:type="dxa"/>
+            </w:tcMar>
+          </w:tcPr>
+          <w:p>
+            <w:pPr>
+              <w:rPr>
+                <w:rFonts w:ascii="Agency FB" w:hAnsi="Agency FB"/>
+                <w:b/>
+                <w:bCs/>
+                <w:sz w:val="52"/>
+                <w:szCs w:val="52"/>
+              </w:rPr>
+            </w:pPr>
+          </w:p>
+        </w:tc>
+      </w:tr>
+      <w:tr>
+        <w:trPr>
+          <w:trHeight w:val="847"/>
+        </w:trPr>
+        <w:tc>
+          <w:tcPr>
+            <w:tcW w:w="2828" w:type="dxa"/>
+            <w:tcBorders>
+              <w:top w:val="single" w:sz="4" w:space="0" w:color="000000"/>
+              <w:left w:val="single" w:sz="4" w:space="0" w:color="000000"/>
+              <w:bottom w:val="single" w:sz="4" w:space="0" w:color="000000"/>
+              <w:right w:val="single" w:sz="4" w:space="0" w:color="000000"/>
+            </w:tcBorders>
+            <w:shd w:val="clear" w:color="auto" w:fill="FFFFFF"/>
+            <w:tcMar>
+              <w:top w:w="0" w:type="dxa"/>
+              <w:left w:w="108" w:type="dxa"/>
+              <w:bottom w:w="0" w:type="dxa"/>
+              <w:right w:w="108" w:type="dxa"/>
+            </w:tcMar>
+          </w:tcPr>
+          <w:p>
+            <w:pPr>
+              <w:rPr>
+                <w:rFonts w:ascii="Agency FB" w:hAnsi="Agency FB"/>
+                <w:b/>
+                <w:bCs/>
+                <w:sz w:val="52"/>
+                <w:szCs w:val="52"/>
+              </w:rPr>
+            </w:pPr>
+            <w:r>
+              <w:rPr>
+                <w:rFonts w:ascii="Agency FB" w:hAnsi="Agency FB"/>
+                <w:b/>
+                <w:bCs/>
+                <w:sz w:val="52"/>
+                <w:szCs w:val="52"/>
+              </w:rPr>
+              <w:t>Numero_tesseramento</w:t>
+            </w:r>
+          </w:p>
+        </w:tc>
+        <w:tc>
+          <w:tcPr>
+            <w:tcW w:w="2267" w:type="dxa"/>
+            <w:tcBorders>
+              <w:top w:val="single" w:sz="4" w:space="0" w:color="000000"/>
+              <w:left w:val="single" w:sz="4" w:space="0" w:color="000000"/>
+              <w:bottom w:val="single" w:sz="4" w:space="0" w:color="000000"/>
+              <w:right w:val="single" w:sz="4" w:space="0" w:color="000000"/>
+            </w:tcBorders>
+            <w:shd w:val="clear" w:color="auto" w:fill="FFFFFF"/>
+            <w:tcMar>
+              <w:top w:w="0" w:type="dxa"/>
+              <w:left w:w="108" w:type="dxa"/>
+              <w:bottom w:w="0" w:type="dxa"/>
+              <w:right w:w="108" w:type="dxa"/>
+            </w:tcMar>
+          </w:tcPr>
+          <w:p>
+            <w:pPr>
+              <w:rPr>
+                <w:rFonts w:ascii="Agency FB" w:hAnsi="Agency FB"/>
+                <w:b/>
+                <w:bCs/>
+                <w:sz w:val="52"/>
+                <w:szCs w:val="52"/>
+              </w:rPr>
+            </w:pPr>
+            <w:r>
+              <w:rPr>
+                <w:rFonts w:ascii="Agency FB" w:hAnsi="Agency FB"/>
+                <w:b/>
+                <w:bCs/>
+                <w:sz w:val="52"/>
+                <w:szCs w:val="52"/>
+              </w:rPr>
+              <w:t>Varchar</w:t>
+            </w:r>
+          </w:p>
+        </w:tc>
+        <w:tc>
+          <w:tcPr>
+            <w:tcW w:w="1988" w:type="dxa"/>
+            <w:tcBorders>
+              <w:top w:val="single" w:sz="4" w:space="0" w:color="000000"/>
+              <w:left w:val="single" w:sz="4" w:space="0" w:color="000000"/>
+              <w:bottom w:val="single" w:sz="4" w:space="0" w:color="000000"/>
+              <w:right w:val="single" w:sz="4" w:space="0" w:color="000000"/>
+            </w:tcBorders>
+            <w:shd w:val="clear" w:color="auto" w:fill="FFFFFF"/>
+            <w:tcMar>
+              <w:top w:w="0" w:type="dxa"/>
+              <w:left w:w="108" w:type="dxa"/>
+              <w:bottom w:w="0" w:type="dxa"/>
+              <w:right w:w="108" w:type="dxa"/>
+            </w:tcMar>
+          </w:tcPr>
+          <w:p>
+            <w:pPr>
+              <w:rPr>
+                <w:rFonts w:ascii="Agency FB" w:hAnsi="Agency FB"/>
+                <w:b/>
+                <w:bCs/>
+                <w:sz w:val="52"/>
+                <w:szCs w:val="52"/>
+              </w:rPr>
+            </w:pPr>
+            <w:r>
+              <w:rPr>
+                <w:rFonts w:ascii="Agency FB" w:hAnsi="Agency FB"/>
+                <w:b/>
+                <w:bCs/>
+                <w:sz w:val="52"/>
+                <w:szCs w:val="52"/>
+              </w:rPr>
+              <w:t>50</w:t>
+            </w:r>
+          </w:p>
+        </w:tc>
+        <w:tc>
+          <w:tcPr>
+            <w:tcW w:w="2545" w:type="dxa"/>
+            <w:tcBorders>
+              <w:top w:val="single" w:sz="4" w:space="0" w:color="000000"/>
+              <w:left w:val="single" w:sz="4" w:space="0" w:color="000000"/>
+              <w:bottom w:val="single" w:sz="4" w:space="0" w:color="000000"/>
+              <w:right w:val="single" w:sz="4" w:space="0" w:color="000000"/>
+            </w:tcBorders>
+            <w:shd w:val="clear" w:color="auto" w:fill="FFFFFF"/>
+            <w:tcMar>
+              <w:top w:w="0" w:type="dxa"/>
+              <w:left w:w="108" w:type="dxa"/>
+              <w:bottom w:w="0" w:type="dxa"/>
+              <w:right w:w="108" w:type="dxa"/>
+            </w:tcMar>
+          </w:tcPr>
+          <w:p>
+            <w:pPr>
+              <w:rPr>
+                <w:rFonts w:ascii="Agency FB" w:hAnsi="Agency FB"/>
+                <w:b/>
+                <w:bCs/>
+                <w:sz w:val="52"/>
+                <w:szCs w:val="52"/>
+              </w:rPr>
+            </w:pPr>
+            <w:r>
+              <w:rPr>
+                <w:rFonts w:ascii="Agency FB" w:hAnsi="Agency FB"/>
+                <w:b/>
+                <w:bCs/>
+                <w:sz w:val="44"/>
+                <w:szCs w:val="44"/>
+              </w:rPr>
+              <w:t>utf8mb4_general_ci</w:t>
+            </w:r>
+          </w:p>
+        </w:tc>
+      </w:tr>
+      <w:tr>
+        <w:trPr>
+          <w:trHeight w:val="853"/>
+        </w:trPr>
+        <w:tc>
+          <w:tcPr>
+            <w:tcW w:w="2828" w:type="dxa"/>
+            <w:tcBorders>
+              <w:top w:val="single" w:sz="4" w:space="0" w:color="000000"/>
+              <w:left w:val="single" w:sz="4" w:space="0" w:color="000000"/>
+              <w:bottom w:val="single" w:sz="4" w:space="0" w:color="000000"/>
+              <w:right w:val="single" w:sz="4" w:space="0" w:color="000000"/>
+            </w:tcBorders>
+            <w:shd w:val="clear" w:color="auto" w:fill="FFFFFF"/>
+            <w:tcMar>
+              <w:top w:w="0" w:type="dxa"/>
+              <w:left w:w="108" w:type="dxa"/>
+              <w:bottom w:w="0" w:type="dxa"/>
+              <w:right w:w="108" w:type="dxa"/>
+            </w:tcMar>
+          </w:tcPr>
+          <w:p>
+            <w:pPr>
+              <w:rPr>
+                <w:rFonts w:ascii="Agency FB" w:hAnsi="Agency FB"/>
+                <w:b/>
+                <w:bCs/>
+                <w:sz w:val="52"/>
+                <w:szCs w:val="52"/>
+              </w:rPr>
+            </w:pPr>
+            <w:r>
+              <w:rPr>
+                <w:rFonts w:ascii="Agency FB" w:hAnsi="Agency FB"/>
+                <w:b/>
+                <w:bCs/>
+                <w:sz w:val="52"/>
+                <w:szCs w:val="52"/>
+              </w:rPr>
+              <w:t>Grado_cintura</w:t>
+            </w:r>
+          </w:p>
+        </w:tc>
+        <w:tc>
+          <w:tcPr>
+            <w:tcW w:w="2267" w:type="dxa"/>
+            <w:tcBorders>
+              <w:top w:val="single" w:sz="4" w:space="0" w:color="000000"/>
+              <w:left w:val="single" w:sz="4" w:space="0" w:color="000000"/>
+              <w:bottom w:val="single" w:sz="4" w:space="0" w:color="000000"/>
+              <w:right w:val="single" w:sz="4" w:space="0" w:color="000000"/>
+            </w:tcBorders>
+            <w:shd w:val="clear" w:color="auto" w:fill="FFFFFF"/>
+            <w:tcMar>
+              <w:top w:w="0" w:type="dxa"/>
+              <w:left w:w="108" w:type="dxa"/>
+              <w:bottom w:w="0" w:type="dxa"/>
+              <w:right w:w="108" w:type="dxa"/>
+            </w:tcMar>
+          </w:tcPr>
+          <w:p>
+            <w:pPr>
+              <w:rPr>
+                <w:rFonts w:ascii="Agency FB" w:hAnsi="Agency FB"/>
+                <w:b/>
+                <w:bCs/>
+                <w:sz w:val="52"/>
+                <w:szCs w:val="52"/>
+              </w:rPr>
+            </w:pPr>
+            <w:r>
+              <w:rPr>
+                <w:rFonts w:ascii="Agency FB" w:hAnsi="Agency FB"/>
+                <w:b/>
+                <w:bCs/>
+                <w:sz w:val="52"/>
+                <w:szCs w:val="52"/>
+              </w:rPr>
+              <w:t>Varchar</w:t>
+            </w:r>
+          </w:p>
+        </w:tc>
+        <w:tc>
+          <w:tcPr>
+            <w:tcW w:w="1988" w:type="dxa"/>
+            <w:tcBorders>
+              <w:top w:val="single" w:sz="4" w:space="0" w:color="000000"/>
+              <w:left w:val="single" w:sz="4" w:space="0" w:color="000000"/>
+              <w:bottom w:val="single" w:sz="4" w:space="0" w:color="000000"/>
+              <w:right w:val="single" w:sz="4" w:space="0" w:color="000000"/>
+            </w:tcBorders>
+            <w:shd w:val="clear" w:color="auto" w:fill="FFFFFF"/>
+            <w:tcMar>
+              <w:top w:w="0" w:type="dxa"/>
+              <w:left w:w="108" w:type="dxa"/>
+              <w:bottom w:w="0" w:type="dxa"/>
+              <w:right w:w="108" w:type="dxa"/>
+            </w:tcMar>
+          </w:tcPr>
+          <w:p>
+            <w:pPr>
+              <w:rPr>
+                <w:rFonts w:ascii="Agency FB" w:hAnsi="Agency FB"/>
+                <w:b/>
+                <w:bCs/>
+                <w:sz w:val="52"/>
+                <w:szCs w:val="52"/>
+              </w:rPr>
+            </w:pPr>
+            <w:r>
+              <w:rPr>
+                <w:rFonts w:ascii="Agency FB" w:hAnsi="Agency FB"/>
+                <w:b/>
+                <w:bCs/>
+                <w:sz w:val="52"/>
+                <w:szCs w:val="52"/>
+              </w:rPr>
+              <w:t>50</w:t>
+            </w:r>
+          </w:p>
+        </w:tc>
+        <w:tc>
+          <w:tcPr>
+            <w:tcW w:w="2545" w:type="dxa"/>
+            <w:tcBorders>
+              <w:top w:val="single" w:sz="4" w:space="0" w:color="000000"/>
+              <w:left w:val="single" w:sz="4" w:space="0" w:color="000000"/>
+              <w:bottom w:val="single" w:sz="4" w:space="0" w:color="000000"/>
+              <w:right w:val="single" w:sz="4" w:space="0" w:color="000000"/>
+            </w:tcBorders>
+            <w:shd w:val="clear" w:color="auto" w:fill="FFFFFF"/>
+            <w:tcMar>
+              <w:top w:w="0" w:type="dxa"/>
+              <w:left w:w="108" w:type="dxa"/>
+              <w:bottom w:w="0" w:type="dxa"/>
+              <w:right w:w="108" w:type="dxa"/>
+            </w:tcMar>
+          </w:tcPr>
+          <w:p>
+            <w:pPr>
+              <w:rPr>
+                <w:rFonts w:ascii="Agency FB" w:hAnsi="Agency FB"/>
+                <w:b/>
+                <w:bCs/>
+                <w:sz w:val="52"/>
+                <w:szCs w:val="52"/>
+              </w:rPr>
+            </w:pPr>
+            <w:r>
+              <w:rPr>
+                <w:rFonts w:ascii="Agency FB" w:hAnsi="Agency FB"/>
+                <w:b/>
+                <w:bCs/>
+                <w:sz w:val="44"/>
+                <w:szCs w:val="44"/>
+              </w:rPr>
+              <w:t>utf8mb4_general_ci</w:t>
+            </w:r>
+          </w:p>
+        </w:tc>
+      </w:tr>
+      <w:tr>
+        <w:trPr>
+          <w:trHeight w:val="853"/>
+        </w:trPr>
+        <w:tc>
+          <w:tcPr>
+            <w:tcW w:w="2828" w:type="dxa"/>
+            <w:tcBorders>
+              <w:top w:val="single" w:sz="4" w:space="0" w:color="000000"/>
+              <w:left w:val="single" w:sz="4" w:space="0" w:color="000000"/>
+              <w:bottom w:val="single" w:sz="4" w:space="0" w:color="000000"/>
+              <w:right w:val="single" w:sz="4" w:space="0" w:color="000000"/>
+            </w:tcBorders>
+            <w:shd w:val="clear" w:color="auto" w:fill="FFFFFF"/>
+            <w:tcMar>
+              <w:top w:w="0" w:type="dxa"/>
+              <w:left w:w="108" w:type="dxa"/>
+              <w:bottom w:w="0" w:type="dxa"/>
+              <w:right w:w="108" w:type="dxa"/>
+            </w:tcMar>
+          </w:tcPr>
+          <w:p>
+            <w:pPr>
+              <w:rPr>
+                <w:rFonts w:ascii="Agency FB" w:hAnsi="Agency FB"/>
+                <w:b/>
+                <w:bCs/>
+                <w:sz w:val="52"/>
+                <w:szCs w:val="52"/>
+              </w:rPr>
+            </w:pPr>
+            <w:r>
+              <w:rPr>
+                <w:rFonts w:ascii="Agency FB" w:hAnsi="Agency FB"/>
+                <w:b/>
+                <w:bCs/>
+                <w:sz w:val="52"/>
+                <w:szCs w:val="52"/>
+              </w:rPr>
+              <w:t>Data_nascita</w:t>
+            </w:r>
+          </w:p>
+        </w:tc>
+        <w:tc>
+          <w:tcPr>
+            <w:tcW w:w="2267" w:type="dxa"/>
+            <w:tcBorders>
+              <w:top w:val="single" w:sz="4" w:space="0" w:color="000000"/>
+              <w:left w:val="single" w:sz="4" w:space="0" w:color="000000"/>
+              <w:bottom w:val="single" w:sz="4" w:space="0" w:color="000000"/>
+              <w:right w:val="single" w:sz="4" w:space="0" w:color="000000"/>
+            </w:tcBorders>
+            <w:shd w:val="clear" w:color="auto" w:fill="FFFFFF"/>
+            <w:tcMar>
+              <w:top w:w="0" w:type="dxa"/>
+              <w:left w:w="108" w:type="dxa"/>
+              <w:bottom w:w="0" w:type="dxa"/>
+              <w:right w:w="108" w:type="dxa"/>
+            </w:tcMar>
+          </w:tcPr>
+          <w:p>
+            <w:pPr>
+              <w:rPr>
+                <w:rFonts w:ascii="Agency FB" w:hAnsi="Agency FB"/>
+                <w:b/>
+                <w:bCs/>
+                <w:sz w:val="52"/>
+                <w:szCs w:val="52"/>
+              </w:rPr>
+            </w:pPr>
+            <w:r>
+              <w:rPr>
+                <w:rFonts w:ascii="Agency FB" w:hAnsi="Agency FB"/>
+                <w:b/>
+                <w:bCs/>
+                <w:sz w:val="52"/>
+                <w:szCs w:val="52"/>
+              </w:rPr>
+              <w:t>Date</w:t>
+            </w:r>
+          </w:p>
+        </w:tc>
+        <w:tc>
+          <w:tcPr>
+            <w:tcW w:w="1988" w:type="dxa"/>
+            <w:tcBorders>
+              <w:top w:val="single" w:sz="4" w:space="0" w:color="000000"/>
+              <w:left w:val="single" w:sz="4" w:space="0" w:color="000000"/>
+              <w:bottom w:val="single" w:sz="4" w:space="0" w:color="000000"/>
+              <w:right w:val="single" w:sz="4" w:space="0" w:color="000000"/>
+            </w:tcBorders>
+            <w:shd w:val="clear" w:color="auto" w:fill="FFFFFF"/>
+            <w:tcMar>
+              <w:top w:w="0" w:type="dxa"/>
+              <w:left w:w="108" w:type="dxa"/>
+              <w:bottom w:w="0" w:type="dxa"/>
+              <w:right w:w="108" w:type="dxa"/>
+            </w:tcMar>
+          </w:tcPr>
+          <w:p>
+            <w:pPr>
+              <w:rPr>
+                <w:rFonts w:ascii="Agency FB" w:hAnsi="Agency FB"/>
+                <w:b/>
+                <w:bCs/>
+                <w:sz w:val="52"/>
+                <w:szCs w:val="52"/>
+              </w:rPr>
+            </w:pPr>
+          </w:p>
+        </w:tc>
+        <w:tc>
+          <w:tcPr>
+            <w:tcW w:w="2545" w:type="dxa"/>
+            <w:tcBorders>
+              <w:top w:val="single" w:sz="4" w:space="0" w:color="000000"/>
+              <w:left w:val="single" w:sz="4" w:space="0" w:color="000000"/>
+              <w:bottom w:val="single" w:sz="4" w:space="0" w:color="000000"/>
+              <w:right w:val="single" w:sz="4" w:space="0" w:color="000000"/>
+            </w:tcBorders>
+            <w:shd w:val="clear" w:color="auto" w:fill="FFFFFF"/>
+            <w:tcMar>
+              <w:top w:w="0" w:type="dxa"/>
+              <w:left w:w="108" w:type="dxa"/>
+              <w:bottom w:w="0" w:type="dxa"/>
+              <w:right w:w="108" w:type="dxa"/>
+            </w:tcMar>
+          </w:tcPr>
+          <w:p>
+            <w:pPr>
+              <w:rPr>
+                <w:rFonts w:ascii="Agency FB" w:hAnsi="Agency FB"/>
+                <w:b/>
+                <w:bCs/>
+                <w:sz w:val="52"/>
+                <w:szCs w:val="52"/>
+              </w:rPr>
+            </w:pPr>
+          </w:p>
+        </w:tc>
+      </w:tr>
+      <w:tr>
+        <w:trPr>
+          <w:trHeight w:val="853"/>
+        </w:trPr>
+        <w:tc>
+          <w:tcPr>
+            <w:tcW w:w="2828" w:type="dxa"/>
+            <w:tcBorders>
+              <w:top w:val="single" w:sz="4" w:space="0" w:color="000000"/>
+              <w:left w:val="single" w:sz="4" w:space="0" w:color="000000"/>
+              <w:bottom w:val="single" w:sz="4" w:space="0" w:color="000000"/>
+              <w:right w:val="single" w:sz="4" w:space="0" w:color="000000"/>
+            </w:tcBorders>
+            <w:shd w:val="clear" w:color="auto" w:fill="FFFFFF"/>
+            <w:tcMar>
+              <w:top w:w="0" w:type="dxa"/>
+              <w:left w:w="108" w:type="dxa"/>
+              <w:bottom w:w="0" w:type="dxa"/>
+              <w:right w:w="108" w:type="dxa"/>
+            </w:tcMar>
+          </w:tcPr>
+          <w:p>
+            <w:pPr>
+              <w:rPr>
+                <w:rFonts w:ascii="Agency FB" w:hAnsi="Agency FB"/>
+                <w:b/>
+                <w:bCs/>
+                <w:sz w:val="52"/>
+                <w:szCs w:val="52"/>
+              </w:rPr>
+            </w:pPr>
+            <w:r>
+              <w:rPr>
+                <w:rFonts w:ascii="Agency FB" w:hAnsi="Agency FB"/>
+                <w:b/>
+                <w:bCs/>
+                <w:sz w:val="52"/>
+                <w:szCs w:val="52"/>
+              </w:rPr>
+              <w:t>Telefono</w:t>
+            </w:r>
+          </w:p>
+        </w:tc>
+        <w:tc>
+          <w:tcPr>
+            <w:tcW w:w="2267" w:type="dxa"/>
+            <w:tcBorders>
+              <w:top w:val="single" w:sz="4" w:space="0" w:color="000000"/>
+              <w:left w:val="single" w:sz="4" w:space="0" w:color="000000"/>
+              <w:bottom w:val="single" w:sz="4" w:space="0" w:color="000000"/>
+              <w:right w:val="single" w:sz="4" w:space="0" w:color="000000"/>
+            </w:tcBorders>
+            <w:shd w:val="clear" w:color="auto" w:fill="FFFFFF"/>
+            <w:tcMar>
+              <w:top w:w="0" w:type="dxa"/>
+              <w:left w:w="108" w:type="dxa"/>
+              <w:bottom w:w="0" w:type="dxa"/>
+              <w:right w:w="108" w:type="dxa"/>
+            </w:tcMar>
+          </w:tcPr>
+          <w:p>
+            <w:pPr>
+              <w:rPr>
+                <w:rFonts w:ascii="Agency FB" w:hAnsi="Agency FB"/>
+                <w:b/>
+                <w:bCs/>
+                <w:sz w:val="52"/>
+                <w:szCs w:val="52"/>
+              </w:rPr>
+            </w:pPr>
+            <w:r>
+              <w:rPr>
+                <w:rFonts w:ascii="Agency FB" w:hAnsi="Agency FB"/>
+                <w:b/>
+                <w:bCs/>
+                <w:sz w:val="52"/>
+                <w:szCs w:val="52"/>
+              </w:rPr>
+              <w:t>Varchar</w:t>
+            </w:r>
+          </w:p>
+        </w:tc>
+        <w:tc>
+          <w:tcPr>
+            <w:tcW w:w="1988" w:type="dxa"/>
+            <w:tcBorders>
+              <w:top w:val="single" w:sz="4" w:space="0" w:color="000000"/>
+              <w:left w:val="single" w:sz="4" w:space="0" w:color="000000"/>
+              <w:bottom w:val="single" w:sz="4" w:space="0" w:color="000000"/>
+              <w:right w:val="single" w:sz="4" w:space="0" w:color="000000"/>
+            </w:tcBorders>
+            <w:shd w:val="clear" w:color="auto" w:fill="FFFFFF"/>
+            <w:tcMar>
+              <w:top w:w="0" w:type="dxa"/>
+              <w:left w:w="108" w:type="dxa"/>
+              <w:bottom w:w="0" w:type="dxa"/>
+              <w:right w:w="108" w:type="dxa"/>
+            </w:tcMar>
+          </w:tcPr>
+          <w:p>
+            <w:pPr>
+              <w:rPr>
+                <w:rFonts w:ascii="Agency FB" w:hAnsi="Agency FB"/>
+                <w:b/>
+                <w:bCs/>
+                <w:sz w:val="52"/>
+                <w:szCs w:val="52"/>
+              </w:rPr>
+            </w:pPr>
+            <w:r>
+              <w:rPr>
+                <w:rFonts w:ascii="Agency FB" w:hAnsi="Agency FB"/>
+                <w:b/>
+                <w:bCs/>
+                <w:sz w:val="52"/>
+                <w:szCs w:val="52"/>
+              </w:rPr>
+              <w:t>20</w:t>
+            </w:r>
+          </w:p>
+        </w:tc>
+        <w:tc>
+          <w:tcPr>
+            <w:tcW w:w="2545" w:type="dxa"/>
+            <w:tcBorders>
+              <w:top w:val="single" w:sz="4" w:space="0" w:color="000000"/>
+              <w:left w:val="single" w:sz="4" w:space="0" w:color="000000"/>
+              <w:bottom w:val="single" w:sz="4" w:space="0" w:color="000000"/>
+              <w:right w:val="single" w:sz="4" w:space="0" w:color="000000"/>
+            </w:tcBorders>
+            <w:shd w:val="clear" w:color="auto" w:fill="FFFFFF"/>
+            <w:tcMar>
+              <w:top w:w="0" w:type="dxa"/>
+              <w:left w:w="108" w:type="dxa"/>
+              <w:bottom w:w="0" w:type="dxa"/>
+              <w:right w:w="108" w:type="dxa"/>
+            </w:tcMar>
+          </w:tcPr>
+          <w:p>
+            <w:pPr>
+              <w:rPr>
+                <w:rFonts w:ascii="Agency FB" w:hAnsi="Agency FB"/>
+                <w:b/>
+                <w:bCs/>
+                <w:sz w:val="52"/>
+                <w:szCs w:val="52"/>
+              </w:rPr>
+            </w:pPr>
+            <w:r>
+              <w:rPr>
+                <w:rFonts w:ascii="Agency FB" w:hAnsi="Agency FB"/>
+                <w:b/>
+                <w:bCs/>
+                <w:sz w:val="44"/>
+                <w:szCs w:val="44"/>
+              </w:rPr>
+              <w:t>utf8mb4_general_ci</w:t>
+            </w:r>
+          </w:p>
+        </w:tc>
+      </w:tr>
+      <w:tr>
+        <w:trPr>
+          <w:trHeight w:val="853"/>
+        </w:trPr>
+        <w:tc>
+          <w:tcPr>
+            <w:tcW w:w="2828" w:type="dxa"/>
+            <w:tcBorders>
+              <w:top w:val="single" w:sz="4" w:space="0" w:color="000000"/>
+              <w:left w:val="single" w:sz="4" w:space="0" w:color="000000"/>
+              <w:bottom w:val="single" w:sz="4" w:space="0" w:color="000000"/>
+              <w:right w:val="single" w:sz="4" w:space="0" w:color="000000"/>
+            </w:tcBorders>
+            <w:shd w:val="clear" w:color="auto" w:fill="FFFFFF"/>
+            <w:tcMar>
+              <w:top w:w="0" w:type="dxa"/>
+              <w:left w:w="108" w:type="dxa"/>
+              <w:bottom w:w="0" w:type="dxa"/>
+              <w:right w:w="108" w:type="dxa"/>
+            </w:tcMar>
+          </w:tcPr>
+          <w:p>
+            <w:pPr>
+              <w:rPr>
+                <w:rFonts w:ascii="Agency FB" w:hAnsi="Agency FB"/>
+                <w:b/>
+                <w:bCs/>
+                <w:sz w:val="52"/>
+                <w:szCs w:val="52"/>
+              </w:rPr>
+            </w:pPr>
+            <w:r>
+              <w:rPr>
+                <w:rFonts w:ascii="Agency FB" w:hAnsi="Agency FB"/>
+                <w:b/>
+                <w:bCs/>
+                <w:sz w:val="52"/>
+                <w:szCs w:val="52"/>
+              </w:rPr>
+              <w:t>Email</w:t>
+            </w:r>
+          </w:p>
+        </w:tc>
+        <w:tc>
+          <w:tcPr>
+            <w:tcW w:w="2267" w:type="dxa"/>
+            <w:tcBorders>
+              <w:top w:val="single" w:sz="4" w:space="0" w:color="000000"/>
+              <w:left w:val="single" w:sz="4" w:space="0" w:color="000000"/>
+              <w:bottom w:val="single" w:sz="4" w:space="0" w:color="000000"/>
+              <w:right w:val="single" w:sz="4" w:space="0" w:color="000000"/>
+            </w:tcBorders>
+            <w:shd w:val="clear" w:color="auto" w:fill="FFFFFF"/>
+            <w:tcMar>
+              <w:top w:w="0" w:type="dxa"/>
+              <w:left w:w="108" w:type="dxa"/>
+              <w:bottom w:w="0" w:type="dxa"/>
+              <w:right w:w="108" w:type="dxa"/>
+            </w:tcMar>
+          </w:tcPr>
+          <w:p>
+            <w:pPr>
+              <w:rPr>
+                <w:rFonts w:ascii="Agency FB" w:hAnsi="Agency FB"/>
+                <w:b/>
+                <w:bCs/>
+                <w:sz w:val="52"/>
+                <w:szCs w:val="52"/>
+              </w:rPr>
+            </w:pPr>
+            <w:r>
+              <w:rPr>
+                <w:rFonts w:ascii="Agency FB" w:hAnsi="Agency FB"/>
+                <w:b/>
+                <w:bCs/>
+                <w:sz w:val="52"/>
+                <w:szCs w:val="52"/>
+              </w:rPr>
+              <w:t>Varchar</w:t>
+            </w:r>
+          </w:p>
+        </w:tc>
+        <w:tc>
+          <w:tcPr>
+            <w:tcW w:w="1988" w:type="dxa"/>
+            <w:tcBorders>
+              <w:top w:val="single" w:sz="4" w:space="0" w:color="000000"/>
+              <w:left w:val="single" w:sz="4" w:space="0" w:color="000000"/>
+              <w:bottom w:val="single" w:sz="4" w:space="0" w:color="000000"/>
+              <w:right w:val="single" w:sz="4" w:space="0" w:color="000000"/>
+            </w:tcBorders>
+            <w:shd w:val="clear" w:color="auto" w:fill="FFFFFF"/>
+            <w:tcMar>
+              <w:top w:w="0" w:type="dxa"/>
+              <w:left w:w="108" w:type="dxa"/>
+              <w:bottom w:w="0" w:type="dxa"/>
+              <w:right w:w="108" w:type="dxa"/>
+            </w:tcMar>
+          </w:tcPr>
+          <w:p>
+            <w:pPr>
+              <w:rPr>
+                <w:rFonts w:ascii="Agency FB" w:hAnsi="Agency FB"/>
+                <w:b/>
+                <w:bCs/>
+                <w:sz w:val="52"/>
+                <w:szCs w:val="52"/>
+              </w:rPr>
+            </w:pPr>
+            <w:r>
+              <w:rPr>
+                <w:rFonts w:ascii="Agency FB" w:hAnsi="Agency FB"/>
+                <w:b/>
+                <w:bCs/>
+                <w:sz w:val="52"/>
+                <w:szCs w:val="52"/>
+              </w:rPr>
+              <w:t>100</w:t>
+            </w:r>
+          </w:p>
+        </w:tc>
+        <w:tc>
+          <w:tcPr>
+            <w:tcW w:w="2545" w:type="dxa"/>
+            <w:tcBorders>
+              <w:top w:val="single" w:sz="4" w:space="0" w:color="000000"/>
+              <w:left w:val="single" w:sz="4" w:space="0" w:color="000000"/>
+              <w:bottom w:val="single" w:sz="4" w:space="0" w:color="000000"/>
+              <w:right w:val="single" w:sz="4" w:space="0" w:color="000000"/>
+            </w:tcBorders>
+            <w:shd w:val="clear" w:color="auto" w:fill="FFFFFF"/>
+            <w:tcMar>
+              <w:top w:w="0" w:type="dxa"/>
+              <w:left w:w="108" w:type="dxa"/>
+              <w:bottom w:w="0" w:type="dxa"/>
+              <w:right w:w="108" w:type="dxa"/>
+            </w:tcMar>
+          </w:tcPr>
+          <w:p>
+            <w:pPr>
+              <w:rPr>
+                <w:rFonts w:ascii="Agency FB" w:hAnsi="Agency FB"/>
+                <w:b/>
+                <w:bCs/>
+                <w:sz w:val="52"/>
+                <w:szCs w:val="52"/>
+              </w:rPr>
+            </w:pPr>
+            <w:r>
+              <w:rPr>
+                <w:rFonts w:ascii="Agency FB" w:hAnsi="Agency FB"/>
+                <w:b/>
+                <w:bCs/>
+                <w:sz w:val="44"/>
+                <w:szCs w:val="44"/>
+              </w:rPr>
+              <w:t>utf8mb4_general_ci</w:t>
+            </w:r>
+          </w:p>
+        </w:tc>
+      </w:tr>
+    </w:tbl>
+    <w:p>
+      <w:pPr>
+        <w:rPr>
+          <w:rFonts w:ascii="Agency FB" w:hAnsi="Agency FB"/>
+          <w:b/>
+          <w:bCs/>
+          <w:i/>
+          <w:iCs/>
+          <w:color w:val="5B9BD5" w:themeColor="accent5"/>
+          <w:sz w:val="52"/>
+          <w:szCs w:val="52"/>
+          <w:u w:val="single"/>
+        </w:rPr>
+      </w:pPr>
+    </w:p>
+    <w:p>
+      <w:pPr>
+        <w:rPr>
+          <w:rFonts w:ascii="Agency FB" w:hAnsi="Agency FB"/>
+          <w:b/>
+          <w:bCs/>
+          <w:i/>
+          <w:iCs/>
+          <w:color w:val="5B9BD5" w:themeColor="accent5"/>
+          <w:sz w:val="52"/>
+          <w:szCs w:val="52"/>
+          <w:u w:val="single"/>
+        </w:rPr>
+      </w:pPr>
+      <w:r>
+        <w:rPr>
+          <w:rFonts w:ascii="Agency FB" w:hAnsi="Agency FB"/>
+          <w:b/>
+          <w:bCs/>
+          <w:i/>
+          <w:iCs/>
+          <w:color w:val="5B9BD5" w:themeColor="accent5"/>
+          <w:sz w:val="52"/>
+          <w:szCs w:val="52"/>
+          <w:u w:val="single"/>
+        </w:rPr>
+        <w:lastRenderedPageBreak/>
+        <w:t xml:space="preserve">Entità </w:t>
+      </w:r>
+      <w:r>
+        <w:rPr>
+          <w:rFonts w:ascii="Agency FB" w:hAnsi="Agency FB"/>
+          <w:b/>
+          <w:bCs/>
+          <w:i/>
+          <w:iCs/>
+          <w:color w:val="5B9BD5" w:themeColor="accent5"/>
+          <w:sz w:val="52"/>
+          <w:szCs w:val="52"/>
+          <w:u w:val="single"/>
+        </w:rPr>
+        <w:t>Credenziali</w:t>
+      </w:r>
+    </w:p>
+    <w:tbl>
+      <w:tblPr>
+        <w:tblW w:w="4905" w:type="pct"/>
+        <w:tblLayout w:type="fixed"/>
+        <w:tblCellMar>
+          <w:left w:w="10" w:type="dxa"/>
+          <w:right w:w="10" w:type="dxa"/>
+        </w:tblCellMar>
+        <w:tblLook w:val="04A0" w:firstRow="1" w:lastRow="0" w:firstColumn="1" w:lastColumn="0" w:noHBand="0" w:noVBand="1"/>
+      </w:tblPr>
+      <w:tblGrid>
+        <w:gridCol w:w="2774"/>
+        <w:gridCol w:w="2224"/>
+        <w:gridCol w:w="1950"/>
+        <w:gridCol w:w="2497"/>
+      </w:tblGrid>
+      <w:tr>
+        <w:trPr>
+          <w:trHeight w:val="1511"/>
+        </w:trPr>
+        <w:tc>
+          <w:tcPr>
+            <w:tcW w:w="2774" w:type="dxa"/>
+            <w:tcBorders>
+              <w:top w:val="single" w:sz="4" w:space="0" w:color="000000"/>
+              <w:left w:val="single" w:sz="4" w:space="0" w:color="000000"/>
+              <w:bottom w:val="single" w:sz="4" w:space="0" w:color="000000"/>
+              <w:right w:val="single" w:sz="4" w:space="0" w:color="000000"/>
+            </w:tcBorders>
+            <w:shd w:val="clear" w:color="auto" w:fill="E7E6E6"/>
+            <w:tcMar>
+              <w:top w:w="0" w:type="dxa"/>
+              <w:left w:w="108" w:type="dxa"/>
+              <w:bottom w:w="0" w:type="dxa"/>
+              <w:right w:w="108" w:type="dxa"/>
+            </w:tcMar>
+            <w:hideMark/>
+          </w:tcPr>
+          <w:p>
+            <w:pPr>
+              <w:rPr>
+                <w:rFonts w:ascii="Agency FB" w:hAnsi="Agency FB"/>
+                <w:b/>
+                <w:bCs/>
+                <w:sz w:val="52"/>
+                <w:szCs w:val="52"/>
+                <w:u w:val="single"/>
+              </w:rPr>
+            </w:pPr>
+            <w:r>
+              <w:rPr>
+                <w:rFonts w:ascii="Agency FB" w:hAnsi="Agency FB"/>
+                <w:b/>
+                <w:bCs/>
+                <w:sz w:val="52"/>
+                <w:szCs w:val="52"/>
+                <w:u w:val="single"/>
+              </w:rPr>
+              <w:t>Nome campo</w:t>
+            </w:r>
+          </w:p>
+        </w:tc>
+        <w:tc>
+          <w:tcPr>
+            <w:tcW w:w="2224" w:type="dxa"/>
+            <w:tcBorders>
+              <w:top w:val="single" w:sz="4" w:space="0" w:color="000000"/>
+              <w:left w:val="single" w:sz="4" w:space="0" w:color="000000"/>
+              <w:bottom w:val="single" w:sz="4" w:space="0" w:color="000000"/>
+              <w:right w:val="single" w:sz="4" w:space="0" w:color="000000"/>
+            </w:tcBorders>
+            <w:shd w:val="clear" w:color="auto" w:fill="E7E6E6"/>
+            <w:tcMar>
+              <w:top w:w="0" w:type="dxa"/>
+              <w:left w:w="108" w:type="dxa"/>
+              <w:bottom w:w="0" w:type="dxa"/>
+              <w:right w:w="108" w:type="dxa"/>
+            </w:tcMar>
+            <w:hideMark/>
+          </w:tcPr>
+          <w:p>
+            <w:pPr>
+              <w:rPr>
+                <w:rFonts w:ascii="Agency FB" w:hAnsi="Agency FB"/>
+                <w:b/>
+                <w:bCs/>
+                <w:sz w:val="52"/>
+                <w:szCs w:val="52"/>
+                <w:u w:val="single"/>
+              </w:rPr>
+            </w:pPr>
+            <w:r>
+              <w:rPr>
+                <w:rFonts w:ascii="Agency FB" w:hAnsi="Agency FB"/>
+                <w:b/>
+                <w:bCs/>
+                <w:sz w:val="52"/>
+                <w:szCs w:val="52"/>
+                <w:u w:val="single"/>
+              </w:rPr>
+              <w:t>Tipo dati</w:t>
+            </w:r>
+          </w:p>
+        </w:tc>
+        <w:tc>
+          <w:tcPr>
+            <w:tcW w:w="1950" w:type="dxa"/>
+            <w:tcBorders>
+              <w:top w:val="single" w:sz="4" w:space="0" w:color="000000"/>
+              <w:left w:val="single" w:sz="4" w:space="0" w:color="000000"/>
+              <w:bottom w:val="single" w:sz="4" w:space="0" w:color="000000"/>
+              <w:right w:val="single" w:sz="4" w:space="0" w:color="000000"/>
+            </w:tcBorders>
+            <w:shd w:val="clear" w:color="auto" w:fill="E7E6E6"/>
+            <w:tcMar>
+              <w:top w:w="0" w:type="dxa"/>
+              <w:left w:w="108" w:type="dxa"/>
+              <w:bottom w:w="0" w:type="dxa"/>
+              <w:right w:w="108" w:type="dxa"/>
+            </w:tcMar>
+            <w:hideMark/>
+          </w:tcPr>
+          <w:p>
+            <w:pPr>
+              <w:rPr>
+                <w:rFonts w:ascii="Agency FB" w:hAnsi="Agency FB"/>
+                <w:b/>
+                <w:bCs/>
+                <w:sz w:val="52"/>
+                <w:szCs w:val="52"/>
+                <w:u w:val="single"/>
+              </w:rPr>
+            </w:pPr>
+            <w:r>
+              <w:rPr>
+                <w:rFonts w:ascii="Agency FB" w:hAnsi="Agency FB"/>
+                <w:b/>
+                <w:bCs/>
+                <w:sz w:val="52"/>
+                <w:szCs w:val="52"/>
+                <w:u w:val="single"/>
+              </w:rPr>
+              <w:t>Dimensione campo</w:t>
+            </w:r>
+          </w:p>
+        </w:tc>
+        <w:tc>
+          <w:tcPr>
+            <w:tcW w:w="2497" w:type="dxa"/>
+            <w:tcBorders>
+              <w:top w:val="single" w:sz="4" w:space="0" w:color="000000"/>
+              <w:left w:val="single" w:sz="4" w:space="0" w:color="000000"/>
+              <w:bottom w:val="single" w:sz="4" w:space="0" w:color="000000"/>
+              <w:right w:val="single" w:sz="4" w:space="0" w:color="000000"/>
+            </w:tcBorders>
+            <w:shd w:val="clear" w:color="auto" w:fill="E7E6E6"/>
+            <w:tcMar>
+              <w:top w:w="0" w:type="dxa"/>
+              <w:left w:w="108" w:type="dxa"/>
+              <w:bottom w:w="0" w:type="dxa"/>
+              <w:right w:w="108" w:type="dxa"/>
+            </w:tcMar>
+            <w:hideMark/>
+          </w:tcPr>
+          <w:p>
+            <w:pPr>
+              <w:rPr>
+                <w:rFonts w:ascii="Agency FB" w:hAnsi="Agency FB"/>
+                <w:b/>
+                <w:bCs/>
+                <w:sz w:val="52"/>
+                <w:szCs w:val="52"/>
+                <w:u w:val="single"/>
+              </w:rPr>
+            </w:pPr>
+            <w:r>
+              <w:rPr>
+                <w:rFonts w:ascii="Agency FB" w:hAnsi="Agency FB"/>
+                <w:b/>
+                <w:bCs/>
+                <w:sz w:val="52"/>
+                <w:szCs w:val="52"/>
+                <w:u w:val="single"/>
+              </w:rPr>
+              <w:t>Codifica caratteri</w:t>
+            </w:r>
+          </w:p>
+        </w:tc>
+      </w:tr>
+      <w:tr>
+        <w:trPr>
+          <w:trHeight w:val="999"/>
+        </w:trPr>
+        <w:tc>
+          <w:tcPr>
+            <w:tcW w:w="2774" w:type="dxa"/>
+            <w:tcBorders>
+              <w:top w:val="single" w:sz="4" w:space="0" w:color="000000"/>
+              <w:left w:val="single" w:sz="4" w:space="0" w:color="000000"/>
+              <w:bottom w:val="single" w:sz="4" w:space="0" w:color="000000"/>
+              <w:right w:val="single" w:sz="4" w:space="0" w:color="000000"/>
+            </w:tcBorders>
+            <w:shd w:val="clear" w:color="auto" w:fill="FFFFFF"/>
+            <w:tcMar>
+              <w:top w:w="0" w:type="dxa"/>
+              <w:left w:w="108" w:type="dxa"/>
+              <w:bottom w:w="0" w:type="dxa"/>
+              <w:right w:w="108" w:type="dxa"/>
+            </w:tcMar>
+          </w:tcPr>
+          <w:p>
+            <w:pPr>
+              <w:rPr>
+                <w:rFonts w:ascii="Agency FB" w:hAnsi="Agency FB"/>
+                <w:b/>
+                <w:bCs/>
+                <w:sz w:val="52"/>
+                <w:szCs w:val="52"/>
+              </w:rPr>
+            </w:pPr>
+            <w:r>
+              <w:rPr>
+                <w:rFonts w:ascii="Agency FB" w:eastAsia="Times New Roman" w:hAnsi="Agency FB" w:cs="Angsana New"/>
+                <w:b/>
+                <w:bCs/>
+                <w:color w:val="000000"/>
+                <w:kern w:val="0"/>
+                <w:sz w:val="52"/>
+                <w:szCs w:val="52"/>
+                <w:lang w:eastAsia="it-IT"/>
+              </w:rPr>
+              <w:t>ID</w:t>
+            </w:r>
+          </w:p>
+        </w:tc>
+        <w:tc>
+          <w:tcPr>
+            <w:tcW w:w="2224" w:type="dxa"/>
+            <w:tcBorders>
+              <w:top w:val="single" w:sz="4" w:space="0" w:color="000000"/>
+              <w:left w:val="single" w:sz="4" w:space="0" w:color="000000"/>
+              <w:bottom w:val="single" w:sz="4" w:space="0" w:color="000000"/>
+              <w:right w:val="single" w:sz="4" w:space="0" w:color="000000"/>
+            </w:tcBorders>
+            <w:tcMar>
+              <w:top w:w="0" w:type="dxa"/>
+              <w:left w:w="108" w:type="dxa"/>
+              <w:bottom w:w="0" w:type="dxa"/>
+              <w:right w:w="108" w:type="dxa"/>
+            </w:tcMar>
+            <w:hideMark/>
+          </w:tcPr>
+          <w:p>
+            <w:pPr>
+              <w:rPr>
+                <w:rFonts w:ascii="Agency FB" w:hAnsi="Agency FB"/>
+                <w:b/>
+                <w:bCs/>
+                <w:sz w:val="52"/>
+                <w:szCs w:val="52"/>
+              </w:rPr>
+            </w:pPr>
+            <w:r>
+              <w:rPr>
+                <w:rFonts w:ascii="Agency FB" w:hAnsi="Agency FB"/>
+                <w:b/>
+                <w:bCs/>
+                <w:sz w:val="52"/>
+                <w:szCs w:val="52"/>
+              </w:rPr>
+              <w:t>Int</w:t>
+            </w:r>
+          </w:p>
+        </w:tc>
+        <w:tc>
+          <w:tcPr>
+            <w:tcW w:w="1950" w:type="dxa"/>
+            <w:tcBorders>
+              <w:top w:val="single" w:sz="4" w:space="0" w:color="000000"/>
+              <w:left w:val="single" w:sz="4" w:space="0" w:color="000000"/>
+              <w:bottom w:val="single" w:sz="4" w:space="0" w:color="000000"/>
+              <w:right w:val="single" w:sz="4" w:space="0" w:color="000000"/>
+            </w:tcBorders>
+            <w:tcMar>
+              <w:top w:w="0" w:type="dxa"/>
+              <w:left w:w="108" w:type="dxa"/>
+              <w:bottom w:w="0" w:type="dxa"/>
+              <w:right w:w="108" w:type="dxa"/>
+            </w:tcMar>
+            <w:hideMark/>
+          </w:tcPr>
+          <w:p>
+            <w:pPr>
+              <w:rPr>
+                <w:rFonts w:ascii="Agency FB" w:hAnsi="Agency FB"/>
+                <w:b/>
+                <w:bCs/>
+                <w:sz w:val="52"/>
+                <w:szCs w:val="52"/>
+              </w:rPr>
+            </w:pPr>
+            <w:r>
+              <w:rPr>
+                <w:rFonts w:ascii="Agency FB" w:hAnsi="Agency FB"/>
+                <w:b/>
+                <w:bCs/>
+                <w:sz w:val="52"/>
+                <w:szCs w:val="52"/>
+              </w:rPr>
+              <w:t>11</w:t>
+            </w:r>
+          </w:p>
+        </w:tc>
+        <w:tc>
+          <w:tcPr>
+            <w:tcW w:w="2497" w:type="dxa"/>
+            <w:tcBorders>
+              <w:top w:val="single" w:sz="4" w:space="0" w:color="000000"/>
+              <w:left w:val="single" w:sz="4" w:space="0" w:color="000000"/>
+              <w:bottom w:val="single" w:sz="4" w:space="0" w:color="000000"/>
+              <w:right w:val="single" w:sz="4" w:space="0" w:color="000000"/>
+            </w:tcBorders>
+            <w:tcMar>
+              <w:top w:w="0" w:type="dxa"/>
+              <w:left w:w="108" w:type="dxa"/>
+              <w:bottom w:w="0" w:type="dxa"/>
+              <w:right w:w="108" w:type="dxa"/>
+            </w:tcMar>
+          </w:tcPr>
+          <w:p>
+            <w:pPr>
+              <w:rPr>
+                <w:rFonts w:ascii="Agency FB" w:hAnsi="Agency FB"/>
+                <w:b/>
+                <w:bCs/>
+                <w:sz w:val="52"/>
+                <w:szCs w:val="52"/>
+              </w:rPr>
+            </w:pPr>
+          </w:p>
+        </w:tc>
+      </w:tr>
+      <w:tr>
+        <w:trPr>
+          <w:trHeight w:val="896"/>
+        </w:trPr>
+        <w:tc>
+          <w:tcPr>
+            <w:tcW w:w="2774" w:type="dxa"/>
+            <w:tcBorders>
+              <w:top w:val="single" w:sz="4" w:space="0" w:color="000000"/>
+              <w:left w:val="single" w:sz="4" w:space="0" w:color="000000"/>
+              <w:bottom w:val="single" w:sz="4" w:space="0" w:color="000000"/>
+              <w:right w:val="single" w:sz="4" w:space="0" w:color="000000"/>
+            </w:tcBorders>
+            <w:shd w:val="clear" w:color="auto" w:fill="FFFFFF"/>
+            <w:tcMar>
+              <w:top w:w="0" w:type="dxa"/>
+              <w:left w:w="108" w:type="dxa"/>
+              <w:bottom w:w="0" w:type="dxa"/>
+              <w:right w:w="108" w:type="dxa"/>
+            </w:tcMar>
+          </w:tcPr>
+          <w:p>
+            <w:pPr>
+              <w:rPr>
+                <w:rFonts w:ascii="Agency FB" w:hAnsi="Agency FB"/>
+                <w:b/>
+                <w:bCs/>
+                <w:sz w:val="52"/>
+                <w:szCs w:val="52"/>
+              </w:rPr>
+            </w:pPr>
+            <w:r>
+              <w:rPr>
+                <w:rFonts w:ascii="Agency FB" w:eastAsia="Times New Roman" w:hAnsi="Agency FB" w:cs="Angsana New"/>
+                <w:b/>
+                <w:bCs/>
+                <w:color w:val="000000"/>
+                <w:kern w:val="0"/>
+                <w:sz w:val="52"/>
+                <w:szCs w:val="52"/>
+                <w:lang w:eastAsia="it-IT"/>
+              </w:rPr>
+              <w:t>Utente</w:t>
+            </w:r>
+          </w:p>
+        </w:tc>
+        <w:tc>
+          <w:tcPr>
+            <w:tcW w:w="2224" w:type="dxa"/>
+            <w:tcBorders>
+              <w:top w:val="single" w:sz="4" w:space="0" w:color="000000"/>
+              <w:left w:val="single" w:sz="4" w:space="0" w:color="000000"/>
+              <w:bottom w:val="single" w:sz="4" w:space="0" w:color="000000"/>
+              <w:right w:val="single" w:sz="4" w:space="0" w:color="000000"/>
+            </w:tcBorders>
+            <w:shd w:val="clear" w:color="auto" w:fill="FFFFFF"/>
+            <w:tcMar>
+              <w:top w:w="0" w:type="dxa"/>
+              <w:left w:w="108" w:type="dxa"/>
+              <w:bottom w:w="0" w:type="dxa"/>
+              <w:right w:w="108" w:type="dxa"/>
+            </w:tcMar>
+            <w:hideMark/>
+          </w:tcPr>
+          <w:p>
+            <w:pPr>
+              <w:rPr>
+                <w:rFonts w:ascii="Agency FB" w:hAnsi="Agency FB"/>
+                <w:b/>
+                <w:bCs/>
+                <w:sz w:val="52"/>
+                <w:szCs w:val="52"/>
+              </w:rPr>
+            </w:pPr>
+            <w:r>
+              <w:rPr>
+                <w:rFonts w:ascii="Agency FB" w:hAnsi="Agency FB"/>
+                <w:b/>
+                <w:bCs/>
+                <w:sz w:val="52"/>
+                <w:szCs w:val="52"/>
+              </w:rPr>
+              <w:t>Varchar</w:t>
+            </w:r>
+          </w:p>
+        </w:tc>
+        <w:tc>
+          <w:tcPr>
+            <w:tcW w:w="1950" w:type="dxa"/>
+            <w:tcBorders>
+              <w:top w:val="single" w:sz="4" w:space="0" w:color="000000"/>
+              <w:left w:val="single" w:sz="4" w:space="0" w:color="000000"/>
+              <w:bottom w:val="single" w:sz="4" w:space="0" w:color="000000"/>
+              <w:right w:val="single" w:sz="4" w:space="0" w:color="000000"/>
+            </w:tcBorders>
+            <w:shd w:val="clear" w:color="auto" w:fill="FFFFFF"/>
+            <w:tcMar>
+              <w:top w:w="0" w:type="dxa"/>
+              <w:left w:w="108" w:type="dxa"/>
+              <w:bottom w:w="0" w:type="dxa"/>
+              <w:right w:w="108" w:type="dxa"/>
+            </w:tcMar>
+            <w:hideMark/>
+          </w:tcPr>
+          <w:p>
+            <w:pPr>
+              <w:rPr>
+                <w:rFonts w:ascii="Agency FB" w:hAnsi="Agency FB"/>
+                <w:b/>
+                <w:bCs/>
+                <w:sz w:val="52"/>
+                <w:szCs w:val="52"/>
+              </w:rPr>
+            </w:pPr>
+            <w:r>
+              <w:rPr>
+                <w:rFonts w:ascii="Agency FB" w:hAnsi="Agency FB"/>
+                <w:b/>
+                <w:bCs/>
+                <w:sz w:val="52"/>
+                <w:szCs w:val="52"/>
+              </w:rPr>
+              <w:t>50</w:t>
+            </w:r>
+          </w:p>
+        </w:tc>
+        <w:tc>
+          <w:tcPr>
+            <w:tcW w:w="2497" w:type="dxa"/>
+            <w:tcBorders>
+              <w:top w:val="single" w:sz="4" w:space="0" w:color="000000"/>
+              <w:left w:val="single" w:sz="4" w:space="0" w:color="000000"/>
+              <w:bottom w:val="single" w:sz="4" w:space="0" w:color="000000"/>
+              <w:right w:val="single" w:sz="4" w:space="0" w:color="000000"/>
+            </w:tcBorders>
+            <w:shd w:val="clear" w:color="auto" w:fill="FFFFFF"/>
+            <w:tcMar>
+              <w:top w:w="0" w:type="dxa"/>
+              <w:left w:w="108" w:type="dxa"/>
+              <w:bottom w:w="0" w:type="dxa"/>
+              <w:right w:w="108" w:type="dxa"/>
+            </w:tcMar>
+          </w:tcPr>
+          <w:p>
+            <w:pPr>
+              <w:rPr>
+                <w:rFonts w:ascii="Agency FB" w:hAnsi="Agency FB"/>
+                <w:b/>
+                <w:bCs/>
+                <w:sz w:val="48"/>
+                <w:szCs w:val="48"/>
+              </w:rPr>
+            </w:pPr>
+            <w:r>
+              <w:rPr>
+                <w:rFonts w:ascii="Agency FB" w:hAnsi="Agency FB"/>
+                <w:b/>
+                <w:bCs/>
+                <w:sz w:val="44"/>
+                <w:szCs w:val="44"/>
+              </w:rPr>
+              <w:t>utf8mb4_general_ci</w:t>
+            </w:r>
+          </w:p>
+        </w:tc>
+      </w:tr>
+      <w:tr>
+        <w:trPr>
+          <w:trHeight w:val="758"/>
+        </w:trPr>
+        <w:tc>
+          <w:tcPr>
+            <w:tcW w:w="2774" w:type="dxa"/>
+            <w:tcBorders>
+              <w:top w:val="single" w:sz="4" w:space="0" w:color="000000"/>
+              <w:left w:val="single" w:sz="4" w:space="0" w:color="000000"/>
+              <w:bottom w:val="single" w:sz="4" w:space="0" w:color="000000"/>
+              <w:right w:val="single" w:sz="4" w:space="0" w:color="000000"/>
+            </w:tcBorders>
+            <w:shd w:val="clear" w:color="auto" w:fill="FFFFFF"/>
+            <w:tcMar>
+              <w:top w:w="0" w:type="dxa"/>
+              <w:left w:w="108" w:type="dxa"/>
+              <w:bottom w:w="0" w:type="dxa"/>
+              <w:right w:w="108" w:type="dxa"/>
+            </w:tcMar>
+          </w:tcPr>
+          <w:p>
+            <w:pPr>
+              <w:rPr>
+                <w:rFonts w:ascii="Agency FB" w:hAnsi="Agency FB"/>
+                <w:b/>
+                <w:bCs/>
+                <w:sz w:val="52"/>
+                <w:szCs w:val="52"/>
+              </w:rPr>
+            </w:pPr>
+            <w:r>
+              <w:rPr>
+                <w:rFonts w:ascii="Agency FB" w:eastAsia="Times New Roman" w:hAnsi="Agency FB" w:cs="Angsana New"/>
+                <w:b/>
+                <w:bCs/>
+                <w:color w:val="000000"/>
+                <w:kern w:val="0"/>
+                <w:sz w:val="52"/>
+                <w:szCs w:val="52"/>
+                <w:lang w:eastAsia="it-IT"/>
+              </w:rPr>
+              <w:t>Password</w:t>
+            </w:r>
+          </w:p>
+        </w:tc>
+        <w:tc>
+          <w:tcPr>
+            <w:tcW w:w="2224" w:type="dxa"/>
+            <w:tcBorders>
+              <w:top w:val="single" w:sz="4" w:space="0" w:color="000000"/>
+              <w:left w:val="single" w:sz="4" w:space="0" w:color="000000"/>
+              <w:bottom w:val="single" w:sz="4" w:space="0" w:color="000000"/>
+              <w:right w:val="single" w:sz="4" w:space="0" w:color="000000"/>
+            </w:tcBorders>
+            <w:shd w:val="clear" w:color="auto" w:fill="FFFFFF"/>
+            <w:tcMar>
+              <w:top w:w="0" w:type="dxa"/>
+              <w:left w:w="108" w:type="dxa"/>
+              <w:bottom w:w="0" w:type="dxa"/>
+              <w:right w:w="108" w:type="dxa"/>
+            </w:tcMar>
+          </w:tcPr>
+          <w:p>
+            <w:pPr>
+              <w:rPr>
+                <w:rFonts w:ascii="Agency FB" w:hAnsi="Agency FB"/>
+                <w:b/>
+                <w:bCs/>
+                <w:sz w:val="52"/>
+                <w:szCs w:val="52"/>
+              </w:rPr>
+            </w:pPr>
+            <w:r>
+              <w:rPr>
+                <w:rFonts w:ascii="Agency FB" w:hAnsi="Agency FB"/>
+                <w:b/>
+                <w:bCs/>
+                <w:sz w:val="52"/>
+                <w:szCs w:val="52"/>
+              </w:rPr>
+              <w:t>Varchar</w:t>
+            </w:r>
+          </w:p>
+        </w:tc>
+        <w:tc>
+          <w:tcPr>
+            <w:tcW w:w="1950" w:type="dxa"/>
+            <w:tcBorders>
+              <w:top w:val="single" w:sz="4" w:space="0" w:color="000000"/>
+              <w:left w:val="single" w:sz="4" w:space="0" w:color="000000"/>
+              <w:bottom w:val="single" w:sz="4" w:space="0" w:color="000000"/>
+              <w:right w:val="single" w:sz="4" w:space="0" w:color="000000"/>
+            </w:tcBorders>
+            <w:shd w:val="clear" w:color="auto" w:fill="FFFFFF"/>
+            <w:tcMar>
+              <w:top w:w="0" w:type="dxa"/>
+              <w:left w:w="108" w:type="dxa"/>
+              <w:bottom w:w="0" w:type="dxa"/>
+              <w:right w:w="108" w:type="dxa"/>
+            </w:tcMar>
+          </w:tcPr>
+          <w:p>
+            <w:pPr>
+              <w:rPr>
+                <w:rFonts w:ascii="Agency FB" w:hAnsi="Agency FB"/>
+                <w:b/>
+                <w:bCs/>
+                <w:sz w:val="52"/>
+                <w:szCs w:val="52"/>
+              </w:rPr>
+            </w:pPr>
+            <w:r>
+              <w:rPr>
+                <w:rFonts w:ascii="Agency FB" w:hAnsi="Agency FB"/>
+                <w:b/>
+                <w:bCs/>
+                <w:sz w:val="52"/>
+                <w:szCs w:val="52"/>
+              </w:rPr>
+              <w:t>255</w:t>
+            </w:r>
+          </w:p>
+        </w:tc>
+        <w:tc>
+          <w:tcPr>
+            <w:tcW w:w="2497" w:type="dxa"/>
+            <w:tcBorders>
+              <w:top w:val="single" w:sz="4" w:space="0" w:color="000000"/>
+              <w:left w:val="single" w:sz="4" w:space="0" w:color="000000"/>
+              <w:bottom w:val="single" w:sz="4" w:space="0" w:color="000000"/>
+              <w:right w:val="single" w:sz="4" w:space="0" w:color="000000"/>
+            </w:tcBorders>
+            <w:shd w:val="clear" w:color="auto" w:fill="FFFFFF"/>
+            <w:tcMar>
+              <w:top w:w="0" w:type="dxa"/>
+              <w:left w:w="108" w:type="dxa"/>
+              <w:bottom w:w="0" w:type="dxa"/>
+              <w:right w:w="108" w:type="dxa"/>
+            </w:tcMar>
+          </w:tcPr>
+          <w:p>
+            <w:pPr>
+              <w:rPr>
+                <w:rFonts w:ascii="Agency FB" w:hAnsi="Agency FB"/>
+                <w:b/>
+                <w:bCs/>
+                <w:sz w:val="52"/>
+                <w:szCs w:val="52"/>
+              </w:rPr>
+            </w:pPr>
+            <w:r>
+              <w:rPr>
+                <w:rFonts w:ascii="Agency FB" w:hAnsi="Agency FB"/>
+                <w:b/>
+                <w:bCs/>
+                <w:sz w:val="44"/>
+                <w:szCs w:val="44"/>
+              </w:rPr>
+              <w:t>utf8mb4_general_ci</w:t>
+            </w:r>
+          </w:p>
+        </w:tc>
+      </w:tr>
+      <w:tr>
+        <w:trPr>
+          <w:trHeight w:val="1032"/>
+        </w:trPr>
+        <w:tc>
+          <w:tcPr>
+            <w:tcW w:w="2774" w:type="dxa"/>
+            <w:tcBorders>
+              <w:top w:val="single" w:sz="4" w:space="0" w:color="000000"/>
+              <w:left w:val="single" w:sz="4" w:space="0" w:color="000000"/>
+              <w:bottom w:val="single" w:sz="4" w:space="0" w:color="000000"/>
+              <w:right w:val="single" w:sz="4" w:space="0" w:color="000000"/>
+            </w:tcBorders>
+            <w:shd w:val="clear" w:color="auto" w:fill="FFFFFF"/>
+            <w:tcMar>
+              <w:top w:w="0" w:type="dxa"/>
+              <w:left w:w="108" w:type="dxa"/>
+              <w:bottom w:w="0" w:type="dxa"/>
+              <w:right w:w="108" w:type="dxa"/>
+            </w:tcMar>
+          </w:tcPr>
+          <w:p>
+            <w:pPr>
+              <w:rPr>
+                <w:rFonts w:ascii="Agency FB" w:hAnsi="Agency FB"/>
+                <w:b/>
+                <w:bCs/>
+                <w:sz w:val="52"/>
+                <w:szCs w:val="52"/>
+              </w:rPr>
+            </w:pPr>
+            <w:r>
+              <w:rPr>
+                <w:rFonts w:ascii="Agency FB" w:eastAsia="Times New Roman" w:hAnsi="Agency FB" w:cs="Angsana New"/>
+                <w:b/>
+                <w:bCs/>
+                <w:color w:val="000000"/>
+                <w:kern w:val="0"/>
+                <w:sz w:val="52"/>
+                <w:szCs w:val="52"/>
+                <w:lang w:eastAsia="it-IT"/>
+              </w:rPr>
+              <w:t>Numero_Tesseramento</w:t>
+            </w:r>
+          </w:p>
+        </w:tc>
+        <w:tc>
+          <w:tcPr>
+            <w:tcW w:w="2224" w:type="dxa"/>
+            <w:tcBorders>
+              <w:top w:val="single" w:sz="4" w:space="0" w:color="000000"/>
+              <w:left w:val="single" w:sz="4" w:space="0" w:color="000000"/>
+              <w:bottom w:val="single" w:sz="4" w:space="0" w:color="000000"/>
+              <w:right w:val="single" w:sz="4" w:space="0" w:color="000000"/>
+            </w:tcBorders>
+            <w:shd w:val="clear" w:color="auto" w:fill="FFFFFF"/>
+            <w:tcMar>
+              <w:top w:w="0" w:type="dxa"/>
+              <w:left w:w="108" w:type="dxa"/>
+              <w:bottom w:w="0" w:type="dxa"/>
+              <w:right w:w="108" w:type="dxa"/>
+            </w:tcMar>
+          </w:tcPr>
+          <w:p>
+            <w:pPr>
+              <w:rPr>
+                <w:rFonts w:ascii="Agency FB" w:hAnsi="Agency FB"/>
+                <w:b/>
+                <w:bCs/>
+                <w:sz w:val="52"/>
+                <w:szCs w:val="52"/>
+              </w:rPr>
+            </w:pPr>
+            <w:r>
+              <w:rPr>
+                <w:rFonts w:ascii="Agency FB" w:hAnsi="Agency FB"/>
+                <w:b/>
+                <w:bCs/>
+                <w:sz w:val="52"/>
+                <w:szCs w:val="52"/>
+              </w:rPr>
+              <w:t>Varchar</w:t>
+            </w:r>
+          </w:p>
+        </w:tc>
+        <w:tc>
+          <w:tcPr>
+            <w:tcW w:w="1950" w:type="dxa"/>
+            <w:tcBorders>
+              <w:top w:val="single" w:sz="4" w:space="0" w:color="000000"/>
+              <w:left w:val="single" w:sz="4" w:space="0" w:color="000000"/>
+              <w:bottom w:val="single" w:sz="4" w:space="0" w:color="000000"/>
+              <w:right w:val="single" w:sz="4" w:space="0" w:color="000000"/>
+            </w:tcBorders>
+            <w:shd w:val="clear" w:color="auto" w:fill="FFFFFF"/>
+            <w:tcMar>
+              <w:top w:w="0" w:type="dxa"/>
+              <w:left w:w="108" w:type="dxa"/>
+              <w:bottom w:w="0" w:type="dxa"/>
+              <w:right w:w="108" w:type="dxa"/>
+            </w:tcMar>
+          </w:tcPr>
+          <w:p>
+            <w:pPr>
+              <w:rPr>
+                <w:rFonts w:ascii="Agency FB" w:hAnsi="Agency FB"/>
+                <w:b/>
+                <w:bCs/>
+                <w:sz w:val="52"/>
+                <w:szCs w:val="52"/>
+              </w:rPr>
+            </w:pPr>
+            <w:r>
+              <w:rPr>
+                <w:rFonts w:ascii="Agency FB" w:hAnsi="Agency FB"/>
+                <w:b/>
+                <w:bCs/>
+                <w:sz w:val="52"/>
+                <w:szCs w:val="52"/>
+              </w:rPr>
+              <w:t>50</w:t>
+            </w:r>
+          </w:p>
+        </w:tc>
+        <w:tc>
+          <w:tcPr>
+            <w:tcW w:w="2497" w:type="dxa"/>
+            <w:tcBorders>
+              <w:top w:val="single" w:sz="4" w:space="0" w:color="000000"/>
+              <w:left w:val="single" w:sz="4" w:space="0" w:color="000000"/>
+              <w:bottom w:val="single" w:sz="4" w:space="0" w:color="000000"/>
+              <w:right w:val="single" w:sz="4" w:space="0" w:color="000000"/>
+            </w:tcBorders>
+            <w:shd w:val="clear" w:color="auto" w:fill="FFFFFF"/>
+            <w:tcMar>
+              <w:top w:w="0" w:type="dxa"/>
+              <w:left w:w="108" w:type="dxa"/>
+              <w:bottom w:w="0" w:type="dxa"/>
+              <w:right w:w="108" w:type="dxa"/>
+            </w:tcMar>
+          </w:tcPr>
+          <w:p>
+            <w:pPr>
+              <w:rPr>
+                <w:rFonts w:ascii="Agency FB" w:hAnsi="Agency FB"/>
+                <w:b/>
+                <w:bCs/>
+                <w:sz w:val="52"/>
+                <w:szCs w:val="52"/>
+              </w:rPr>
+            </w:pPr>
+            <w:r>
+              <w:rPr>
+                <w:rFonts w:ascii="Agency FB" w:hAnsi="Agency FB"/>
+                <w:b/>
+                <w:bCs/>
+                <w:sz w:val="44"/>
+                <w:szCs w:val="44"/>
+              </w:rPr>
+              <w:t>utf8mb4_general_ci</w:t>
+            </w:r>
+          </w:p>
+        </w:tc>
+      </w:tr>
+      <w:tr>
+        <w:trPr>
+          <w:trHeight w:val="920"/>
+        </w:trPr>
+        <w:tc>
+          <w:tcPr>
+            <w:tcW w:w="2774" w:type="dxa"/>
+            <w:tcBorders>
+              <w:top w:val="single" w:sz="4" w:space="0" w:color="000000"/>
+              <w:left w:val="single" w:sz="4" w:space="0" w:color="000000"/>
+              <w:bottom w:val="single" w:sz="4" w:space="0" w:color="000000"/>
+              <w:right w:val="single" w:sz="4" w:space="0" w:color="000000"/>
+            </w:tcBorders>
+            <w:shd w:val="clear" w:color="auto" w:fill="FFFFFF"/>
+            <w:tcMar>
+              <w:top w:w="0" w:type="dxa"/>
+              <w:left w:w="108" w:type="dxa"/>
+              <w:bottom w:w="0" w:type="dxa"/>
+              <w:right w:w="108" w:type="dxa"/>
+            </w:tcMar>
+          </w:tcPr>
+          <w:p>
+            <w:pPr>
+              <w:rPr>
+                <w:rFonts w:ascii="Agency FB" w:hAnsi="Agency FB"/>
+                <w:b/>
+                <w:bCs/>
+                <w:sz w:val="52"/>
+                <w:szCs w:val="52"/>
+              </w:rPr>
+            </w:pPr>
+            <w:r>
+              <w:rPr>
+                <w:rFonts w:ascii="Agency FB" w:eastAsia="Times New Roman" w:hAnsi="Agency FB" w:cs="Angsana New"/>
+                <w:b/>
+                <w:bCs/>
+                <w:color w:val="000000"/>
+                <w:kern w:val="0"/>
+                <w:sz w:val="52"/>
+                <w:szCs w:val="52"/>
+                <w:lang w:eastAsia="it-IT"/>
+              </w:rPr>
+              <w:t>Nome</w:t>
+            </w:r>
+          </w:p>
+        </w:tc>
+        <w:tc>
+          <w:tcPr>
+            <w:tcW w:w="2224" w:type="dxa"/>
+            <w:tcBorders>
+              <w:top w:val="single" w:sz="4" w:space="0" w:color="000000"/>
+              <w:left w:val="single" w:sz="4" w:space="0" w:color="000000"/>
+              <w:bottom w:val="single" w:sz="4" w:space="0" w:color="000000"/>
+              <w:right w:val="single" w:sz="4" w:space="0" w:color="000000"/>
+            </w:tcBorders>
+            <w:shd w:val="clear" w:color="auto" w:fill="FFFFFF"/>
+            <w:tcMar>
+              <w:top w:w="0" w:type="dxa"/>
+              <w:left w:w="108" w:type="dxa"/>
+              <w:bottom w:w="0" w:type="dxa"/>
+              <w:right w:w="108" w:type="dxa"/>
+            </w:tcMar>
+          </w:tcPr>
+          <w:p>
+            <w:pPr>
+              <w:rPr>
+                <w:rFonts w:ascii="Agency FB" w:hAnsi="Agency FB"/>
+                <w:b/>
+                <w:bCs/>
+                <w:sz w:val="52"/>
+                <w:szCs w:val="52"/>
+              </w:rPr>
+            </w:pPr>
+            <w:r>
+              <w:rPr>
+                <w:rFonts w:ascii="Agency FB" w:hAnsi="Agency FB"/>
+                <w:b/>
+                <w:bCs/>
+                <w:sz w:val="52"/>
+                <w:szCs w:val="52"/>
+              </w:rPr>
+              <w:t>Varchar</w:t>
+            </w:r>
+          </w:p>
+        </w:tc>
+        <w:tc>
+          <w:tcPr>
+            <w:tcW w:w="1950" w:type="dxa"/>
+            <w:tcBorders>
+              <w:top w:val="single" w:sz="4" w:space="0" w:color="000000"/>
+              <w:left w:val="single" w:sz="4" w:space="0" w:color="000000"/>
+              <w:bottom w:val="single" w:sz="4" w:space="0" w:color="000000"/>
+              <w:right w:val="single" w:sz="4" w:space="0" w:color="000000"/>
+            </w:tcBorders>
+            <w:shd w:val="clear" w:color="auto" w:fill="FFFFFF"/>
+            <w:tcMar>
+              <w:top w:w="0" w:type="dxa"/>
+              <w:left w:w="108" w:type="dxa"/>
+              <w:bottom w:w="0" w:type="dxa"/>
+              <w:right w:w="108" w:type="dxa"/>
+            </w:tcMar>
+          </w:tcPr>
+          <w:p>
+            <w:pPr>
+              <w:rPr>
+                <w:rFonts w:ascii="Agency FB" w:hAnsi="Agency FB"/>
+                <w:b/>
+                <w:bCs/>
+                <w:sz w:val="52"/>
+                <w:szCs w:val="52"/>
+              </w:rPr>
+            </w:pPr>
+            <w:r>
+              <w:rPr>
+                <w:rFonts w:ascii="Agency FB" w:hAnsi="Agency FB"/>
+                <w:b/>
+                <w:bCs/>
+                <w:sz w:val="52"/>
+                <w:szCs w:val="52"/>
+              </w:rPr>
+              <w:t>50</w:t>
+            </w:r>
+          </w:p>
+        </w:tc>
+        <w:tc>
+          <w:tcPr>
+            <w:tcW w:w="2497" w:type="dxa"/>
+            <w:tcBorders>
+              <w:top w:val="single" w:sz="4" w:space="0" w:color="000000"/>
+              <w:left w:val="single" w:sz="4" w:space="0" w:color="000000"/>
+              <w:bottom w:val="single" w:sz="4" w:space="0" w:color="000000"/>
+              <w:right w:val="single" w:sz="4" w:space="0" w:color="000000"/>
+            </w:tcBorders>
+            <w:shd w:val="clear" w:color="auto" w:fill="FFFFFF"/>
+            <w:tcMar>
+              <w:top w:w="0" w:type="dxa"/>
+              <w:left w:w="108" w:type="dxa"/>
+              <w:bottom w:w="0" w:type="dxa"/>
+              <w:right w:w="108" w:type="dxa"/>
+            </w:tcMar>
+          </w:tcPr>
+          <w:p>
+            <w:pPr>
+              <w:rPr>
+                <w:rFonts w:ascii="Agency FB" w:hAnsi="Agency FB"/>
+                <w:b/>
+                <w:bCs/>
+                <w:sz w:val="52"/>
+                <w:szCs w:val="52"/>
+              </w:rPr>
+            </w:pPr>
+            <w:r>
+              <w:rPr>
+                <w:rFonts w:ascii="Agency FB" w:hAnsi="Agency FB"/>
+                <w:b/>
+                <w:bCs/>
+                <w:sz w:val="44"/>
+                <w:szCs w:val="44"/>
+              </w:rPr>
+              <w:t>utf8mb4_general_ci</w:t>
+            </w:r>
+          </w:p>
+        </w:tc>
+      </w:tr>
+      <w:tr>
+        <w:trPr>
+          <w:trHeight w:val="622"/>
+        </w:trPr>
+        <w:tc>
+          <w:tcPr>
+            <w:tcW w:w="2774" w:type="dxa"/>
+            <w:tcBorders>
+              <w:top w:val="single" w:sz="4" w:space="0" w:color="000000"/>
+              <w:left w:val="single" w:sz="4" w:space="0" w:color="000000"/>
+              <w:bottom w:val="single" w:sz="4" w:space="0" w:color="000000"/>
+              <w:right w:val="single" w:sz="4" w:space="0" w:color="000000"/>
+            </w:tcBorders>
+            <w:shd w:val="clear" w:color="auto" w:fill="FFFFFF"/>
+            <w:tcMar>
+              <w:top w:w="0" w:type="dxa"/>
+              <w:left w:w="108" w:type="dxa"/>
+              <w:bottom w:w="0" w:type="dxa"/>
+              <w:right w:w="108" w:type="dxa"/>
+            </w:tcMar>
+          </w:tcPr>
+          <w:p>
+            <w:pPr>
+              <w:rPr>
+                <w:rFonts w:ascii="Agency FB" w:hAnsi="Agency FB"/>
+                <w:b/>
+                <w:bCs/>
+                <w:sz w:val="52"/>
+                <w:szCs w:val="52"/>
+              </w:rPr>
+            </w:pPr>
+            <w:r>
+              <w:rPr>
+                <w:rFonts w:ascii="Agency FB" w:eastAsia="Times New Roman" w:hAnsi="Agency FB" w:cs="Angsana New"/>
+                <w:b/>
+                <w:bCs/>
+                <w:color w:val="000000"/>
+                <w:kern w:val="0"/>
+                <w:sz w:val="52"/>
+                <w:szCs w:val="52"/>
+                <w:lang w:eastAsia="it-IT"/>
+              </w:rPr>
+              <w:t>Cognome</w:t>
+            </w:r>
+          </w:p>
+        </w:tc>
+        <w:tc>
+          <w:tcPr>
+            <w:tcW w:w="2224" w:type="dxa"/>
+            <w:tcBorders>
+              <w:top w:val="single" w:sz="4" w:space="0" w:color="000000"/>
+              <w:left w:val="single" w:sz="4" w:space="0" w:color="000000"/>
+              <w:bottom w:val="single" w:sz="4" w:space="0" w:color="000000"/>
+              <w:right w:val="single" w:sz="4" w:space="0" w:color="000000"/>
+            </w:tcBorders>
+            <w:shd w:val="clear" w:color="auto" w:fill="FFFFFF"/>
+            <w:tcMar>
+              <w:top w:w="0" w:type="dxa"/>
+              <w:left w:w="108" w:type="dxa"/>
+              <w:bottom w:w="0" w:type="dxa"/>
+              <w:right w:w="108" w:type="dxa"/>
+            </w:tcMar>
+          </w:tcPr>
+          <w:p>
+            <w:pPr>
+              <w:rPr>
+                <w:rFonts w:ascii="Agency FB" w:hAnsi="Agency FB"/>
+                <w:b/>
+                <w:bCs/>
+                <w:sz w:val="52"/>
+                <w:szCs w:val="52"/>
+              </w:rPr>
+            </w:pPr>
+            <w:r>
+              <w:rPr>
+                <w:rFonts w:ascii="Agency FB" w:hAnsi="Agency FB"/>
+                <w:b/>
+                <w:bCs/>
+                <w:sz w:val="52"/>
+                <w:szCs w:val="52"/>
+              </w:rPr>
+              <w:t>Varchar</w:t>
+            </w:r>
+          </w:p>
+        </w:tc>
+        <w:tc>
+          <w:tcPr>
+            <w:tcW w:w="1950" w:type="dxa"/>
+            <w:tcBorders>
+              <w:top w:val="single" w:sz="4" w:space="0" w:color="000000"/>
+              <w:left w:val="single" w:sz="4" w:space="0" w:color="000000"/>
+              <w:bottom w:val="single" w:sz="4" w:space="0" w:color="000000"/>
+              <w:right w:val="single" w:sz="4" w:space="0" w:color="000000"/>
+            </w:tcBorders>
+            <w:shd w:val="clear" w:color="auto" w:fill="FFFFFF"/>
+            <w:tcMar>
+              <w:top w:w="0" w:type="dxa"/>
+              <w:left w:w="108" w:type="dxa"/>
+              <w:bottom w:w="0" w:type="dxa"/>
+              <w:right w:w="108" w:type="dxa"/>
+            </w:tcMar>
+          </w:tcPr>
+          <w:p>
+            <w:pPr>
+              <w:rPr>
+                <w:rFonts w:ascii="Agency FB" w:hAnsi="Agency FB"/>
+                <w:b/>
+                <w:bCs/>
+                <w:sz w:val="52"/>
+                <w:szCs w:val="52"/>
+              </w:rPr>
+            </w:pPr>
+            <w:r>
+              <w:rPr>
+                <w:rFonts w:ascii="Agency FB" w:hAnsi="Agency FB"/>
+                <w:b/>
+                <w:bCs/>
+                <w:sz w:val="52"/>
+                <w:szCs w:val="52"/>
+              </w:rPr>
+              <w:t>50</w:t>
+            </w:r>
+          </w:p>
+        </w:tc>
+        <w:tc>
+          <w:tcPr>
+            <w:tcW w:w="2497" w:type="dxa"/>
+            <w:tcBorders>
+              <w:top w:val="single" w:sz="4" w:space="0" w:color="000000"/>
+              <w:left w:val="single" w:sz="4" w:space="0" w:color="000000"/>
+              <w:bottom w:val="single" w:sz="4" w:space="0" w:color="000000"/>
+              <w:right w:val="single" w:sz="4" w:space="0" w:color="000000"/>
+            </w:tcBorders>
+            <w:shd w:val="clear" w:color="auto" w:fill="FFFFFF"/>
+            <w:tcMar>
+              <w:top w:w="0" w:type="dxa"/>
+              <w:left w:w="108" w:type="dxa"/>
+              <w:bottom w:w="0" w:type="dxa"/>
+              <w:right w:w="108" w:type="dxa"/>
+            </w:tcMar>
+          </w:tcPr>
+          <w:p>
+            <w:pPr>
+              <w:rPr>
+                <w:rFonts w:ascii="Agency FB" w:hAnsi="Agency FB"/>
+                <w:b/>
+                <w:bCs/>
+                <w:sz w:val="52"/>
+                <w:szCs w:val="52"/>
+              </w:rPr>
+            </w:pPr>
+            <w:r>
+              <w:rPr>
+                <w:rFonts w:ascii="Agency FB" w:hAnsi="Agency FB"/>
+                <w:b/>
+                <w:bCs/>
+                <w:sz w:val="44"/>
+                <w:szCs w:val="44"/>
+              </w:rPr>
+              <w:t>utf8mb4_general_ci</w:t>
+            </w:r>
+          </w:p>
+        </w:tc>
+      </w:tr>
+      <w:tr>
+        <w:trPr>
+          <w:trHeight w:val="920"/>
+        </w:trPr>
+        <w:tc>
+          <w:tcPr>
+            <w:tcW w:w="2774" w:type="dxa"/>
+            <w:tcBorders>
+              <w:top w:val="single" w:sz="4" w:space="0" w:color="000000"/>
+              <w:left w:val="single" w:sz="4" w:space="0" w:color="000000"/>
+              <w:bottom w:val="single" w:sz="4" w:space="0" w:color="000000"/>
+              <w:right w:val="single" w:sz="4" w:space="0" w:color="000000"/>
+            </w:tcBorders>
+            <w:shd w:val="clear" w:color="auto" w:fill="FFFFFF"/>
+            <w:tcMar>
+              <w:top w:w="0" w:type="dxa"/>
+              <w:left w:w="108" w:type="dxa"/>
+              <w:bottom w:w="0" w:type="dxa"/>
+              <w:right w:w="108" w:type="dxa"/>
+            </w:tcMar>
+          </w:tcPr>
+          <w:p>
+            <w:pPr>
+              <w:rPr>
+                <w:rFonts w:ascii="Agency FB" w:hAnsi="Agency FB"/>
+                <w:b/>
+                <w:bCs/>
+                <w:sz w:val="52"/>
+                <w:szCs w:val="52"/>
+              </w:rPr>
+            </w:pPr>
+            <w:r>
+              <w:rPr>
+                <w:rFonts w:ascii="Agency FB" w:eastAsia="Times New Roman" w:hAnsi="Agency FB" w:cs="Angsana New"/>
+                <w:b/>
+                <w:bCs/>
+                <w:color w:val="000000"/>
+                <w:kern w:val="0"/>
+                <w:sz w:val="52"/>
+                <w:szCs w:val="52"/>
+                <w:lang w:eastAsia="it-IT"/>
+              </w:rPr>
+              <w:t>Data_nascita</w:t>
+            </w:r>
+          </w:p>
+        </w:tc>
+        <w:tc>
+          <w:tcPr>
+            <w:tcW w:w="2224" w:type="dxa"/>
+            <w:tcBorders>
+              <w:top w:val="single" w:sz="4" w:space="0" w:color="000000"/>
+              <w:left w:val="single" w:sz="4" w:space="0" w:color="000000"/>
+              <w:bottom w:val="single" w:sz="4" w:space="0" w:color="000000"/>
+              <w:right w:val="single" w:sz="4" w:space="0" w:color="000000"/>
+            </w:tcBorders>
+            <w:shd w:val="clear" w:color="auto" w:fill="FFFFFF"/>
+            <w:tcMar>
+              <w:top w:w="0" w:type="dxa"/>
+              <w:left w:w="108" w:type="dxa"/>
+              <w:bottom w:w="0" w:type="dxa"/>
+              <w:right w:w="108" w:type="dxa"/>
+            </w:tcMar>
+          </w:tcPr>
+          <w:p>
+            <w:pPr>
+              <w:rPr>
+                <w:rFonts w:ascii="Agency FB" w:hAnsi="Agency FB"/>
+                <w:b/>
+                <w:bCs/>
+                <w:sz w:val="52"/>
+                <w:szCs w:val="52"/>
+              </w:rPr>
+            </w:pPr>
+            <w:r>
+              <w:rPr>
+                <w:rFonts w:ascii="Agency FB" w:hAnsi="Agency FB"/>
+                <w:b/>
+                <w:bCs/>
+                <w:sz w:val="52"/>
+                <w:szCs w:val="52"/>
+              </w:rPr>
+              <w:t>Date</w:t>
+            </w:r>
+          </w:p>
+        </w:tc>
+        <w:tc>
+          <w:tcPr>
+            <w:tcW w:w="1950" w:type="dxa"/>
+            <w:tcBorders>
+              <w:top w:val="single" w:sz="4" w:space="0" w:color="000000"/>
+              <w:left w:val="single" w:sz="4" w:space="0" w:color="000000"/>
+              <w:bottom w:val="single" w:sz="4" w:space="0" w:color="000000"/>
+              <w:right w:val="single" w:sz="4" w:space="0" w:color="000000"/>
+            </w:tcBorders>
+            <w:shd w:val="clear" w:color="auto" w:fill="FFFFFF"/>
+            <w:tcMar>
+              <w:top w:w="0" w:type="dxa"/>
+              <w:left w:w="108" w:type="dxa"/>
+              <w:bottom w:w="0" w:type="dxa"/>
+              <w:right w:w="108" w:type="dxa"/>
+            </w:tcMar>
+          </w:tcPr>
+          <w:p>
+            <w:pPr>
+              <w:rPr>
+                <w:rFonts w:ascii="Agency FB" w:hAnsi="Agency FB"/>
+                <w:b/>
+                <w:bCs/>
+                <w:sz w:val="52"/>
+                <w:szCs w:val="52"/>
+              </w:rPr>
+            </w:pPr>
+          </w:p>
+        </w:tc>
+        <w:tc>
+          <w:tcPr>
+            <w:tcW w:w="2497" w:type="dxa"/>
+            <w:tcBorders>
+              <w:top w:val="single" w:sz="4" w:space="0" w:color="000000"/>
+              <w:left w:val="single" w:sz="4" w:space="0" w:color="000000"/>
+              <w:bottom w:val="single" w:sz="4" w:space="0" w:color="000000"/>
+              <w:right w:val="single" w:sz="4" w:space="0" w:color="000000"/>
+            </w:tcBorders>
+            <w:shd w:val="clear" w:color="auto" w:fill="FFFFFF"/>
+            <w:tcMar>
+              <w:top w:w="0" w:type="dxa"/>
+              <w:left w:w="108" w:type="dxa"/>
+              <w:bottom w:w="0" w:type="dxa"/>
+              <w:right w:w="108" w:type="dxa"/>
+            </w:tcMar>
+          </w:tcPr>
+          <w:p>
+            <w:pPr>
+              <w:rPr>
+                <w:rFonts w:ascii="Agency FB" w:hAnsi="Agency FB"/>
+                <w:b/>
+                <w:bCs/>
+                <w:sz w:val="52"/>
+                <w:szCs w:val="52"/>
+              </w:rPr>
+            </w:pPr>
+          </w:p>
+        </w:tc>
+      </w:tr>
+      <w:tr>
+        <w:trPr>
+          <w:trHeight w:val="1060"/>
+        </w:trPr>
+        <w:tc>
+          <w:tcPr>
+            <w:tcW w:w="2774" w:type="dxa"/>
+            <w:tcBorders>
+              <w:top w:val="single" w:sz="4" w:space="0" w:color="000000"/>
+              <w:left w:val="single" w:sz="4" w:space="0" w:color="000000"/>
+              <w:bottom w:val="single" w:sz="4" w:space="0" w:color="000000"/>
+              <w:right w:val="single" w:sz="4" w:space="0" w:color="000000"/>
+            </w:tcBorders>
+            <w:shd w:val="clear" w:color="auto" w:fill="FFFFFF"/>
+            <w:tcMar>
+              <w:top w:w="0" w:type="dxa"/>
+              <w:left w:w="108" w:type="dxa"/>
+              <w:bottom w:w="0" w:type="dxa"/>
+              <w:right w:w="108" w:type="dxa"/>
+            </w:tcMar>
+          </w:tcPr>
+          <w:p>
+            <w:pPr>
+              <w:rPr>
+                <w:rFonts w:ascii="Agency FB" w:hAnsi="Agency FB"/>
+                <w:b/>
+                <w:bCs/>
+                <w:sz w:val="52"/>
+                <w:szCs w:val="52"/>
+              </w:rPr>
+            </w:pPr>
+            <w:r>
+              <w:rPr>
+                <w:rFonts w:ascii="Agency FB" w:eastAsia="Times New Roman" w:hAnsi="Agency FB" w:cs="Angsana New"/>
+                <w:b/>
+                <w:bCs/>
+                <w:color w:val="000000"/>
+                <w:kern w:val="0"/>
+                <w:sz w:val="52"/>
+                <w:szCs w:val="52"/>
+                <w:lang w:eastAsia="it-IT"/>
+              </w:rPr>
+              <w:t>T</w:t>
+            </w:r>
+            <w:r>
+              <w:rPr>
+                <w:rFonts w:ascii="Agency FB" w:eastAsia="Times New Roman" w:hAnsi="Agency FB" w:cs="Angsana New"/>
+                <w:b/>
+                <w:bCs/>
+                <w:color w:val="000000"/>
+                <w:kern w:val="0"/>
+                <w:sz w:val="52"/>
+                <w:szCs w:val="52"/>
+                <w:lang w:eastAsia="it-IT"/>
+              </w:rPr>
+              <w:t>e</w:t>
+            </w:r>
+            <w:r>
+              <w:rPr>
+                <w:rFonts w:ascii="Agency FB" w:eastAsia="Times New Roman" w:hAnsi="Agency FB" w:cs="Angsana New"/>
+                <w:b/>
+                <w:bCs/>
+                <w:color w:val="000000"/>
+                <w:kern w:val="0"/>
+                <w:sz w:val="52"/>
+                <w:szCs w:val="52"/>
+                <w:lang w:eastAsia="it-IT"/>
+              </w:rPr>
+              <w:t>lefono</w:t>
+            </w:r>
+          </w:p>
+        </w:tc>
+        <w:tc>
+          <w:tcPr>
+            <w:tcW w:w="2224" w:type="dxa"/>
+            <w:tcBorders>
+              <w:top w:val="single" w:sz="4" w:space="0" w:color="000000"/>
+              <w:left w:val="single" w:sz="4" w:space="0" w:color="000000"/>
+              <w:bottom w:val="single" w:sz="4" w:space="0" w:color="000000"/>
+              <w:right w:val="single" w:sz="4" w:space="0" w:color="000000"/>
+            </w:tcBorders>
+            <w:shd w:val="clear" w:color="auto" w:fill="FFFFFF"/>
+            <w:tcMar>
+              <w:top w:w="0" w:type="dxa"/>
+              <w:left w:w="108" w:type="dxa"/>
+              <w:bottom w:w="0" w:type="dxa"/>
+              <w:right w:w="108" w:type="dxa"/>
+            </w:tcMar>
+          </w:tcPr>
+          <w:p>
+            <w:pPr>
+              <w:rPr>
+                <w:rFonts w:ascii="Agency FB" w:hAnsi="Agency FB"/>
+                <w:b/>
+                <w:bCs/>
+                <w:sz w:val="52"/>
+                <w:szCs w:val="52"/>
+              </w:rPr>
+            </w:pPr>
+            <w:r>
+              <w:rPr>
+                <w:rFonts w:ascii="Agency FB" w:hAnsi="Agency FB"/>
+                <w:b/>
+                <w:bCs/>
+                <w:sz w:val="52"/>
+                <w:szCs w:val="52"/>
+              </w:rPr>
+              <w:t>Varchar</w:t>
+            </w:r>
+          </w:p>
+        </w:tc>
+        <w:tc>
+          <w:tcPr>
+            <w:tcW w:w="1950" w:type="dxa"/>
+            <w:tcBorders>
+              <w:top w:val="single" w:sz="4" w:space="0" w:color="000000"/>
+              <w:left w:val="single" w:sz="4" w:space="0" w:color="000000"/>
+              <w:bottom w:val="single" w:sz="4" w:space="0" w:color="000000"/>
+              <w:right w:val="single" w:sz="4" w:space="0" w:color="000000"/>
+            </w:tcBorders>
+            <w:shd w:val="clear" w:color="auto" w:fill="FFFFFF"/>
+            <w:tcMar>
+              <w:top w:w="0" w:type="dxa"/>
+              <w:left w:w="108" w:type="dxa"/>
+              <w:bottom w:w="0" w:type="dxa"/>
+              <w:right w:w="108" w:type="dxa"/>
+            </w:tcMar>
+          </w:tcPr>
+          <w:p>
+            <w:pPr>
+              <w:rPr>
+                <w:rFonts w:ascii="Agency FB" w:hAnsi="Agency FB"/>
+                <w:b/>
+                <w:bCs/>
+                <w:sz w:val="52"/>
+                <w:szCs w:val="52"/>
+              </w:rPr>
+            </w:pPr>
+            <w:r>
+              <w:rPr>
+                <w:rFonts w:ascii="Agency FB" w:hAnsi="Agency FB"/>
+                <w:b/>
+                <w:bCs/>
+                <w:sz w:val="52"/>
+                <w:szCs w:val="52"/>
+              </w:rPr>
+              <w:t>20</w:t>
+            </w:r>
+          </w:p>
+        </w:tc>
+        <w:tc>
+          <w:tcPr>
+            <w:tcW w:w="2497" w:type="dxa"/>
+            <w:tcBorders>
+              <w:top w:val="single" w:sz="4" w:space="0" w:color="000000"/>
+              <w:left w:val="single" w:sz="4" w:space="0" w:color="000000"/>
+              <w:bottom w:val="single" w:sz="4" w:space="0" w:color="000000"/>
+              <w:right w:val="single" w:sz="4" w:space="0" w:color="000000"/>
+            </w:tcBorders>
+            <w:shd w:val="clear" w:color="auto" w:fill="FFFFFF"/>
+            <w:tcMar>
+              <w:top w:w="0" w:type="dxa"/>
+              <w:left w:w="108" w:type="dxa"/>
+              <w:bottom w:w="0" w:type="dxa"/>
+              <w:right w:w="108" w:type="dxa"/>
+            </w:tcMar>
+          </w:tcPr>
+          <w:p>
+            <w:pPr>
+              <w:rPr>
+                <w:rFonts w:ascii="Agency FB" w:hAnsi="Agency FB"/>
+                <w:b/>
+                <w:bCs/>
+                <w:sz w:val="52"/>
+                <w:szCs w:val="52"/>
+              </w:rPr>
+            </w:pPr>
+            <w:r>
+              <w:rPr>
+                <w:rFonts w:ascii="Agency FB" w:hAnsi="Agency FB"/>
+                <w:b/>
+                <w:bCs/>
+                <w:sz w:val="44"/>
+                <w:szCs w:val="44"/>
+              </w:rPr>
+              <w:t>utf8mb4_general_ci</w:t>
+            </w:r>
+          </w:p>
+        </w:tc>
+      </w:tr>
+    </w:tbl>
+    <w:p>
+      <w:pPr>
+        <w:rPr>
+          <w:rFonts w:ascii="Agency FB" w:hAnsi="Agency FB"/>
+          <w:b/>
+          <w:bCs/>
+          <w:i/>
+          <w:iCs/>
+          <w:sz w:val="52"/>
+          <w:szCs w:val="52"/>
+          <w:u w:val="single"/>
+        </w:rPr>
+      </w:pPr>
+    </w:p>
+    <w:p>
+      <w:pPr>
+        <w:rPr>
+          <w:rFonts w:ascii="Agency FB" w:hAnsi="Agency FB"/>
+          <w:b/>
+          <w:bCs/>
+          <w:i/>
+          <w:iCs/>
+          <w:color w:val="5B9BD5" w:themeColor="accent5"/>
+          <w:sz w:val="52"/>
+          <w:szCs w:val="52"/>
+          <w:u w:val="single"/>
+        </w:rPr>
+      </w:pPr>
+      <w:r>
+        <w:rPr>
+          <w:rFonts w:ascii="Agency FB" w:hAnsi="Agency FB"/>
+          <w:b/>
+          <w:bCs/>
+          <w:i/>
+          <w:iCs/>
+          <w:color w:val="5B9BD5" w:themeColor="accent5"/>
+          <w:sz w:val="52"/>
+          <w:szCs w:val="52"/>
+          <w:u w:val="single"/>
+        </w:rPr>
+        <w:lastRenderedPageBreak/>
+        <w:t xml:space="preserve">Entità </w:t>
+      </w:r>
+      <w:r>
+        <w:rPr>
+          <w:rFonts w:ascii="Agency FB" w:hAnsi="Agency FB"/>
+          <w:b/>
+          <w:bCs/>
+          <w:i/>
+          <w:iCs/>
+          <w:color w:val="5B9BD5" w:themeColor="accent5"/>
+          <w:sz w:val="52"/>
+          <w:szCs w:val="52"/>
+          <w:u w:val="single"/>
+        </w:rPr>
+        <w:t>Gara_iscrizioni</w:t>
+      </w:r>
+    </w:p>
+    <w:tbl>
+      <w:tblPr>
+        <w:tblW w:w="4905" w:type="pct"/>
+        <w:tblLayout w:type="fixed"/>
+        <w:tblCellMar>
+          <w:left w:w="10" w:type="dxa"/>
+          <w:right w:w="10" w:type="dxa"/>
+        </w:tblCellMar>
+        <w:tblLook w:val="04A0" w:firstRow="1" w:lastRow="0" w:firstColumn="1" w:lastColumn="0" w:noHBand="0" w:noVBand="1"/>
+      </w:tblPr>
+      <w:tblGrid>
+        <w:gridCol w:w="2972"/>
+        <w:gridCol w:w="2268"/>
+        <w:gridCol w:w="1708"/>
+        <w:gridCol w:w="2497"/>
+      </w:tblGrid>
+      <w:tr>
+        <w:trPr>
+          <w:trHeight w:val="1511"/>
+        </w:trPr>
+        <w:tc>
+          <w:tcPr>
+            <w:tcW w:w="2972" w:type="dxa"/>
+            <w:tcBorders>
+              <w:top w:val="single" w:sz="4" w:space="0" w:color="000000"/>
+              <w:left w:val="single" w:sz="4" w:space="0" w:color="000000"/>
+              <w:bottom w:val="single" w:sz="4" w:space="0" w:color="000000"/>
+              <w:right w:val="single" w:sz="4" w:space="0" w:color="000000"/>
+            </w:tcBorders>
+            <w:shd w:val="clear" w:color="auto" w:fill="E7E6E6"/>
+            <w:tcMar>
+              <w:top w:w="0" w:type="dxa"/>
+              <w:left w:w="108" w:type="dxa"/>
+              <w:bottom w:w="0" w:type="dxa"/>
+              <w:right w:w="108" w:type="dxa"/>
+            </w:tcMar>
+            <w:hideMark/>
+          </w:tcPr>
+          <w:p>
+            <w:pPr>
+              <w:rPr>
+                <w:rFonts w:ascii="Agency FB" w:hAnsi="Agency FB"/>
+                <w:b/>
+                <w:bCs/>
+                <w:sz w:val="52"/>
+                <w:szCs w:val="52"/>
+                <w:u w:val="single"/>
+              </w:rPr>
+            </w:pPr>
+            <w:r>
+              <w:rPr>
+                <w:rFonts w:ascii="Agency FB" w:hAnsi="Agency FB"/>
+                <w:b/>
+                <w:bCs/>
+                <w:sz w:val="52"/>
+                <w:szCs w:val="52"/>
+                <w:u w:val="single"/>
+              </w:rPr>
+              <w:t>Nome campo</w:t>
+            </w:r>
+          </w:p>
+        </w:tc>
+        <w:tc>
+          <w:tcPr>
+            <w:tcW w:w="2268" w:type="dxa"/>
+            <w:tcBorders>
+              <w:top w:val="single" w:sz="4" w:space="0" w:color="000000"/>
+              <w:left w:val="single" w:sz="4" w:space="0" w:color="000000"/>
+              <w:bottom w:val="single" w:sz="4" w:space="0" w:color="000000"/>
+              <w:right w:val="single" w:sz="4" w:space="0" w:color="000000"/>
+            </w:tcBorders>
+            <w:shd w:val="clear" w:color="auto" w:fill="E7E6E6"/>
+            <w:tcMar>
+              <w:top w:w="0" w:type="dxa"/>
+              <w:left w:w="108" w:type="dxa"/>
+              <w:bottom w:w="0" w:type="dxa"/>
+              <w:right w:w="108" w:type="dxa"/>
+            </w:tcMar>
+            <w:hideMark/>
+          </w:tcPr>
+          <w:p>
+            <w:pPr>
+              <w:rPr>
+                <w:rFonts w:ascii="Agency FB" w:hAnsi="Agency FB"/>
+                <w:b/>
+                <w:bCs/>
+                <w:sz w:val="52"/>
+                <w:szCs w:val="52"/>
+                <w:u w:val="single"/>
+              </w:rPr>
+            </w:pPr>
+            <w:r>
+              <w:rPr>
+                <w:rFonts w:ascii="Agency FB" w:hAnsi="Agency FB"/>
+                <w:b/>
+                <w:bCs/>
+                <w:sz w:val="52"/>
+                <w:szCs w:val="52"/>
+                <w:u w:val="single"/>
+              </w:rPr>
+              <w:t>Tipo dati</w:t>
+            </w:r>
+          </w:p>
+        </w:tc>
+        <w:tc>
+          <w:tcPr>
+            <w:tcW w:w="1708" w:type="dxa"/>
+            <w:tcBorders>
+              <w:top w:val="single" w:sz="4" w:space="0" w:color="000000"/>
+              <w:left w:val="single" w:sz="4" w:space="0" w:color="000000"/>
+              <w:bottom w:val="single" w:sz="4" w:space="0" w:color="000000"/>
+              <w:right w:val="single" w:sz="4" w:space="0" w:color="000000"/>
+            </w:tcBorders>
+            <w:shd w:val="clear" w:color="auto" w:fill="E7E6E6"/>
+            <w:tcMar>
+              <w:top w:w="0" w:type="dxa"/>
+              <w:left w:w="108" w:type="dxa"/>
+              <w:bottom w:w="0" w:type="dxa"/>
+              <w:right w:w="108" w:type="dxa"/>
+            </w:tcMar>
+            <w:hideMark/>
+          </w:tcPr>
+          <w:p>
+            <w:pPr>
+              <w:rPr>
+                <w:rFonts w:ascii="Agency FB" w:hAnsi="Agency FB"/>
+                <w:b/>
+                <w:bCs/>
+                <w:sz w:val="52"/>
+                <w:szCs w:val="52"/>
+                <w:u w:val="single"/>
+              </w:rPr>
+            </w:pPr>
+            <w:r>
+              <w:rPr>
+                <w:rFonts w:ascii="Agency FB" w:hAnsi="Agency FB"/>
+                <w:b/>
+                <w:bCs/>
+                <w:sz w:val="52"/>
+                <w:szCs w:val="52"/>
+                <w:u w:val="single"/>
+              </w:rPr>
+              <w:t>Dimensione campo</w:t>
+            </w:r>
+          </w:p>
+        </w:tc>
+        <w:tc>
+          <w:tcPr>
+            <w:tcW w:w="2497" w:type="dxa"/>
+            <w:tcBorders>
+              <w:top w:val="single" w:sz="4" w:space="0" w:color="000000"/>
+              <w:left w:val="single" w:sz="4" w:space="0" w:color="000000"/>
+              <w:bottom w:val="single" w:sz="4" w:space="0" w:color="000000"/>
+              <w:right w:val="single" w:sz="4" w:space="0" w:color="000000"/>
+            </w:tcBorders>
+            <w:shd w:val="clear" w:color="auto" w:fill="E7E6E6"/>
+            <w:tcMar>
+              <w:top w:w="0" w:type="dxa"/>
+              <w:left w:w="108" w:type="dxa"/>
+              <w:bottom w:w="0" w:type="dxa"/>
+              <w:right w:w="108" w:type="dxa"/>
+            </w:tcMar>
+            <w:hideMark/>
+          </w:tcPr>
+          <w:p>
+            <w:pPr>
+              <w:rPr>
+                <w:rFonts w:ascii="Agency FB" w:hAnsi="Agency FB"/>
+                <w:b/>
+                <w:bCs/>
+                <w:sz w:val="52"/>
+                <w:szCs w:val="52"/>
+                <w:u w:val="single"/>
+              </w:rPr>
+            </w:pPr>
+            <w:r>
+              <w:rPr>
+                <w:rFonts w:ascii="Agency FB" w:hAnsi="Agency FB"/>
+                <w:b/>
+                <w:bCs/>
+                <w:sz w:val="52"/>
+                <w:szCs w:val="52"/>
+                <w:u w:val="single"/>
+              </w:rPr>
+              <w:t>Codifica caratteri</w:t>
+            </w:r>
+          </w:p>
+        </w:tc>
+      </w:tr>
+      <w:tr>
+        <w:trPr>
+          <w:trHeight w:val="999"/>
+        </w:trPr>
+        <w:tc>
+          <w:tcPr>
+            <w:tcW w:w="2972" w:type="dxa"/>
+            <w:tcBorders>
+              <w:top w:val="single" w:sz="4" w:space="0" w:color="000000"/>
+              <w:left w:val="single" w:sz="4" w:space="0" w:color="000000"/>
+              <w:bottom w:val="single" w:sz="4" w:space="0" w:color="000000"/>
+              <w:right w:val="single" w:sz="4" w:space="0" w:color="000000"/>
+            </w:tcBorders>
+            <w:shd w:val="clear" w:color="auto" w:fill="FFFFFF"/>
+            <w:tcMar>
+              <w:top w:w="0" w:type="dxa"/>
+              <w:left w:w="108" w:type="dxa"/>
+              <w:bottom w:w="0" w:type="dxa"/>
+              <w:right w:w="108" w:type="dxa"/>
+            </w:tcMar>
+          </w:tcPr>
+          <w:p>
+            <w:pPr>
+              <w:rPr>
+                <w:rFonts w:ascii="Agency FB" w:hAnsi="Agency FB"/>
+                <w:b/>
+                <w:bCs/>
+                <w:sz w:val="52"/>
+                <w:szCs w:val="52"/>
+              </w:rPr>
+            </w:pPr>
+            <w:r>
+              <w:rPr>
+                <w:rFonts w:ascii="Agency FB" w:eastAsia="Times New Roman" w:hAnsi="Agency FB" w:cs="Angsana New"/>
+                <w:b/>
+                <w:bCs/>
+                <w:color w:val="000000"/>
+                <w:kern w:val="0"/>
+                <w:sz w:val="52"/>
+                <w:szCs w:val="52"/>
+                <w:lang w:eastAsia="it-IT"/>
+              </w:rPr>
+              <w:t>ID</w:t>
+            </w:r>
+          </w:p>
+        </w:tc>
+        <w:tc>
+          <w:tcPr>
+            <w:tcW w:w="2268" w:type="dxa"/>
+            <w:tcBorders>
+              <w:top w:val="single" w:sz="4" w:space="0" w:color="000000"/>
+              <w:left w:val="single" w:sz="4" w:space="0" w:color="000000"/>
+              <w:bottom w:val="single" w:sz="4" w:space="0" w:color="000000"/>
+              <w:right w:val="single" w:sz="4" w:space="0" w:color="000000"/>
+            </w:tcBorders>
+            <w:tcMar>
+              <w:top w:w="0" w:type="dxa"/>
+              <w:left w:w="108" w:type="dxa"/>
+              <w:bottom w:w="0" w:type="dxa"/>
+              <w:right w:w="108" w:type="dxa"/>
+            </w:tcMar>
+            <w:hideMark/>
+          </w:tcPr>
+          <w:p>
+            <w:pPr>
+              <w:rPr>
+                <w:rFonts w:ascii="Agency FB" w:hAnsi="Agency FB"/>
+                <w:b/>
+                <w:bCs/>
+                <w:sz w:val="52"/>
+                <w:szCs w:val="52"/>
+              </w:rPr>
+            </w:pPr>
+            <w:r>
+              <w:rPr>
+                <w:rFonts w:ascii="Agency FB" w:hAnsi="Agency FB"/>
+                <w:b/>
+                <w:bCs/>
+                <w:sz w:val="52"/>
+                <w:szCs w:val="52"/>
+              </w:rPr>
+              <w:t>Int (AUTO_INCREMENT)</w:t>
+            </w:r>
+          </w:p>
+        </w:tc>
+        <w:tc>
+          <w:tcPr>
+            <w:tcW w:w="1708" w:type="dxa"/>
+            <w:tcBorders>
+              <w:top w:val="single" w:sz="4" w:space="0" w:color="000000"/>
+              <w:left w:val="single" w:sz="4" w:space="0" w:color="000000"/>
+              <w:bottom w:val="single" w:sz="4" w:space="0" w:color="000000"/>
+              <w:right w:val="single" w:sz="4" w:space="0" w:color="000000"/>
+            </w:tcBorders>
+            <w:tcMar>
+              <w:top w:w="0" w:type="dxa"/>
+              <w:left w:w="108" w:type="dxa"/>
+              <w:bottom w:w="0" w:type="dxa"/>
+              <w:right w:w="108" w:type="dxa"/>
+            </w:tcMar>
+            <w:hideMark/>
+          </w:tcPr>
+          <w:p>
+            <w:pPr>
+              <w:rPr>
+                <w:rFonts w:ascii="Agency FB" w:hAnsi="Agency FB"/>
+                <w:b/>
+                <w:bCs/>
+                <w:sz w:val="52"/>
+                <w:szCs w:val="52"/>
+              </w:rPr>
+            </w:pPr>
+            <w:r>
+              <w:rPr>
+                <w:rFonts w:ascii="Agency FB" w:hAnsi="Agency FB"/>
+                <w:b/>
+                <w:bCs/>
+                <w:sz w:val="52"/>
+                <w:szCs w:val="52"/>
+              </w:rPr>
+              <w:t>11</w:t>
+            </w:r>
+          </w:p>
+        </w:tc>
+        <w:tc>
+          <w:tcPr>
+            <w:tcW w:w="2497" w:type="dxa"/>
+            <w:tcBorders>
+              <w:top w:val="single" w:sz="4" w:space="0" w:color="000000"/>
+              <w:left w:val="single" w:sz="4" w:space="0" w:color="000000"/>
+              <w:bottom w:val="single" w:sz="4" w:space="0" w:color="000000"/>
+              <w:right w:val="single" w:sz="4" w:space="0" w:color="000000"/>
+            </w:tcBorders>
+            <w:tcMar>
+              <w:top w:w="0" w:type="dxa"/>
+              <w:left w:w="108" w:type="dxa"/>
+              <w:bottom w:w="0" w:type="dxa"/>
+              <w:right w:w="108" w:type="dxa"/>
+            </w:tcMar>
+          </w:tcPr>
+          <w:p>
+            <w:pPr>
+              <w:rPr>
+                <w:rFonts w:ascii="Agency FB" w:hAnsi="Agency FB"/>
+                <w:b/>
+                <w:bCs/>
+                <w:sz w:val="52"/>
+                <w:szCs w:val="52"/>
+              </w:rPr>
+            </w:pPr>
+          </w:p>
+        </w:tc>
+      </w:tr>
+      <w:tr>
+        <w:trPr>
+          <w:trHeight w:val="896"/>
+        </w:trPr>
+        <w:tc>
+          <w:tcPr>
+            <w:tcW w:w="2972" w:type="dxa"/>
+            <w:tcBorders>
+              <w:top w:val="single" w:sz="4" w:space="0" w:color="000000"/>
+              <w:left w:val="single" w:sz="4" w:space="0" w:color="000000"/>
+              <w:bottom w:val="single" w:sz="4" w:space="0" w:color="000000"/>
+              <w:right w:val="single" w:sz="4" w:space="0" w:color="000000"/>
+            </w:tcBorders>
+            <w:shd w:val="clear" w:color="auto" w:fill="FFFFFF"/>
+            <w:tcMar>
+              <w:top w:w="0" w:type="dxa"/>
+              <w:left w:w="108" w:type="dxa"/>
+              <w:bottom w:w="0" w:type="dxa"/>
+              <w:right w:w="108" w:type="dxa"/>
+            </w:tcMar>
+          </w:tcPr>
+          <w:p>
+            <w:pPr>
+              <w:rPr>
+                <w:rFonts w:ascii="Agency FB" w:hAnsi="Agency FB"/>
+                <w:b/>
+                <w:bCs/>
+                <w:sz w:val="52"/>
+                <w:szCs w:val="52"/>
+              </w:rPr>
+            </w:pPr>
+            <w:r>
+              <w:rPr>
+                <w:rFonts w:ascii="Agency FB" w:eastAsia="Times New Roman" w:hAnsi="Agency FB" w:cs="Angsana New"/>
+                <w:b/>
+                <w:bCs/>
+                <w:color w:val="000000"/>
+                <w:kern w:val="0"/>
+                <w:sz w:val="52"/>
+                <w:szCs w:val="52"/>
+                <w:lang w:eastAsia="it-IT"/>
+              </w:rPr>
+              <w:t>ID_Gara</w:t>
+            </w:r>
+          </w:p>
+        </w:tc>
+        <w:tc>
+          <w:tcPr>
+            <w:tcW w:w="2268" w:type="dxa"/>
+            <w:tcBorders>
+              <w:top w:val="single" w:sz="4" w:space="0" w:color="000000"/>
+              <w:left w:val="single" w:sz="4" w:space="0" w:color="000000"/>
+              <w:bottom w:val="single" w:sz="4" w:space="0" w:color="000000"/>
+              <w:right w:val="single" w:sz="4" w:space="0" w:color="000000"/>
+            </w:tcBorders>
+            <w:shd w:val="clear" w:color="auto" w:fill="FFFFFF"/>
+            <w:tcMar>
+              <w:top w:w="0" w:type="dxa"/>
+              <w:left w:w="108" w:type="dxa"/>
+              <w:bottom w:w="0" w:type="dxa"/>
+              <w:right w:w="108" w:type="dxa"/>
+            </w:tcMar>
+            <w:hideMark/>
+          </w:tcPr>
+          <w:p>
+            <w:pPr>
+              <w:rPr>
+                <w:rFonts w:ascii="Agency FB" w:hAnsi="Agency FB"/>
+                <w:b/>
+                <w:bCs/>
+                <w:sz w:val="52"/>
+                <w:szCs w:val="52"/>
+              </w:rPr>
+            </w:pPr>
+            <w:r>
+              <w:rPr>
+                <w:rFonts w:ascii="Agency FB" w:hAnsi="Agency FB"/>
+                <w:b/>
+                <w:bCs/>
+                <w:sz w:val="52"/>
+                <w:szCs w:val="52"/>
+              </w:rPr>
+              <w:t>Int</w:t>
+            </w:r>
+          </w:p>
+        </w:tc>
+        <w:tc>
+          <w:tcPr>
+            <w:tcW w:w="1708" w:type="dxa"/>
+            <w:tcBorders>
+              <w:top w:val="single" w:sz="4" w:space="0" w:color="000000"/>
+              <w:left w:val="single" w:sz="4" w:space="0" w:color="000000"/>
+              <w:bottom w:val="single" w:sz="4" w:space="0" w:color="000000"/>
+              <w:right w:val="single" w:sz="4" w:space="0" w:color="000000"/>
+            </w:tcBorders>
+            <w:shd w:val="clear" w:color="auto" w:fill="FFFFFF"/>
+            <w:tcMar>
+              <w:top w:w="0" w:type="dxa"/>
+              <w:left w:w="108" w:type="dxa"/>
+              <w:bottom w:w="0" w:type="dxa"/>
+              <w:right w:w="108" w:type="dxa"/>
+            </w:tcMar>
+            <w:hideMark/>
+          </w:tcPr>
+          <w:p>
+            <w:pPr>
+              <w:rPr>
+                <w:rFonts w:ascii="Agency FB" w:hAnsi="Agency FB"/>
+                <w:b/>
+                <w:bCs/>
+                <w:sz w:val="52"/>
+                <w:szCs w:val="52"/>
+              </w:rPr>
+            </w:pPr>
+            <w:r>
+              <w:rPr>
+                <w:rFonts w:ascii="Agency FB" w:hAnsi="Agency FB"/>
+                <w:b/>
+                <w:bCs/>
+                <w:sz w:val="52"/>
+                <w:szCs w:val="52"/>
+              </w:rPr>
+              <w:t>11</w:t>
+            </w:r>
+          </w:p>
+        </w:tc>
+        <w:tc>
+          <w:tcPr>
+            <w:tcW w:w="2497" w:type="dxa"/>
+            <w:tcBorders>
+              <w:top w:val="single" w:sz="4" w:space="0" w:color="000000"/>
+              <w:left w:val="single" w:sz="4" w:space="0" w:color="000000"/>
+              <w:bottom w:val="single" w:sz="4" w:space="0" w:color="000000"/>
+              <w:right w:val="single" w:sz="4" w:space="0" w:color="000000"/>
+            </w:tcBorders>
+            <w:shd w:val="clear" w:color="auto" w:fill="FFFFFF"/>
+            <w:tcMar>
+              <w:top w:w="0" w:type="dxa"/>
+              <w:left w:w="108" w:type="dxa"/>
+              <w:bottom w:w="0" w:type="dxa"/>
+              <w:right w:w="108" w:type="dxa"/>
+            </w:tcMar>
+          </w:tcPr>
+          <w:p>
+            <w:pPr>
+              <w:rPr>
+                <w:rFonts w:ascii="Agency FB" w:hAnsi="Agency FB"/>
+                <w:b/>
+                <w:bCs/>
+                <w:sz w:val="48"/>
+                <w:szCs w:val="48"/>
+              </w:rPr>
+            </w:pPr>
+          </w:p>
+        </w:tc>
+      </w:tr>
+      <w:tr>
+        <w:trPr>
+          <w:trHeight w:val="758"/>
+        </w:trPr>
+        <w:tc>
+          <w:tcPr>
+            <w:tcW w:w="2972" w:type="dxa"/>
+            <w:tcBorders>
+              <w:top w:val="single" w:sz="4" w:space="0" w:color="000000"/>
+              <w:left w:val="single" w:sz="4" w:space="0" w:color="000000"/>
+              <w:bottom w:val="single" w:sz="4" w:space="0" w:color="000000"/>
+              <w:right w:val="single" w:sz="4" w:space="0" w:color="000000"/>
+            </w:tcBorders>
+            <w:shd w:val="clear" w:color="auto" w:fill="FFFFFF"/>
+            <w:tcMar>
+              <w:top w:w="0" w:type="dxa"/>
+              <w:left w:w="108" w:type="dxa"/>
+              <w:bottom w:w="0" w:type="dxa"/>
+              <w:right w:w="108" w:type="dxa"/>
+            </w:tcMar>
+          </w:tcPr>
+          <w:p>
+            <w:pPr>
+              <w:rPr>
+                <w:rFonts w:ascii="Agency FB" w:hAnsi="Agency FB"/>
+                <w:b/>
+                <w:bCs/>
+                <w:sz w:val="52"/>
+                <w:szCs w:val="52"/>
+              </w:rPr>
+            </w:pPr>
+            <w:r>
+              <w:rPr>
+                <w:rFonts w:ascii="Agency FB" w:eastAsia="Times New Roman" w:hAnsi="Agency FB" w:cs="Angsana New"/>
+                <w:b/>
+                <w:bCs/>
+                <w:color w:val="000000"/>
+                <w:kern w:val="0"/>
+                <w:sz w:val="52"/>
+                <w:szCs w:val="52"/>
+                <w:lang w:eastAsia="it-IT"/>
+              </w:rPr>
+              <w:t>Numero_Tesseramento</w:t>
+            </w:r>
+          </w:p>
+        </w:tc>
+        <w:tc>
+          <w:tcPr>
+            <w:tcW w:w="2268" w:type="dxa"/>
+            <w:tcBorders>
+              <w:top w:val="single" w:sz="4" w:space="0" w:color="000000"/>
+              <w:left w:val="single" w:sz="4" w:space="0" w:color="000000"/>
+              <w:bottom w:val="single" w:sz="4" w:space="0" w:color="000000"/>
+              <w:right w:val="single" w:sz="4" w:space="0" w:color="000000"/>
+            </w:tcBorders>
+            <w:shd w:val="clear" w:color="auto" w:fill="FFFFFF"/>
+            <w:tcMar>
+              <w:top w:w="0" w:type="dxa"/>
+              <w:left w:w="108" w:type="dxa"/>
+              <w:bottom w:w="0" w:type="dxa"/>
+              <w:right w:w="108" w:type="dxa"/>
+            </w:tcMar>
+          </w:tcPr>
+          <w:p>
+            <w:pPr>
+              <w:rPr>
+                <w:rFonts w:ascii="Agency FB" w:hAnsi="Agency FB"/>
+                <w:b/>
+                <w:bCs/>
+                <w:sz w:val="52"/>
+                <w:szCs w:val="52"/>
+              </w:rPr>
+            </w:pPr>
+            <w:r>
+              <w:rPr>
+                <w:rFonts w:ascii="Agency FB" w:hAnsi="Agency FB"/>
+                <w:b/>
+                <w:bCs/>
+                <w:sz w:val="52"/>
+                <w:szCs w:val="52"/>
+              </w:rPr>
+              <w:t>Varchar</w:t>
+            </w:r>
+          </w:p>
+        </w:tc>
+        <w:tc>
+          <w:tcPr>
+            <w:tcW w:w="1708" w:type="dxa"/>
+            <w:tcBorders>
+              <w:top w:val="single" w:sz="4" w:space="0" w:color="000000"/>
+              <w:left w:val="single" w:sz="4" w:space="0" w:color="000000"/>
+              <w:bottom w:val="single" w:sz="4" w:space="0" w:color="000000"/>
+              <w:right w:val="single" w:sz="4" w:space="0" w:color="000000"/>
+            </w:tcBorders>
+            <w:shd w:val="clear" w:color="auto" w:fill="FFFFFF"/>
+            <w:tcMar>
+              <w:top w:w="0" w:type="dxa"/>
+              <w:left w:w="108" w:type="dxa"/>
+              <w:bottom w:w="0" w:type="dxa"/>
+              <w:right w:w="108" w:type="dxa"/>
+            </w:tcMar>
+          </w:tcPr>
+          <w:p>
+            <w:pPr>
+              <w:rPr>
+                <w:rFonts w:ascii="Agency FB" w:hAnsi="Agency FB"/>
+                <w:b/>
+                <w:bCs/>
+                <w:sz w:val="52"/>
+                <w:szCs w:val="52"/>
+              </w:rPr>
+            </w:pPr>
+            <w:r>
+              <w:rPr>
+                <w:rFonts w:ascii="Agency FB" w:hAnsi="Agency FB"/>
+                <w:b/>
+                <w:bCs/>
+                <w:sz w:val="52"/>
+                <w:szCs w:val="52"/>
+              </w:rPr>
+              <w:t>50</w:t>
+            </w:r>
+          </w:p>
+        </w:tc>
+        <w:tc>
+          <w:tcPr>
+            <w:tcW w:w="2497" w:type="dxa"/>
+            <w:tcBorders>
+              <w:top w:val="single" w:sz="4" w:space="0" w:color="000000"/>
+              <w:left w:val="single" w:sz="4" w:space="0" w:color="000000"/>
+              <w:bottom w:val="single" w:sz="4" w:space="0" w:color="000000"/>
+              <w:right w:val="single" w:sz="4" w:space="0" w:color="000000"/>
+            </w:tcBorders>
+            <w:shd w:val="clear" w:color="auto" w:fill="FFFFFF"/>
+            <w:tcMar>
+              <w:top w:w="0" w:type="dxa"/>
+              <w:left w:w="108" w:type="dxa"/>
+              <w:bottom w:w="0" w:type="dxa"/>
+              <w:right w:w="108" w:type="dxa"/>
+            </w:tcMar>
+          </w:tcPr>
+          <w:p>
+            <w:pPr>
+              <w:rPr>
+                <w:rFonts w:ascii="Agency FB" w:hAnsi="Agency FB"/>
+                <w:b/>
+                <w:bCs/>
+                <w:sz w:val="52"/>
+                <w:szCs w:val="52"/>
+              </w:rPr>
+            </w:pPr>
+            <w:r>
+              <w:rPr>
+                <w:rFonts w:ascii="Agency FB" w:hAnsi="Agency FB"/>
+                <w:b/>
+                <w:bCs/>
+                <w:sz w:val="44"/>
+                <w:szCs w:val="44"/>
+              </w:rPr>
+              <w:t>utf8mb4_general_ci</w:t>
+            </w:r>
+          </w:p>
+        </w:tc>
+      </w:tr>
+      <w:tr>
+        <w:trPr>
+          <w:trHeight w:val="1032"/>
+        </w:trPr>
+        <w:tc>
+          <w:tcPr>
+            <w:tcW w:w="2972" w:type="dxa"/>
+            <w:tcBorders>
+              <w:top w:val="single" w:sz="4" w:space="0" w:color="000000"/>
+              <w:left w:val="single" w:sz="4" w:space="0" w:color="000000"/>
+              <w:bottom w:val="single" w:sz="4" w:space="0" w:color="000000"/>
+              <w:right w:val="single" w:sz="4" w:space="0" w:color="000000"/>
+            </w:tcBorders>
+            <w:shd w:val="clear" w:color="auto" w:fill="FFFFFF"/>
+            <w:tcMar>
+              <w:top w:w="0" w:type="dxa"/>
+              <w:left w:w="108" w:type="dxa"/>
+              <w:bottom w:w="0" w:type="dxa"/>
+              <w:right w:w="108" w:type="dxa"/>
+            </w:tcMar>
+          </w:tcPr>
+          <w:p>
+            <w:pPr>
+              <w:rPr>
+                <w:rFonts w:ascii="Agency FB" w:hAnsi="Agency FB"/>
+                <w:b/>
+                <w:bCs/>
+                <w:sz w:val="52"/>
+                <w:szCs w:val="52"/>
+              </w:rPr>
+            </w:pPr>
+            <w:r>
+              <w:rPr>
+                <w:rFonts w:ascii="Agency FB" w:eastAsia="Times New Roman" w:hAnsi="Agency FB" w:cs="Angsana New"/>
+                <w:b/>
+                <w:bCs/>
+                <w:color w:val="000000"/>
+                <w:kern w:val="0"/>
+                <w:sz w:val="52"/>
+                <w:szCs w:val="52"/>
+                <w:lang w:eastAsia="it-IT"/>
+              </w:rPr>
+              <w:t>Nome_atleta</w:t>
+            </w:r>
+          </w:p>
+        </w:tc>
+        <w:tc>
+          <w:tcPr>
+            <w:tcW w:w="2268" w:type="dxa"/>
+            <w:tcBorders>
+              <w:top w:val="single" w:sz="4" w:space="0" w:color="000000"/>
+              <w:left w:val="single" w:sz="4" w:space="0" w:color="000000"/>
+              <w:bottom w:val="single" w:sz="4" w:space="0" w:color="000000"/>
+              <w:right w:val="single" w:sz="4" w:space="0" w:color="000000"/>
+            </w:tcBorders>
+            <w:shd w:val="clear" w:color="auto" w:fill="FFFFFF"/>
+            <w:tcMar>
+              <w:top w:w="0" w:type="dxa"/>
+              <w:left w:w="108" w:type="dxa"/>
+              <w:bottom w:w="0" w:type="dxa"/>
+              <w:right w:w="108" w:type="dxa"/>
+            </w:tcMar>
+          </w:tcPr>
+          <w:p>
+            <w:pPr>
+              <w:rPr>
+                <w:rFonts w:ascii="Agency FB" w:hAnsi="Agency FB"/>
+                <w:b/>
+                <w:bCs/>
+                <w:sz w:val="52"/>
+                <w:szCs w:val="52"/>
+              </w:rPr>
+            </w:pPr>
+            <w:r>
+              <w:rPr>
+                <w:rFonts w:ascii="Agency FB" w:hAnsi="Agency FB"/>
+                <w:b/>
+                <w:bCs/>
+                <w:sz w:val="52"/>
+                <w:szCs w:val="52"/>
+              </w:rPr>
+              <w:t>Varchar</w:t>
+            </w:r>
+          </w:p>
+        </w:tc>
+        <w:tc>
+          <w:tcPr>
+            <w:tcW w:w="1708" w:type="dxa"/>
+            <w:tcBorders>
+              <w:top w:val="single" w:sz="4" w:space="0" w:color="000000"/>
+              <w:left w:val="single" w:sz="4" w:space="0" w:color="000000"/>
+              <w:bottom w:val="single" w:sz="4" w:space="0" w:color="000000"/>
+              <w:right w:val="single" w:sz="4" w:space="0" w:color="000000"/>
+            </w:tcBorders>
+            <w:shd w:val="clear" w:color="auto" w:fill="FFFFFF"/>
+            <w:tcMar>
+              <w:top w:w="0" w:type="dxa"/>
+              <w:left w:w="108" w:type="dxa"/>
+              <w:bottom w:w="0" w:type="dxa"/>
+              <w:right w:w="108" w:type="dxa"/>
+            </w:tcMar>
+          </w:tcPr>
+          <w:p>
+            <w:pPr>
+              <w:rPr>
+                <w:rFonts w:ascii="Agency FB" w:hAnsi="Agency FB"/>
+                <w:b/>
+                <w:bCs/>
+                <w:sz w:val="52"/>
+                <w:szCs w:val="52"/>
+              </w:rPr>
+            </w:pPr>
+            <w:r>
+              <w:rPr>
+                <w:rFonts w:ascii="Agency FB" w:hAnsi="Agency FB"/>
+                <w:b/>
+                <w:bCs/>
+                <w:sz w:val="52"/>
+                <w:szCs w:val="52"/>
+              </w:rPr>
+              <w:t>100</w:t>
+            </w:r>
+          </w:p>
+        </w:tc>
+        <w:tc>
+          <w:tcPr>
+            <w:tcW w:w="2497" w:type="dxa"/>
+            <w:tcBorders>
+              <w:top w:val="single" w:sz="4" w:space="0" w:color="000000"/>
+              <w:left w:val="single" w:sz="4" w:space="0" w:color="000000"/>
+              <w:bottom w:val="single" w:sz="4" w:space="0" w:color="000000"/>
+              <w:right w:val="single" w:sz="4" w:space="0" w:color="000000"/>
+            </w:tcBorders>
+            <w:shd w:val="clear" w:color="auto" w:fill="FFFFFF"/>
+            <w:tcMar>
+              <w:top w:w="0" w:type="dxa"/>
+              <w:left w:w="108" w:type="dxa"/>
+              <w:bottom w:w="0" w:type="dxa"/>
+              <w:right w:w="108" w:type="dxa"/>
+            </w:tcMar>
+          </w:tcPr>
+          <w:p>
+            <w:pPr>
+              <w:rPr>
+                <w:rFonts w:ascii="Agency FB" w:hAnsi="Agency FB"/>
+                <w:b/>
+                <w:bCs/>
+                <w:sz w:val="52"/>
+                <w:szCs w:val="52"/>
+              </w:rPr>
+            </w:pPr>
+            <w:r>
+              <w:rPr>
+                <w:rFonts w:ascii="Agency FB" w:hAnsi="Agency FB"/>
+                <w:b/>
+                <w:bCs/>
+                <w:sz w:val="44"/>
+                <w:szCs w:val="44"/>
+              </w:rPr>
+              <w:t>utf8mb4_general_ci</w:t>
+            </w:r>
+          </w:p>
+        </w:tc>
+      </w:tr>
+      <w:tr>
+        <w:trPr>
+          <w:trHeight w:val="920"/>
+        </w:trPr>
+        <w:tc>
+          <w:tcPr>
+            <w:tcW w:w="2972" w:type="dxa"/>
+            <w:tcBorders>
+              <w:top w:val="single" w:sz="4" w:space="0" w:color="000000"/>
+              <w:left w:val="single" w:sz="4" w:space="0" w:color="000000"/>
+              <w:bottom w:val="single" w:sz="4" w:space="0" w:color="000000"/>
+              <w:right w:val="single" w:sz="4" w:space="0" w:color="000000"/>
+            </w:tcBorders>
+            <w:shd w:val="clear" w:color="auto" w:fill="FFFFFF"/>
+            <w:tcMar>
+              <w:top w:w="0" w:type="dxa"/>
+              <w:left w:w="108" w:type="dxa"/>
+              <w:bottom w:w="0" w:type="dxa"/>
+              <w:right w:w="108" w:type="dxa"/>
+            </w:tcMar>
+          </w:tcPr>
+          <w:p>
+            <w:pPr>
+              <w:rPr>
+                <w:rFonts w:ascii="Agency FB" w:hAnsi="Agency FB"/>
+                <w:b/>
+                <w:bCs/>
+                <w:sz w:val="52"/>
+                <w:szCs w:val="52"/>
+              </w:rPr>
+            </w:pPr>
+            <w:r>
+              <w:rPr>
+                <w:rFonts w:ascii="Agency FB" w:eastAsia="Times New Roman" w:hAnsi="Agency FB" w:cs="Angsana New"/>
+                <w:b/>
+                <w:bCs/>
+                <w:color w:val="000000"/>
+                <w:kern w:val="0"/>
+                <w:sz w:val="52"/>
+                <w:szCs w:val="52"/>
+                <w:lang w:eastAsia="it-IT"/>
+              </w:rPr>
+              <w:t>Allenatore</w:t>
+            </w:r>
+          </w:p>
+        </w:tc>
+        <w:tc>
+          <w:tcPr>
+            <w:tcW w:w="2268" w:type="dxa"/>
+            <w:tcBorders>
+              <w:top w:val="single" w:sz="4" w:space="0" w:color="000000"/>
+              <w:left w:val="single" w:sz="4" w:space="0" w:color="000000"/>
+              <w:bottom w:val="single" w:sz="4" w:space="0" w:color="000000"/>
+              <w:right w:val="single" w:sz="4" w:space="0" w:color="000000"/>
+            </w:tcBorders>
+            <w:shd w:val="clear" w:color="auto" w:fill="FFFFFF"/>
+            <w:tcMar>
+              <w:top w:w="0" w:type="dxa"/>
+              <w:left w:w="108" w:type="dxa"/>
+              <w:bottom w:w="0" w:type="dxa"/>
+              <w:right w:w="108" w:type="dxa"/>
+            </w:tcMar>
+          </w:tcPr>
+          <w:p>
+            <w:pPr>
+              <w:rPr>
+                <w:rFonts w:ascii="Agency FB" w:hAnsi="Agency FB"/>
+                <w:b/>
+                <w:bCs/>
+                <w:sz w:val="52"/>
+                <w:szCs w:val="52"/>
+              </w:rPr>
+            </w:pPr>
+            <w:r>
+              <w:rPr>
+                <w:rFonts w:ascii="Agency FB" w:hAnsi="Agency FB"/>
+                <w:b/>
+                <w:bCs/>
+                <w:sz w:val="52"/>
+                <w:szCs w:val="52"/>
+              </w:rPr>
+              <w:t>Varchar</w:t>
+            </w:r>
+          </w:p>
+        </w:tc>
+        <w:tc>
+          <w:tcPr>
+            <w:tcW w:w="1708" w:type="dxa"/>
+            <w:tcBorders>
+              <w:top w:val="single" w:sz="4" w:space="0" w:color="000000"/>
+              <w:left w:val="single" w:sz="4" w:space="0" w:color="000000"/>
+              <w:bottom w:val="single" w:sz="4" w:space="0" w:color="000000"/>
+              <w:right w:val="single" w:sz="4" w:space="0" w:color="000000"/>
+            </w:tcBorders>
+            <w:shd w:val="clear" w:color="auto" w:fill="FFFFFF"/>
+            <w:tcMar>
+              <w:top w:w="0" w:type="dxa"/>
+              <w:left w:w="108" w:type="dxa"/>
+              <w:bottom w:w="0" w:type="dxa"/>
+              <w:right w:w="108" w:type="dxa"/>
+            </w:tcMar>
+          </w:tcPr>
+          <w:p>
+            <w:pPr>
+              <w:rPr>
+                <w:rFonts w:ascii="Agency FB" w:hAnsi="Agency FB"/>
+                <w:b/>
+                <w:bCs/>
+                <w:sz w:val="52"/>
+                <w:szCs w:val="52"/>
+              </w:rPr>
+            </w:pPr>
+            <w:r>
+              <w:rPr>
+                <w:rFonts w:ascii="Agency FB" w:hAnsi="Agency FB"/>
+                <w:b/>
+                <w:bCs/>
+                <w:sz w:val="52"/>
+                <w:szCs w:val="52"/>
+              </w:rPr>
+              <w:t>100</w:t>
+            </w:r>
+          </w:p>
+        </w:tc>
+        <w:tc>
+          <w:tcPr>
+            <w:tcW w:w="2497" w:type="dxa"/>
+            <w:tcBorders>
+              <w:top w:val="single" w:sz="4" w:space="0" w:color="000000"/>
+              <w:left w:val="single" w:sz="4" w:space="0" w:color="000000"/>
+              <w:bottom w:val="single" w:sz="4" w:space="0" w:color="000000"/>
+              <w:right w:val="single" w:sz="4" w:space="0" w:color="000000"/>
+            </w:tcBorders>
+            <w:shd w:val="clear" w:color="auto" w:fill="FFFFFF"/>
+            <w:tcMar>
+              <w:top w:w="0" w:type="dxa"/>
+              <w:left w:w="108" w:type="dxa"/>
+              <w:bottom w:w="0" w:type="dxa"/>
+              <w:right w:w="108" w:type="dxa"/>
+            </w:tcMar>
+          </w:tcPr>
+          <w:p>
+            <w:pPr>
+              <w:rPr>
+                <w:rFonts w:ascii="Agency FB" w:hAnsi="Agency FB"/>
+                <w:b/>
+                <w:bCs/>
+                <w:sz w:val="52"/>
+                <w:szCs w:val="52"/>
+              </w:rPr>
+            </w:pPr>
+            <w:r>
+              <w:rPr>
+                <w:rFonts w:ascii="Agency FB" w:hAnsi="Agency FB"/>
+                <w:b/>
+                <w:bCs/>
+                <w:sz w:val="44"/>
+                <w:szCs w:val="44"/>
+              </w:rPr>
+              <w:t>utf8mb4_general_ci</w:t>
+            </w:r>
+          </w:p>
+        </w:tc>
+      </w:tr>
+      <w:tr>
+        <w:trPr>
+          <w:trHeight w:val="622"/>
+        </w:trPr>
+        <w:tc>
+          <w:tcPr>
+            <w:tcW w:w="2972" w:type="dxa"/>
+            <w:tcBorders>
+              <w:top w:val="single" w:sz="4" w:space="0" w:color="000000"/>
+              <w:left w:val="single" w:sz="4" w:space="0" w:color="000000"/>
+              <w:bottom w:val="single" w:sz="4" w:space="0" w:color="000000"/>
+              <w:right w:val="single" w:sz="4" w:space="0" w:color="000000"/>
+            </w:tcBorders>
+            <w:shd w:val="clear" w:color="auto" w:fill="FFFFFF"/>
+            <w:tcMar>
+              <w:top w:w="0" w:type="dxa"/>
+              <w:left w:w="108" w:type="dxa"/>
+              <w:bottom w:w="0" w:type="dxa"/>
+              <w:right w:w="108" w:type="dxa"/>
+            </w:tcMar>
+          </w:tcPr>
+          <w:p>
+            <w:pPr>
+              <w:rPr>
+                <w:rFonts w:ascii="Agency FB" w:hAnsi="Agency FB"/>
+                <w:b/>
+                <w:bCs/>
+                <w:sz w:val="52"/>
+                <w:szCs w:val="52"/>
+              </w:rPr>
+            </w:pPr>
+            <w:r>
+              <w:rPr>
+                <w:rFonts w:ascii="Agency FB" w:eastAsia="Times New Roman" w:hAnsi="Agency FB" w:cs="Angsana New"/>
+                <w:b/>
+                <w:bCs/>
+                <w:color w:val="000000"/>
+                <w:kern w:val="0"/>
+                <w:sz w:val="52"/>
+                <w:szCs w:val="52"/>
+                <w:lang w:eastAsia="it-IT"/>
+              </w:rPr>
+              <w:t>Data_iscrizione</w:t>
+            </w:r>
+          </w:p>
+        </w:tc>
+        <w:tc>
+          <w:tcPr>
+            <w:tcW w:w="2268" w:type="dxa"/>
+            <w:tcBorders>
+              <w:top w:val="single" w:sz="4" w:space="0" w:color="000000"/>
+              <w:left w:val="single" w:sz="4" w:space="0" w:color="000000"/>
+              <w:bottom w:val="single" w:sz="4" w:space="0" w:color="000000"/>
+              <w:right w:val="single" w:sz="4" w:space="0" w:color="000000"/>
+            </w:tcBorders>
+            <w:shd w:val="clear" w:color="auto" w:fill="FFFFFF"/>
+            <w:tcMar>
+              <w:top w:w="0" w:type="dxa"/>
+              <w:left w:w="108" w:type="dxa"/>
+              <w:bottom w:w="0" w:type="dxa"/>
+              <w:right w:w="108" w:type="dxa"/>
+            </w:tcMar>
+          </w:tcPr>
+          <w:p>
+            <w:pPr>
+              <w:rPr>
+                <w:rFonts w:ascii="Agency FB" w:hAnsi="Agency FB"/>
+                <w:b/>
+                <w:bCs/>
+                <w:sz w:val="52"/>
+                <w:szCs w:val="52"/>
+              </w:rPr>
+            </w:pPr>
+            <w:r>
+              <w:rPr>
+                <w:rFonts w:ascii="Agency FB" w:hAnsi="Agency FB"/>
+                <w:b/>
+                <w:bCs/>
+                <w:sz w:val="52"/>
+                <w:szCs w:val="52"/>
+              </w:rPr>
+              <w:t>Timestamp</w:t>
+            </w:r>
+          </w:p>
+        </w:tc>
+        <w:tc>
+          <w:tcPr>
+            <w:tcW w:w="1708" w:type="dxa"/>
+            <w:tcBorders>
+              <w:top w:val="single" w:sz="4" w:space="0" w:color="000000"/>
+              <w:left w:val="single" w:sz="4" w:space="0" w:color="000000"/>
+              <w:bottom w:val="single" w:sz="4" w:space="0" w:color="000000"/>
+              <w:right w:val="single" w:sz="4" w:space="0" w:color="000000"/>
+            </w:tcBorders>
+            <w:shd w:val="clear" w:color="auto" w:fill="FFFFFF"/>
+            <w:tcMar>
+              <w:top w:w="0" w:type="dxa"/>
+              <w:left w:w="108" w:type="dxa"/>
+              <w:bottom w:w="0" w:type="dxa"/>
+              <w:right w:w="108" w:type="dxa"/>
+            </w:tcMar>
+          </w:tcPr>
+          <w:p>
+            <w:pPr>
+              <w:rPr>
+                <w:rFonts w:ascii="Agency FB" w:hAnsi="Agency FB"/>
+                <w:b/>
+                <w:bCs/>
+                <w:sz w:val="52"/>
+                <w:szCs w:val="52"/>
+              </w:rPr>
+            </w:pPr>
+          </w:p>
+        </w:tc>
+        <w:tc>
+          <w:tcPr>
+            <w:tcW w:w="2497" w:type="dxa"/>
+            <w:tcBorders>
+              <w:top w:val="single" w:sz="4" w:space="0" w:color="000000"/>
+              <w:left w:val="single" w:sz="4" w:space="0" w:color="000000"/>
+              <w:bottom w:val="single" w:sz="4" w:space="0" w:color="000000"/>
+              <w:right w:val="single" w:sz="4" w:space="0" w:color="000000"/>
+            </w:tcBorders>
+            <w:shd w:val="clear" w:color="auto" w:fill="FFFFFF"/>
+            <w:tcMar>
+              <w:top w:w="0" w:type="dxa"/>
+              <w:left w:w="108" w:type="dxa"/>
+              <w:bottom w:w="0" w:type="dxa"/>
+              <w:right w:w="108" w:type="dxa"/>
+            </w:tcMar>
+          </w:tcPr>
+          <w:p>
+            <w:pPr>
+              <w:rPr>
+                <w:rFonts w:ascii="Agency FB" w:hAnsi="Agency FB"/>
+                <w:b/>
+                <w:bCs/>
+                <w:sz w:val="52"/>
+                <w:szCs w:val="52"/>
+              </w:rPr>
+            </w:pPr>
+          </w:p>
+        </w:tc>
+      </w:tr>
+    </w:tbl>
+    <w:p>
+      <w:pPr>
+        <w:rPr>
+          <w:rFonts w:ascii="Agency FB" w:hAnsi="Agency FB"/>
+          <w:b/>
+          <w:bCs/>
+          <w:i/>
+          <w:iCs/>
+          <w:sz w:val="52"/>
+          <w:szCs w:val="52"/>
+          <w:u w:val="single"/>
+        </w:rPr>
+      </w:pPr>
+    </w:p>
+    <w:p>
+      <w:pPr>
+        <w:rPr>
+          <w:rFonts w:ascii="Agency FB" w:hAnsi="Agency FB"/>
+          <w:b/>
+          <w:bCs/>
+          <w:i/>
+          <w:iCs/>
+          <w:sz w:val="52"/>
+          <w:szCs w:val="52"/>
+          <w:u w:val="single"/>
+        </w:rPr>
+      </w:pPr>
+    </w:p>
+    <w:p>
+      <w:pPr>
+        <w:rPr>
+          <w:rFonts w:ascii="Agency FB" w:hAnsi="Agency FB"/>
+          <w:b/>
+          <w:bCs/>
+          <w:i/>
+          <w:iCs/>
+          <w:sz w:val="52"/>
+          <w:szCs w:val="52"/>
+          <w:u w:val="single"/>
+        </w:rPr>
+      </w:pPr>
+    </w:p>
+    <w:p>
+      <w:pPr>
+        <w:rPr>
+          <w:rFonts w:ascii="Agency FB" w:hAnsi="Agency FB"/>
+          <w:b/>
+          <w:bCs/>
+          <w:i/>
+          <w:iCs/>
+          <w:color w:val="5B9BD5" w:themeColor="accent5"/>
+          <w:sz w:val="52"/>
+          <w:szCs w:val="52"/>
+          <w:u w:val="single"/>
+        </w:rPr>
+      </w:pPr>
+      <w:r>
+        <w:rPr>
+          <w:rFonts w:ascii="Agency FB" w:hAnsi="Agency FB"/>
+          <w:b/>
+          <w:bCs/>
+          <w:i/>
+          <w:iCs/>
+          <w:color w:val="5B9BD5" w:themeColor="accent5"/>
+          <w:sz w:val="52"/>
+          <w:szCs w:val="52"/>
+          <w:u w:val="single"/>
+        </w:rPr>
+        <w:lastRenderedPageBreak/>
+        <w:t xml:space="preserve">Entità </w:t>
+      </w:r>
+      <w:r>
+        <w:rPr>
+          <w:rFonts w:ascii="Agency FB" w:hAnsi="Agency FB"/>
+          <w:b/>
+          <w:bCs/>
+          <w:i/>
+          <w:iCs/>
+          <w:color w:val="5B9BD5" w:themeColor="accent5"/>
+          <w:sz w:val="52"/>
+          <w:szCs w:val="52"/>
+          <w:u w:val="single"/>
+        </w:rPr>
+        <w:t>Gare</w:t>
+      </w:r>
+    </w:p>
+    <w:tbl>
+      <w:tblPr>
+        <w:tblW w:w="4905" w:type="pct"/>
+        <w:tblLayout w:type="fixed"/>
+        <w:tblCellMar>
+          <w:left w:w="10" w:type="dxa"/>
+          <w:right w:w="10" w:type="dxa"/>
+        </w:tblCellMar>
+        <w:tblLook w:val="04A0" w:firstRow="1" w:lastRow="0" w:firstColumn="1" w:lastColumn="0" w:noHBand="0" w:noVBand="1"/>
+      </w:tblPr>
+      <w:tblGrid>
+        <w:gridCol w:w="2972"/>
+        <w:gridCol w:w="2268"/>
+        <w:gridCol w:w="1708"/>
+        <w:gridCol w:w="2497"/>
+      </w:tblGrid>
+      <w:tr>
+        <w:trPr>
+          <w:trHeight w:val="1511"/>
+        </w:trPr>
+        <w:tc>
+          <w:tcPr>
+            <w:tcW w:w="2972" w:type="dxa"/>
+            <w:tcBorders>
+              <w:top w:val="single" w:sz="4" w:space="0" w:color="000000"/>
+              <w:left w:val="single" w:sz="4" w:space="0" w:color="000000"/>
+              <w:bottom w:val="single" w:sz="4" w:space="0" w:color="000000"/>
+              <w:right w:val="single" w:sz="4" w:space="0" w:color="000000"/>
+            </w:tcBorders>
+            <w:shd w:val="clear" w:color="auto" w:fill="E7E6E6"/>
+            <w:tcMar>
+              <w:top w:w="0" w:type="dxa"/>
+              <w:left w:w="108" w:type="dxa"/>
+              <w:bottom w:w="0" w:type="dxa"/>
+              <w:right w:w="108" w:type="dxa"/>
+            </w:tcMar>
+            <w:hideMark/>
+          </w:tcPr>
+          <w:p>
+            <w:pPr>
+              <w:rPr>
+                <w:rFonts w:ascii="Agency FB" w:hAnsi="Agency FB"/>
+                <w:b/>
+                <w:bCs/>
+                <w:sz w:val="52"/>
+                <w:szCs w:val="52"/>
+                <w:u w:val="single"/>
+              </w:rPr>
+            </w:pPr>
+            <w:r>
+              <w:rPr>
+                <w:rFonts w:ascii="Agency FB" w:hAnsi="Agency FB"/>
+                <w:b/>
+                <w:bCs/>
+                <w:sz w:val="52"/>
+                <w:szCs w:val="52"/>
+                <w:u w:val="single"/>
+              </w:rPr>
+              <w:t>Nome campo</w:t>
+            </w:r>
+          </w:p>
+        </w:tc>
+        <w:tc>
+          <w:tcPr>
+            <w:tcW w:w="2268" w:type="dxa"/>
+            <w:tcBorders>
+              <w:top w:val="single" w:sz="4" w:space="0" w:color="000000"/>
+              <w:left w:val="single" w:sz="4" w:space="0" w:color="000000"/>
+              <w:bottom w:val="single" w:sz="4" w:space="0" w:color="000000"/>
+              <w:right w:val="single" w:sz="4" w:space="0" w:color="000000"/>
+            </w:tcBorders>
+            <w:shd w:val="clear" w:color="auto" w:fill="E7E6E6"/>
+            <w:tcMar>
+              <w:top w:w="0" w:type="dxa"/>
+              <w:left w:w="108" w:type="dxa"/>
+              <w:bottom w:w="0" w:type="dxa"/>
+              <w:right w:w="108" w:type="dxa"/>
+            </w:tcMar>
+            <w:hideMark/>
+          </w:tcPr>
+          <w:p>
+            <w:pPr>
+              <w:rPr>
+                <w:rFonts w:ascii="Agency FB" w:hAnsi="Agency FB"/>
+                <w:b/>
+                <w:bCs/>
+                <w:sz w:val="52"/>
+                <w:szCs w:val="52"/>
+                <w:u w:val="single"/>
+              </w:rPr>
+            </w:pPr>
+            <w:r>
+              <w:rPr>
+                <w:rFonts w:ascii="Agency FB" w:hAnsi="Agency FB"/>
+                <w:b/>
+                <w:bCs/>
+                <w:sz w:val="52"/>
+                <w:szCs w:val="52"/>
+                <w:u w:val="single"/>
+              </w:rPr>
+              <w:t>Tipo dati</w:t>
+            </w:r>
+          </w:p>
+        </w:tc>
+        <w:tc>
+          <w:tcPr>
+            <w:tcW w:w="1708" w:type="dxa"/>
+            <w:tcBorders>
+              <w:top w:val="single" w:sz="4" w:space="0" w:color="000000"/>
+              <w:left w:val="single" w:sz="4" w:space="0" w:color="000000"/>
+              <w:bottom w:val="single" w:sz="4" w:space="0" w:color="000000"/>
+              <w:right w:val="single" w:sz="4" w:space="0" w:color="000000"/>
+            </w:tcBorders>
+            <w:shd w:val="clear" w:color="auto" w:fill="E7E6E6"/>
+            <w:tcMar>
+              <w:top w:w="0" w:type="dxa"/>
+              <w:left w:w="108" w:type="dxa"/>
+              <w:bottom w:w="0" w:type="dxa"/>
+              <w:right w:w="108" w:type="dxa"/>
+            </w:tcMar>
+            <w:hideMark/>
+          </w:tcPr>
+          <w:p>
+            <w:pPr>
+              <w:rPr>
+                <w:rFonts w:ascii="Agency FB" w:hAnsi="Agency FB"/>
+                <w:b/>
+                <w:bCs/>
+                <w:sz w:val="52"/>
+                <w:szCs w:val="52"/>
+                <w:u w:val="single"/>
+              </w:rPr>
+            </w:pPr>
+            <w:r>
+              <w:rPr>
+                <w:rFonts w:ascii="Agency FB" w:hAnsi="Agency FB"/>
+                <w:b/>
+                <w:bCs/>
+                <w:sz w:val="52"/>
+                <w:szCs w:val="52"/>
+                <w:u w:val="single"/>
+              </w:rPr>
+              <w:t>Dimensione campo</w:t>
+            </w:r>
+          </w:p>
+        </w:tc>
+        <w:tc>
+          <w:tcPr>
+            <w:tcW w:w="2497" w:type="dxa"/>
+            <w:tcBorders>
+              <w:top w:val="single" w:sz="4" w:space="0" w:color="000000"/>
+              <w:left w:val="single" w:sz="4" w:space="0" w:color="000000"/>
+              <w:bottom w:val="single" w:sz="4" w:space="0" w:color="000000"/>
+              <w:right w:val="single" w:sz="4" w:space="0" w:color="000000"/>
+            </w:tcBorders>
+            <w:shd w:val="clear" w:color="auto" w:fill="E7E6E6"/>
+            <w:tcMar>
+              <w:top w:w="0" w:type="dxa"/>
+              <w:left w:w="108" w:type="dxa"/>
+              <w:bottom w:w="0" w:type="dxa"/>
+              <w:right w:w="108" w:type="dxa"/>
+            </w:tcMar>
+            <w:hideMark/>
+          </w:tcPr>
+          <w:p>
+            <w:pPr>
+              <w:rPr>
+                <w:rFonts w:ascii="Agency FB" w:hAnsi="Agency FB"/>
+                <w:b/>
+                <w:bCs/>
+                <w:sz w:val="52"/>
+                <w:szCs w:val="52"/>
+                <w:u w:val="single"/>
+              </w:rPr>
+            </w:pPr>
+            <w:r>
+              <w:rPr>
+                <w:rFonts w:ascii="Agency FB" w:hAnsi="Agency FB"/>
+                <w:b/>
+                <w:bCs/>
+                <w:sz w:val="52"/>
+                <w:szCs w:val="52"/>
+                <w:u w:val="single"/>
+              </w:rPr>
+              <w:t>Codifica caratteri</w:t>
+            </w:r>
+          </w:p>
+        </w:tc>
+      </w:tr>
+      <w:tr>
+        <w:trPr>
+          <w:trHeight w:val="999"/>
+        </w:trPr>
+        <w:tc>
+          <w:tcPr>
+            <w:tcW w:w="2972" w:type="dxa"/>
+            <w:tcBorders>
+              <w:top w:val="single" w:sz="4" w:space="0" w:color="000000"/>
+              <w:left w:val="single" w:sz="4" w:space="0" w:color="000000"/>
+              <w:bottom w:val="single" w:sz="4" w:space="0" w:color="000000"/>
+              <w:right w:val="single" w:sz="4" w:space="0" w:color="000000"/>
+            </w:tcBorders>
+            <w:shd w:val="clear" w:color="auto" w:fill="FFFFFF"/>
+            <w:tcMar>
+              <w:top w:w="0" w:type="dxa"/>
+              <w:left w:w="108" w:type="dxa"/>
+              <w:bottom w:w="0" w:type="dxa"/>
+              <w:right w:w="108" w:type="dxa"/>
+            </w:tcMar>
+          </w:tcPr>
+          <w:p>
+            <w:pPr>
+              <w:rPr>
+                <w:rFonts w:ascii="Agency FB" w:hAnsi="Agency FB"/>
+                <w:b/>
+                <w:bCs/>
+                <w:sz w:val="52"/>
+                <w:szCs w:val="52"/>
+              </w:rPr>
+            </w:pPr>
+            <w:r>
+              <w:rPr>
+                <w:rFonts w:ascii="Agency FB" w:eastAsia="Times New Roman" w:hAnsi="Agency FB" w:cs="Angsana New"/>
+                <w:b/>
+                <w:bCs/>
+                <w:color w:val="000000"/>
+                <w:kern w:val="0"/>
+                <w:sz w:val="52"/>
+                <w:szCs w:val="52"/>
+                <w:lang w:eastAsia="it-IT"/>
+              </w:rPr>
+              <w:t>ID_Gara</w:t>
+            </w:r>
+          </w:p>
+        </w:tc>
+        <w:tc>
+          <w:tcPr>
+            <w:tcW w:w="2268" w:type="dxa"/>
+            <w:tcBorders>
+              <w:top w:val="single" w:sz="4" w:space="0" w:color="000000"/>
+              <w:left w:val="single" w:sz="4" w:space="0" w:color="000000"/>
+              <w:bottom w:val="single" w:sz="4" w:space="0" w:color="000000"/>
+              <w:right w:val="single" w:sz="4" w:space="0" w:color="000000"/>
+            </w:tcBorders>
+            <w:tcMar>
+              <w:top w:w="0" w:type="dxa"/>
+              <w:left w:w="108" w:type="dxa"/>
+              <w:bottom w:w="0" w:type="dxa"/>
+              <w:right w:w="108" w:type="dxa"/>
+            </w:tcMar>
+            <w:hideMark/>
+          </w:tcPr>
+          <w:p>
+            <w:pPr>
+              <w:rPr>
+                <w:rFonts w:ascii="Agency FB" w:hAnsi="Agency FB"/>
+                <w:b/>
+                <w:bCs/>
+                <w:sz w:val="52"/>
+                <w:szCs w:val="52"/>
+              </w:rPr>
+            </w:pPr>
+            <w:r>
+              <w:rPr>
+                <w:rFonts w:ascii="Agency FB" w:hAnsi="Agency FB"/>
+                <w:b/>
+                <w:bCs/>
+                <w:sz w:val="52"/>
+                <w:szCs w:val="52"/>
+              </w:rPr>
+              <w:t xml:space="preserve">Int </w:t>
+            </w:r>
+          </w:p>
+        </w:tc>
+        <w:tc>
+          <w:tcPr>
+            <w:tcW w:w="1708" w:type="dxa"/>
+            <w:tcBorders>
+              <w:top w:val="single" w:sz="4" w:space="0" w:color="000000"/>
+              <w:left w:val="single" w:sz="4" w:space="0" w:color="000000"/>
+              <w:bottom w:val="single" w:sz="4" w:space="0" w:color="000000"/>
+              <w:right w:val="single" w:sz="4" w:space="0" w:color="000000"/>
+            </w:tcBorders>
+            <w:tcMar>
+              <w:top w:w="0" w:type="dxa"/>
+              <w:left w:w="108" w:type="dxa"/>
+              <w:bottom w:w="0" w:type="dxa"/>
+              <w:right w:w="108" w:type="dxa"/>
+            </w:tcMar>
+            <w:hideMark/>
+          </w:tcPr>
+          <w:p>
+            <w:pPr>
+              <w:rPr>
+                <w:rFonts w:ascii="Agency FB" w:hAnsi="Agency FB"/>
+                <w:b/>
+                <w:bCs/>
+                <w:sz w:val="52"/>
+                <w:szCs w:val="52"/>
+              </w:rPr>
+            </w:pPr>
+            <w:r>
+              <w:rPr>
+                <w:rFonts w:ascii="Agency FB" w:hAnsi="Agency FB"/>
+                <w:b/>
+                <w:bCs/>
+                <w:sz w:val="52"/>
+                <w:szCs w:val="52"/>
+              </w:rPr>
+              <w:t>11</w:t>
+            </w:r>
+          </w:p>
+        </w:tc>
+        <w:tc>
+          <w:tcPr>
+            <w:tcW w:w="2497" w:type="dxa"/>
+            <w:tcBorders>
+              <w:top w:val="single" w:sz="4" w:space="0" w:color="000000"/>
+              <w:left w:val="single" w:sz="4" w:space="0" w:color="000000"/>
+              <w:bottom w:val="single" w:sz="4" w:space="0" w:color="000000"/>
+              <w:right w:val="single" w:sz="4" w:space="0" w:color="000000"/>
+            </w:tcBorders>
+            <w:tcMar>
+              <w:top w:w="0" w:type="dxa"/>
+              <w:left w:w="108" w:type="dxa"/>
+              <w:bottom w:w="0" w:type="dxa"/>
+              <w:right w:w="108" w:type="dxa"/>
+            </w:tcMar>
+          </w:tcPr>
+          <w:p>
+            <w:pPr>
+              <w:rPr>
+                <w:rFonts w:ascii="Agency FB" w:hAnsi="Agency FB"/>
+                <w:b/>
+                <w:bCs/>
+                <w:sz w:val="52"/>
+                <w:szCs w:val="52"/>
+              </w:rPr>
+            </w:pPr>
+          </w:p>
+        </w:tc>
+      </w:tr>
+      <w:tr>
+        <w:trPr>
+          <w:trHeight w:val="896"/>
+        </w:trPr>
+        <w:tc>
+          <w:tcPr>
+            <w:tcW w:w="2972" w:type="dxa"/>
+            <w:tcBorders>
+              <w:top w:val="single" w:sz="4" w:space="0" w:color="000000"/>
+              <w:left w:val="single" w:sz="4" w:space="0" w:color="000000"/>
+              <w:bottom w:val="single" w:sz="4" w:space="0" w:color="000000"/>
+              <w:right w:val="single" w:sz="4" w:space="0" w:color="000000"/>
+            </w:tcBorders>
+            <w:shd w:val="clear" w:color="auto" w:fill="FFFFFF"/>
+            <w:tcMar>
+              <w:top w:w="0" w:type="dxa"/>
+              <w:left w:w="108" w:type="dxa"/>
+              <w:bottom w:w="0" w:type="dxa"/>
+              <w:right w:w="108" w:type="dxa"/>
+            </w:tcMar>
+          </w:tcPr>
+          <w:p>
+            <w:pPr>
+              <w:rPr>
+                <w:rFonts w:ascii="Agency FB" w:hAnsi="Agency FB"/>
+                <w:b/>
+                <w:bCs/>
+                <w:sz w:val="52"/>
+                <w:szCs w:val="52"/>
+              </w:rPr>
+            </w:pPr>
+            <w:r>
+              <w:rPr>
+                <w:rFonts w:ascii="Agency FB" w:eastAsia="Times New Roman" w:hAnsi="Agency FB" w:cs="Angsana New"/>
+                <w:b/>
+                <w:bCs/>
+                <w:color w:val="000000"/>
+                <w:kern w:val="0"/>
+                <w:sz w:val="52"/>
+                <w:szCs w:val="52"/>
+                <w:lang w:eastAsia="it-IT"/>
+              </w:rPr>
+              <w:t>Titolo</w:t>
+            </w:r>
+          </w:p>
+        </w:tc>
+        <w:tc>
+          <w:tcPr>
+            <w:tcW w:w="2268" w:type="dxa"/>
+            <w:tcBorders>
+              <w:top w:val="single" w:sz="4" w:space="0" w:color="000000"/>
+              <w:left w:val="single" w:sz="4" w:space="0" w:color="000000"/>
+              <w:bottom w:val="single" w:sz="4" w:space="0" w:color="000000"/>
+              <w:right w:val="single" w:sz="4" w:space="0" w:color="000000"/>
+            </w:tcBorders>
+            <w:shd w:val="clear" w:color="auto" w:fill="FFFFFF"/>
+            <w:tcMar>
+              <w:top w:w="0" w:type="dxa"/>
+              <w:left w:w="108" w:type="dxa"/>
+              <w:bottom w:w="0" w:type="dxa"/>
+              <w:right w:w="108" w:type="dxa"/>
+            </w:tcMar>
+            <w:hideMark/>
+          </w:tcPr>
+          <w:p>
+            <w:pPr>
+              <w:rPr>
+                <w:rFonts w:ascii="Agency FB" w:hAnsi="Agency FB"/>
+                <w:b/>
+                <w:bCs/>
+                <w:sz w:val="52"/>
+                <w:szCs w:val="52"/>
+              </w:rPr>
+            </w:pPr>
+            <w:r>
+              <w:rPr>
+                <w:rFonts w:ascii="Agency FB" w:hAnsi="Agency FB"/>
+                <w:b/>
+                <w:bCs/>
+                <w:sz w:val="52"/>
+                <w:szCs w:val="52"/>
+              </w:rPr>
+              <w:t>Varchar</w:t>
+            </w:r>
+          </w:p>
+        </w:tc>
+        <w:tc>
+          <w:tcPr>
+            <w:tcW w:w="1708" w:type="dxa"/>
+            <w:tcBorders>
+              <w:top w:val="single" w:sz="4" w:space="0" w:color="000000"/>
+              <w:left w:val="single" w:sz="4" w:space="0" w:color="000000"/>
+              <w:bottom w:val="single" w:sz="4" w:space="0" w:color="000000"/>
+              <w:right w:val="single" w:sz="4" w:space="0" w:color="000000"/>
+            </w:tcBorders>
+            <w:shd w:val="clear" w:color="auto" w:fill="FFFFFF"/>
+            <w:tcMar>
+              <w:top w:w="0" w:type="dxa"/>
+              <w:left w:w="108" w:type="dxa"/>
+              <w:bottom w:w="0" w:type="dxa"/>
+              <w:right w:w="108" w:type="dxa"/>
+            </w:tcMar>
+            <w:hideMark/>
+          </w:tcPr>
+          <w:p>
+            <w:pPr>
+              <w:rPr>
+                <w:rFonts w:ascii="Agency FB" w:hAnsi="Agency FB"/>
+                <w:b/>
+                <w:bCs/>
+                <w:sz w:val="52"/>
+                <w:szCs w:val="52"/>
+              </w:rPr>
+            </w:pPr>
+            <w:r>
+              <w:rPr>
+                <w:rFonts w:ascii="Agency FB" w:hAnsi="Agency FB"/>
+                <w:b/>
+                <w:bCs/>
+                <w:sz w:val="52"/>
+                <w:szCs w:val="52"/>
+              </w:rPr>
+              <w:t>200</w:t>
+            </w:r>
+          </w:p>
+        </w:tc>
+        <w:tc>
+          <w:tcPr>
+            <w:tcW w:w="2497" w:type="dxa"/>
+            <w:tcBorders>
+              <w:top w:val="single" w:sz="4" w:space="0" w:color="000000"/>
+              <w:left w:val="single" w:sz="4" w:space="0" w:color="000000"/>
+              <w:bottom w:val="single" w:sz="4" w:space="0" w:color="000000"/>
+              <w:right w:val="single" w:sz="4" w:space="0" w:color="000000"/>
+            </w:tcBorders>
+            <w:shd w:val="clear" w:color="auto" w:fill="FFFFFF"/>
+            <w:tcMar>
+              <w:top w:w="0" w:type="dxa"/>
+              <w:left w:w="108" w:type="dxa"/>
+              <w:bottom w:w="0" w:type="dxa"/>
+              <w:right w:w="108" w:type="dxa"/>
+            </w:tcMar>
+          </w:tcPr>
+          <w:p>
+            <w:pPr>
+              <w:rPr>
+                <w:rFonts w:ascii="Agency FB" w:hAnsi="Agency FB"/>
+                <w:b/>
+                <w:bCs/>
+                <w:sz w:val="48"/>
+                <w:szCs w:val="48"/>
+              </w:rPr>
+            </w:pPr>
+            <w:r>
+              <w:rPr>
+                <w:rFonts w:ascii="Agency FB" w:hAnsi="Agency FB"/>
+                <w:b/>
+                <w:bCs/>
+                <w:sz w:val="44"/>
+                <w:szCs w:val="44"/>
+              </w:rPr>
+              <w:t>utf8mb4_general_ci</w:t>
+            </w:r>
+          </w:p>
+        </w:tc>
+      </w:tr>
+      <w:tr>
+        <w:trPr>
+          <w:trHeight w:val="758"/>
+        </w:trPr>
+        <w:tc>
+          <w:tcPr>
+            <w:tcW w:w="2972" w:type="dxa"/>
+            <w:tcBorders>
+              <w:top w:val="single" w:sz="4" w:space="0" w:color="000000"/>
+              <w:left w:val="single" w:sz="4" w:space="0" w:color="000000"/>
+              <w:bottom w:val="single" w:sz="4" w:space="0" w:color="000000"/>
+              <w:right w:val="single" w:sz="4" w:space="0" w:color="000000"/>
+            </w:tcBorders>
+            <w:shd w:val="clear" w:color="auto" w:fill="FFFFFF"/>
+            <w:tcMar>
+              <w:top w:w="0" w:type="dxa"/>
+              <w:left w:w="108" w:type="dxa"/>
+              <w:bottom w:w="0" w:type="dxa"/>
+              <w:right w:w="108" w:type="dxa"/>
+            </w:tcMar>
+          </w:tcPr>
+          <w:p>
+            <w:pPr>
+              <w:rPr>
+                <w:rFonts w:ascii="Agency FB" w:hAnsi="Agency FB"/>
+                <w:b/>
+                <w:bCs/>
+                <w:sz w:val="52"/>
+                <w:szCs w:val="52"/>
+              </w:rPr>
+            </w:pPr>
+            <w:r>
+              <w:rPr>
+                <w:rFonts w:ascii="Agency FB" w:eastAsia="Times New Roman" w:hAnsi="Agency FB" w:cs="Angsana New"/>
+                <w:b/>
+                <w:bCs/>
+                <w:color w:val="000000"/>
+                <w:kern w:val="0"/>
+                <w:sz w:val="52"/>
+                <w:szCs w:val="52"/>
+                <w:lang w:eastAsia="it-IT"/>
+              </w:rPr>
+              <w:t>Data</w:t>
+            </w:r>
+          </w:p>
+        </w:tc>
+        <w:tc>
+          <w:tcPr>
+            <w:tcW w:w="2268" w:type="dxa"/>
+            <w:tcBorders>
+              <w:top w:val="single" w:sz="4" w:space="0" w:color="000000"/>
+              <w:left w:val="single" w:sz="4" w:space="0" w:color="000000"/>
+              <w:bottom w:val="single" w:sz="4" w:space="0" w:color="000000"/>
+              <w:right w:val="single" w:sz="4" w:space="0" w:color="000000"/>
+            </w:tcBorders>
+            <w:shd w:val="clear" w:color="auto" w:fill="FFFFFF"/>
+            <w:tcMar>
+              <w:top w:w="0" w:type="dxa"/>
+              <w:left w:w="108" w:type="dxa"/>
+              <w:bottom w:w="0" w:type="dxa"/>
+              <w:right w:w="108" w:type="dxa"/>
+            </w:tcMar>
+          </w:tcPr>
+          <w:p>
+            <w:pPr>
+              <w:rPr>
+                <w:rFonts w:ascii="Agency FB" w:hAnsi="Agency FB"/>
+                <w:b/>
+                <w:bCs/>
+                <w:sz w:val="52"/>
+                <w:szCs w:val="52"/>
+              </w:rPr>
+            </w:pPr>
+            <w:r>
+              <w:rPr>
+                <w:rFonts w:ascii="Agency FB" w:hAnsi="Agency FB"/>
+                <w:b/>
+                <w:bCs/>
+                <w:sz w:val="52"/>
+                <w:szCs w:val="52"/>
+              </w:rPr>
+              <w:t>Varchar</w:t>
+            </w:r>
+          </w:p>
+        </w:tc>
+        <w:tc>
+          <w:tcPr>
+            <w:tcW w:w="1708" w:type="dxa"/>
+            <w:tcBorders>
+              <w:top w:val="single" w:sz="4" w:space="0" w:color="000000"/>
+              <w:left w:val="single" w:sz="4" w:space="0" w:color="000000"/>
+              <w:bottom w:val="single" w:sz="4" w:space="0" w:color="000000"/>
+              <w:right w:val="single" w:sz="4" w:space="0" w:color="000000"/>
+            </w:tcBorders>
+            <w:shd w:val="clear" w:color="auto" w:fill="FFFFFF"/>
+            <w:tcMar>
+              <w:top w:w="0" w:type="dxa"/>
+              <w:left w:w="108" w:type="dxa"/>
+              <w:bottom w:w="0" w:type="dxa"/>
+              <w:right w:w="108" w:type="dxa"/>
+            </w:tcMar>
+          </w:tcPr>
+          <w:p>
+            <w:pPr>
+              <w:rPr>
+                <w:rFonts w:ascii="Agency FB" w:hAnsi="Agency FB"/>
+                <w:b/>
+                <w:bCs/>
+                <w:sz w:val="52"/>
+                <w:szCs w:val="52"/>
+              </w:rPr>
+            </w:pPr>
+            <w:r>
+              <w:rPr>
+                <w:rFonts w:ascii="Agency FB" w:hAnsi="Agency FB"/>
+                <w:b/>
+                <w:bCs/>
+                <w:sz w:val="52"/>
+                <w:szCs w:val="52"/>
+              </w:rPr>
+              <w:t>50</w:t>
+            </w:r>
+          </w:p>
+        </w:tc>
+        <w:tc>
+          <w:tcPr>
+            <w:tcW w:w="2497" w:type="dxa"/>
+            <w:tcBorders>
+              <w:top w:val="single" w:sz="4" w:space="0" w:color="000000"/>
+              <w:left w:val="single" w:sz="4" w:space="0" w:color="000000"/>
+              <w:bottom w:val="single" w:sz="4" w:space="0" w:color="000000"/>
+              <w:right w:val="single" w:sz="4" w:space="0" w:color="000000"/>
+            </w:tcBorders>
+            <w:shd w:val="clear" w:color="auto" w:fill="FFFFFF"/>
+            <w:tcMar>
+              <w:top w:w="0" w:type="dxa"/>
+              <w:left w:w="108" w:type="dxa"/>
+              <w:bottom w:w="0" w:type="dxa"/>
+              <w:right w:w="108" w:type="dxa"/>
+            </w:tcMar>
+          </w:tcPr>
+          <w:p>
+            <w:pPr>
+              <w:rPr>
+                <w:rFonts w:ascii="Agency FB" w:hAnsi="Agency FB"/>
+                <w:b/>
+                <w:bCs/>
+                <w:sz w:val="52"/>
+                <w:szCs w:val="52"/>
+              </w:rPr>
+            </w:pPr>
+            <w:r>
+              <w:rPr>
+                <w:rFonts w:ascii="Agency FB" w:hAnsi="Agency FB"/>
+                <w:b/>
+                <w:bCs/>
+                <w:sz w:val="44"/>
+                <w:szCs w:val="44"/>
+              </w:rPr>
+              <w:t>utf8mb4_general_ci</w:t>
+            </w:r>
+          </w:p>
+        </w:tc>
+      </w:tr>
+      <w:tr>
+        <w:trPr>
+          <w:trHeight w:val="1032"/>
+        </w:trPr>
+        <w:tc>
+          <w:tcPr>
+            <w:tcW w:w="2972" w:type="dxa"/>
+            <w:tcBorders>
+              <w:top w:val="single" w:sz="4" w:space="0" w:color="000000"/>
+              <w:left w:val="single" w:sz="4" w:space="0" w:color="000000"/>
+              <w:bottom w:val="single" w:sz="4" w:space="0" w:color="000000"/>
+              <w:right w:val="single" w:sz="4" w:space="0" w:color="000000"/>
+            </w:tcBorders>
+            <w:shd w:val="clear" w:color="auto" w:fill="FFFFFF"/>
+            <w:tcMar>
+              <w:top w:w="0" w:type="dxa"/>
+              <w:left w:w="108" w:type="dxa"/>
+              <w:bottom w:w="0" w:type="dxa"/>
+              <w:right w:w="108" w:type="dxa"/>
+            </w:tcMar>
+          </w:tcPr>
+          <w:p>
+            <w:pPr>
+              <w:rPr>
+                <w:rFonts w:ascii="Agency FB" w:hAnsi="Agency FB"/>
+                <w:b/>
+                <w:bCs/>
+                <w:sz w:val="52"/>
+                <w:szCs w:val="52"/>
+              </w:rPr>
+            </w:pPr>
+            <w:r>
+              <w:rPr>
+                <w:rFonts w:ascii="Agency FB" w:eastAsia="Times New Roman" w:hAnsi="Agency FB" w:cs="Angsana New"/>
+                <w:b/>
+                <w:bCs/>
+                <w:color w:val="000000"/>
+                <w:kern w:val="0"/>
+                <w:sz w:val="52"/>
+                <w:szCs w:val="52"/>
+                <w:lang w:eastAsia="it-IT"/>
+              </w:rPr>
+              <w:t>Luogo</w:t>
+            </w:r>
+          </w:p>
+        </w:tc>
+        <w:tc>
+          <w:tcPr>
+            <w:tcW w:w="2268" w:type="dxa"/>
+            <w:tcBorders>
+              <w:top w:val="single" w:sz="4" w:space="0" w:color="000000"/>
+              <w:left w:val="single" w:sz="4" w:space="0" w:color="000000"/>
+              <w:bottom w:val="single" w:sz="4" w:space="0" w:color="000000"/>
+              <w:right w:val="single" w:sz="4" w:space="0" w:color="000000"/>
+            </w:tcBorders>
+            <w:shd w:val="clear" w:color="auto" w:fill="FFFFFF"/>
+            <w:tcMar>
+              <w:top w:w="0" w:type="dxa"/>
+              <w:left w:w="108" w:type="dxa"/>
+              <w:bottom w:w="0" w:type="dxa"/>
+              <w:right w:w="108" w:type="dxa"/>
+            </w:tcMar>
+          </w:tcPr>
+          <w:p>
+            <w:pPr>
+              <w:rPr>
+                <w:rFonts w:ascii="Agency FB" w:hAnsi="Agency FB"/>
+                <w:b/>
+                <w:bCs/>
+                <w:sz w:val="52"/>
+                <w:szCs w:val="52"/>
+              </w:rPr>
+            </w:pPr>
+            <w:r>
+              <w:rPr>
+                <w:rFonts w:ascii="Agency FB" w:hAnsi="Agency FB"/>
+                <w:b/>
+                <w:bCs/>
+                <w:sz w:val="52"/>
+                <w:szCs w:val="52"/>
+              </w:rPr>
+              <w:t>Varchar</w:t>
+            </w:r>
+          </w:p>
+        </w:tc>
+        <w:tc>
+          <w:tcPr>
+            <w:tcW w:w="1708" w:type="dxa"/>
+            <w:tcBorders>
+              <w:top w:val="single" w:sz="4" w:space="0" w:color="000000"/>
+              <w:left w:val="single" w:sz="4" w:space="0" w:color="000000"/>
+              <w:bottom w:val="single" w:sz="4" w:space="0" w:color="000000"/>
+              <w:right w:val="single" w:sz="4" w:space="0" w:color="000000"/>
+            </w:tcBorders>
+            <w:shd w:val="clear" w:color="auto" w:fill="FFFFFF"/>
+            <w:tcMar>
+              <w:top w:w="0" w:type="dxa"/>
+              <w:left w:w="108" w:type="dxa"/>
+              <w:bottom w:w="0" w:type="dxa"/>
+              <w:right w:w="108" w:type="dxa"/>
+            </w:tcMar>
+          </w:tcPr>
+          <w:p>
+            <w:pPr>
+              <w:rPr>
+                <w:rFonts w:ascii="Agency FB" w:hAnsi="Agency FB"/>
+                <w:b/>
+                <w:bCs/>
+                <w:sz w:val="52"/>
+                <w:szCs w:val="52"/>
+              </w:rPr>
+            </w:pPr>
+            <w:r>
+              <w:rPr>
+                <w:rFonts w:ascii="Agency FB" w:hAnsi="Agency FB"/>
+                <w:b/>
+                <w:bCs/>
+                <w:sz w:val="52"/>
+                <w:szCs w:val="52"/>
+              </w:rPr>
+              <w:t>150</w:t>
+            </w:r>
+          </w:p>
+        </w:tc>
+        <w:tc>
+          <w:tcPr>
+            <w:tcW w:w="2497" w:type="dxa"/>
+            <w:tcBorders>
+              <w:top w:val="single" w:sz="4" w:space="0" w:color="000000"/>
+              <w:left w:val="single" w:sz="4" w:space="0" w:color="000000"/>
+              <w:bottom w:val="single" w:sz="4" w:space="0" w:color="000000"/>
+              <w:right w:val="single" w:sz="4" w:space="0" w:color="000000"/>
+            </w:tcBorders>
+            <w:shd w:val="clear" w:color="auto" w:fill="FFFFFF"/>
+            <w:tcMar>
+              <w:top w:w="0" w:type="dxa"/>
+              <w:left w:w="108" w:type="dxa"/>
+              <w:bottom w:w="0" w:type="dxa"/>
+              <w:right w:w="108" w:type="dxa"/>
+            </w:tcMar>
+          </w:tcPr>
+          <w:p>
+            <w:pPr>
+              <w:rPr>
+                <w:rFonts w:ascii="Agency FB" w:hAnsi="Agency FB"/>
+                <w:b/>
+                <w:bCs/>
+                <w:sz w:val="52"/>
+                <w:szCs w:val="52"/>
+              </w:rPr>
+            </w:pPr>
+            <w:r>
+              <w:rPr>
+                <w:rFonts w:ascii="Agency FB" w:hAnsi="Agency FB"/>
+                <w:b/>
+                <w:bCs/>
+                <w:sz w:val="44"/>
+                <w:szCs w:val="44"/>
+              </w:rPr>
+              <w:t>utf8mb4_general_ci</w:t>
+            </w:r>
+          </w:p>
+        </w:tc>
+      </w:tr>
+      <w:tr>
+        <w:trPr>
+          <w:trHeight w:val="920"/>
+        </w:trPr>
+        <w:tc>
+          <w:tcPr>
+            <w:tcW w:w="2972" w:type="dxa"/>
+            <w:tcBorders>
+              <w:top w:val="single" w:sz="4" w:space="0" w:color="000000"/>
+              <w:left w:val="single" w:sz="4" w:space="0" w:color="000000"/>
+              <w:bottom w:val="single" w:sz="4" w:space="0" w:color="000000"/>
+              <w:right w:val="single" w:sz="4" w:space="0" w:color="000000"/>
+            </w:tcBorders>
+            <w:shd w:val="clear" w:color="auto" w:fill="FFFFFF"/>
+            <w:tcMar>
+              <w:top w:w="0" w:type="dxa"/>
+              <w:left w:w="108" w:type="dxa"/>
+              <w:bottom w:w="0" w:type="dxa"/>
+              <w:right w:w="108" w:type="dxa"/>
+            </w:tcMar>
+          </w:tcPr>
+          <w:p>
+            <w:pPr>
+              <w:rPr>
+                <w:rFonts w:ascii="Agency FB" w:hAnsi="Agency FB"/>
+                <w:b/>
+                <w:bCs/>
+                <w:sz w:val="52"/>
+                <w:szCs w:val="52"/>
+              </w:rPr>
+            </w:pPr>
+            <w:r>
+              <w:rPr>
+                <w:rFonts w:ascii="Agency FB" w:eastAsia="Times New Roman" w:hAnsi="Agency FB" w:cs="Angsana New"/>
+                <w:b/>
+                <w:bCs/>
+                <w:color w:val="000000"/>
+                <w:kern w:val="0"/>
+                <w:sz w:val="52"/>
+                <w:szCs w:val="52"/>
+                <w:lang w:eastAsia="it-IT"/>
+              </w:rPr>
+              <w:t>Specialita</w:t>
+            </w:r>
+          </w:p>
+        </w:tc>
+        <w:tc>
+          <w:tcPr>
+            <w:tcW w:w="2268" w:type="dxa"/>
+            <w:tcBorders>
+              <w:top w:val="single" w:sz="4" w:space="0" w:color="000000"/>
+              <w:left w:val="single" w:sz="4" w:space="0" w:color="000000"/>
+              <w:bottom w:val="single" w:sz="4" w:space="0" w:color="000000"/>
+              <w:right w:val="single" w:sz="4" w:space="0" w:color="000000"/>
+            </w:tcBorders>
+            <w:shd w:val="clear" w:color="auto" w:fill="FFFFFF"/>
+            <w:tcMar>
+              <w:top w:w="0" w:type="dxa"/>
+              <w:left w:w="108" w:type="dxa"/>
+              <w:bottom w:w="0" w:type="dxa"/>
+              <w:right w:w="108" w:type="dxa"/>
+            </w:tcMar>
+          </w:tcPr>
+          <w:p>
+            <w:pPr>
+              <w:rPr>
+                <w:rFonts w:ascii="Agency FB" w:hAnsi="Agency FB"/>
+                <w:b/>
+                <w:bCs/>
+                <w:sz w:val="52"/>
+                <w:szCs w:val="52"/>
+              </w:rPr>
+            </w:pPr>
+            <w:r>
+              <w:rPr>
+                <w:rFonts w:ascii="Agency FB" w:hAnsi="Agency FB"/>
+                <w:b/>
+                <w:bCs/>
+                <w:sz w:val="52"/>
+                <w:szCs w:val="52"/>
+              </w:rPr>
+              <w:t>Varchar</w:t>
+            </w:r>
+          </w:p>
+        </w:tc>
+        <w:tc>
+          <w:tcPr>
+            <w:tcW w:w="1708" w:type="dxa"/>
+            <w:tcBorders>
+              <w:top w:val="single" w:sz="4" w:space="0" w:color="000000"/>
+              <w:left w:val="single" w:sz="4" w:space="0" w:color="000000"/>
+              <w:bottom w:val="single" w:sz="4" w:space="0" w:color="000000"/>
+              <w:right w:val="single" w:sz="4" w:space="0" w:color="000000"/>
+            </w:tcBorders>
+            <w:shd w:val="clear" w:color="auto" w:fill="FFFFFF"/>
+            <w:tcMar>
+              <w:top w:w="0" w:type="dxa"/>
+              <w:left w:w="108" w:type="dxa"/>
+              <w:bottom w:w="0" w:type="dxa"/>
+              <w:right w:w="108" w:type="dxa"/>
+            </w:tcMar>
+          </w:tcPr>
+          <w:p>
+            <w:pPr>
+              <w:rPr>
+                <w:rFonts w:ascii="Agency FB" w:hAnsi="Agency FB"/>
+                <w:b/>
+                <w:bCs/>
+                <w:sz w:val="52"/>
+                <w:szCs w:val="52"/>
+              </w:rPr>
+            </w:pPr>
+            <w:r>
+              <w:rPr>
+                <w:rFonts w:ascii="Agency FB" w:hAnsi="Agency FB"/>
+                <w:b/>
+                <w:bCs/>
+                <w:sz w:val="52"/>
+                <w:szCs w:val="52"/>
+              </w:rPr>
+              <w:t>50</w:t>
+            </w:r>
+          </w:p>
+        </w:tc>
+        <w:tc>
+          <w:tcPr>
+            <w:tcW w:w="2497" w:type="dxa"/>
+            <w:tcBorders>
+              <w:top w:val="single" w:sz="4" w:space="0" w:color="000000"/>
+              <w:left w:val="single" w:sz="4" w:space="0" w:color="000000"/>
+              <w:bottom w:val="single" w:sz="4" w:space="0" w:color="000000"/>
+              <w:right w:val="single" w:sz="4" w:space="0" w:color="000000"/>
+            </w:tcBorders>
+            <w:shd w:val="clear" w:color="auto" w:fill="FFFFFF"/>
+            <w:tcMar>
+              <w:top w:w="0" w:type="dxa"/>
+              <w:left w:w="108" w:type="dxa"/>
+              <w:bottom w:w="0" w:type="dxa"/>
+              <w:right w:w="108" w:type="dxa"/>
+            </w:tcMar>
+          </w:tcPr>
+          <w:p>
+            <w:pPr>
+              <w:rPr>
+                <w:rFonts w:ascii="Agency FB" w:hAnsi="Agency FB"/>
+                <w:b/>
+                <w:bCs/>
+                <w:sz w:val="52"/>
+                <w:szCs w:val="52"/>
+              </w:rPr>
+            </w:pPr>
+            <w:r>
+              <w:rPr>
+                <w:rFonts w:ascii="Agency FB" w:hAnsi="Agency FB"/>
+                <w:b/>
+                <w:bCs/>
+                <w:sz w:val="44"/>
+                <w:szCs w:val="44"/>
+              </w:rPr>
+              <w:t>utf8mb4_general_ci</w:t>
+            </w:r>
+          </w:p>
+        </w:tc>
+      </w:tr>
+    </w:tbl>
+    <w:p>
+      <w:pPr>
+        <w:rPr>
+          <w:rFonts w:ascii="Agency FB" w:hAnsi="Agency FB"/>
+          <w:b/>
+          <w:bCs/>
+          <w:i/>
+          <w:iCs/>
+          <w:sz w:val="52"/>
+          <w:szCs w:val="52"/>
+          <w:u w:val="single"/>
+        </w:rPr>
+      </w:pPr>
+    </w:p>
+    <w:p>
+      <w:pPr>
+        <w:rPr>
+          <w:rFonts w:ascii="Agency FB" w:hAnsi="Agency FB"/>
+          <w:b/>
+          <w:bCs/>
+          <w:i/>
+          <w:iCs/>
+          <w:sz w:val="52"/>
+          <w:szCs w:val="52"/>
+          <w:u w:val="single"/>
+        </w:rPr>
+      </w:pPr>
+    </w:p>
+    <w:p>
+      <w:pPr>
+        <w:rPr>
+          <w:rFonts w:ascii="Agency FB" w:hAnsi="Agency FB"/>
+          <w:b/>
+          <w:bCs/>
+          <w:i/>
+          <w:iCs/>
+          <w:sz w:val="52"/>
+          <w:szCs w:val="52"/>
+          <w:u w:val="single"/>
+        </w:rPr>
+      </w:pPr>
+    </w:p>
+    <w:p>
+      <w:pPr>
+        <w:rPr>
+          <w:rFonts w:ascii="Agency FB" w:hAnsi="Agency FB"/>
+          <w:b/>
+          <w:bCs/>
+          <w:i/>
+          <w:iCs/>
+          <w:sz w:val="52"/>
+          <w:szCs w:val="52"/>
+          <w:u w:val="single"/>
+        </w:rPr>
+      </w:pPr>
+    </w:p>
+    <w:p>
+      <w:pPr>
+        <w:rPr>
+          <w:rFonts w:ascii="Agency FB" w:hAnsi="Agency FB"/>
+          <w:b/>
+          <w:bCs/>
+          <w:i/>
+          <w:iCs/>
+          <w:sz w:val="52"/>
+          <w:szCs w:val="52"/>
+          <w:u w:val="single"/>
+        </w:rPr>
+      </w:pPr>
+    </w:p>
+    <w:p>
+      <w:pPr>
+        <w:rPr>
+          <w:rFonts w:ascii="Agency FB" w:hAnsi="Agency FB"/>
+          <w:b/>
+          <w:bCs/>
+          <w:i/>
+          <w:iCs/>
+          <w:color w:val="5B9BD5" w:themeColor="accent5"/>
+          <w:sz w:val="52"/>
+          <w:szCs w:val="52"/>
+          <w:u w:val="single"/>
+        </w:rPr>
+      </w:pPr>
+      <w:r>
+        <w:rPr>
+          <w:rFonts w:ascii="Agency FB" w:hAnsi="Agency FB"/>
+          <w:b/>
+          <w:bCs/>
+          <w:i/>
+          <w:iCs/>
+          <w:color w:val="5B9BD5" w:themeColor="accent5"/>
+          <w:sz w:val="52"/>
+          <w:szCs w:val="52"/>
+          <w:u w:val="single"/>
+        </w:rPr>
+        <w:lastRenderedPageBreak/>
+        <w:t xml:space="preserve">Entità </w:t>
+      </w:r>
+      <w:r>
+        <w:rPr>
+          <w:rFonts w:ascii="Agency FB" w:hAnsi="Agency FB"/>
+          <w:b/>
+          <w:bCs/>
+          <w:i/>
+          <w:iCs/>
+          <w:color w:val="5B9BD5" w:themeColor="accent5"/>
+          <w:sz w:val="52"/>
+          <w:szCs w:val="52"/>
+          <w:u w:val="single"/>
+        </w:rPr>
+        <w:t>Turni</w:t>
+      </w:r>
+    </w:p>
+    <w:tbl>
+      <w:tblPr>
+        <w:tblW w:w="5076" w:type="pct"/>
+        <w:tblInd w:w="-147" w:type="dxa"/>
+        <w:tblLayout w:type="fixed"/>
+        <w:tblCellMar>
+          <w:left w:w="10" w:type="dxa"/>
+          <w:right w:w="10" w:type="dxa"/>
+        </w:tblCellMar>
+        <w:tblLook w:val="04A0" w:firstRow="1" w:lastRow="0" w:firstColumn="1" w:lastColumn="0" w:noHBand="0" w:noVBand="1"/>
+      </w:tblPr>
+      <w:tblGrid>
+        <w:gridCol w:w="3116"/>
+        <w:gridCol w:w="2267"/>
+        <w:gridCol w:w="1988"/>
+        <w:gridCol w:w="2403"/>
+      </w:tblGrid>
+      <w:tr>
+        <w:trPr>
+          <w:trHeight w:val="1511"/>
+        </w:trPr>
+        <w:tc>
+          <w:tcPr>
+            <w:tcW w:w="3117" w:type="dxa"/>
+            <w:tcBorders>
+              <w:top w:val="single" w:sz="4" w:space="0" w:color="000000"/>
+              <w:left w:val="single" w:sz="4" w:space="0" w:color="000000"/>
+              <w:bottom w:val="single" w:sz="4" w:space="0" w:color="000000"/>
+              <w:right w:val="single" w:sz="4" w:space="0" w:color="000000"/>
+            </w:tcBorders>
+            <w:shd w:val="clear" w:color="auto" w:fill="E7E6E6"/>
+            <w:tcMar>
+              <w:top w:w="0" w:type="dxa"/>
+              <w:left w:w="108" w:type="dxa"/>
+              <w:bottom w:w="0" w:type="dxa"/>
+              <w:right w:w="108" w:type="dxa"/>
+            </w:tcMar>
+            <w:hideMark/>
+          </w:tcPr>
+          <w:p>
+            <w:pPr>
+              <w:rPr>
+                <w:rFonts w:ascii="Agency FB" w:hAnsi="Agency FB"/>
+                <w:b/>
+                <w:bCs/>
+                <w:sz w:val="52"/>
+                <w:szCs w:val="52"/>
+                <w:u w:val="single"/>
+              </w:rPr>
+            </w:pPr>
+            <w:r>
+              <w:rPr>
+                <w:rFonts w:ascii="Agency FB" w:hAnsi="Agency FB"/>
+                <w:b/>
+                <w:bCs/>
+                <w:sz w:val="52"/>
+                <w:szCs w:val="52"/>
+                <w:u w:val="single"/>
+              </w:rPr>
+              <w:t>Nome campo</w:t>
+            </w:r>
+          </w:p>
+        </w:tc>
+        <w:tc>
+          <w:tcPr>
+            <w:tcW w:w="2267" w:type="dxa"/>
+            <w:tcBorders>
+              <w:top w:val="single" w:sz="4" w:space="0" w:color="000000"/>
+              <w:left w:val="single" w:sz="4" w:space="0" w:color="000000"/>
+              <w:bottom w:val="single" w:sz="4" w:space="0" w:color="000000"/>
+              <w:right w:val="single" w:sz="4" w:space="0" w:color="000000"/>
+            </w:tcBorders>
+            <w:shd w:val="clear" w:color="auto" w:fill="E7E6E6"/>
+            <w:tcMar>
+              <w:top w:w="0" w:type="dxa"/>
+              <w:left w:w="108" w:type="dxa"/>
+              <w:bottom w:w="0" w:type="dxa"/>
+              <w:right w:w="108" w:type="dxa"/>
+            </w:tcMar>
+            <w:hideMark/>
+          </w:tcPr>
+          <w:p>
+            <w:pPr>
+              <w:rPr>
+                <w:rFonts w:ascii="Agency FB" w:hAnsi="Agency FB"/>
+                <w:b/>
+                <w:bCs/>
+                <w:sz w:val="52"/>
+                <w:szCs w:val="52"/>
+                <w:u w:val="single"/>
+              </w:rPr>
+            </w:pPr>
+            <w:r>
+              <w:rPr>
+                <w:rFonts w:ascii="Agency FB" w:hAnsi="Agency FB"/>
+                <w:b/>
+                <w:bCs/>
+                <w:sz w:val="52"/>
+                <w:szCs w:val="52"/>
+                <w:u w:val="single"/>
+              </w:rPr>
+              <w:t>Tipo dati</w:t>
+            </w:r>
+          </w:p>
+        </w:tc>
+        <w:tc>
+          <w:tcPr>
+            <w:tcW w:w="1988" w:type="dxa"/>
+            <w:tcBorders>
+              <w:top w:val="single" w:sz="4" w:space="0" w:color="000000"/>
+              <w:left w:val="single" w:sz="4" w:space="0" w:color="000000"/>
+              <w:bottom w:val="single" w:sz="4" w:space="0" w:color="000000"/>
+              <w:right w:val="single" w:sz="4" w:space="0" w:color="000000"/>
+            </w:tcBorders>
+            <w:shd w:val="clear" w:color="auto" w:fill="E7E6E6"/>
+            <w:tcMar>
+              <w:top w:w="0" w:type="dxa"/>
+              <w:left w:w="108" w:type="dxa"/>
+              <w:bottom w:w="0" w:type="dxa"/>
+              <w:right w:w="108" w:type="dxa"/>
+            </w:tcMar>
+            <w:hideMark/>
+          </w:tcPr>
+          <w:p>
+            <w:pPr>
+              <w:rPr>
+                <w:rFonts w:ascii="Agency FB" w:hAnsi="Agency FB"/>
+                <w:b/>
+                <w:bCs/>
+                <w:sz w:val="52"/>
+                <w:szCs w:val="52"/>
+                <w:u w:val="single"/>
+              </w:rPr>
+            </w:pPr>
+            <w:r>
+              <w:rPr>
+                <w:rFonts w:ascii="Agency FB" w:hAnsi="Agency FB"/>
+                <w:b/>
+                <w:bCs/>
+                <w:sz w:val="52"/>
+                <w:szCs w:val="52"/>
+                <w:u w:val="single"/>
+              </w:rPr>
+              <w:t>Dimensione campo</w:t>
+            </w:r>
+          </w:p>
+        </w:tc>
+        <w:tc>
+          <w:tcPr>
+            <w:tcW w:w="2403" w:type="dxa"/>
+            <w:tcBorders>
+              <w:top w:val="single" w:sz="4" w:space="0" w:color="000000"/>
+              <w:left w:val="single" w:sz="4" w:space="0" w:color="000000"/>
+              <w:bottom w:val="single" w:sz="4" w:space="0" w:color="000000"/>
+              <w:right w:val="single" w:sz="4" w:space="0" w:color="000000"/>
+            </w:tcBorders>
+            <w:shd w:val="clear" w:color="auto" w:fill="E7E6E6"/>
+            <w:tcMar>
+              <w:top w:w="0" w:type="dxa"/>
+              <w:left w:w="108" w:type="dxa"/>
+              <w:bottom w:w="0" w:type="dxa"/>
+              <w:right w:w="108" w:type="dxa"/>
+            </w:tcMar>
+            <w:hideMark/>
+          </w:tcPr>
+          <w:p>
+            <w:pPr>
+              <w:rPr>
+                <w:rFonts w:ascii="Agency FB" w:hAnsi="Agency FB"/>
+                <w:b/>
+                <w:bCs/>
+                <w:sz w:val="52"/>
+                <w:szCs w:val="52"/>
+                <w:u w:val="single"/>
+              </w:rPr>
+            </w:pPr>
+            <w:r>
+              <w:rPr>
+                <w:rFonts w:ascii="Agency FB" w:hAnsi="Agency FB"/>
+                <w:b/>
+                <w:bCs/>
+                <w:sz w:val="52"/>
+                <w:szCs w:val="52"/>
+                <w:u w:val="single"/>
+              </w:rPr>
+              <w:t>Codifica caratteri</w:t>
+            </w:r>
+          </w:p>
+        </w:tc>
+      </w:tr>
+      <w:tr>
+        <w:trPr>
+          <w:trHeight w:val="999"/>
+        </w:trPr>
+        <w:tc>
+          <w:tcPr>
+            <w:tcW w:w="3117" w:type="dxa"/>
+            <w:tcBorders>
+              <w:top w:val="single" w:sz="4" w:space="0" w:color="000000"/>
+              <w:left w:val="single" w:sz="4" w:space="0" w:color="000000"/>
+              <w:bottom w:val="single" w:sz="4" w:space="0" w:color="000000"/>
+              <w:right w:val="single" w:sz="4" w:space="0" w:color="000000"/>
+            </w:tcBorders>
+            <w:shd w:val="clear" w:color="auto" w:fill="FFFFFF"/>
+            <w:tcMar>
+              <w:top w:w="0" w:type="dxa"/>
+              <w:left w:w="108" w:type="dxa"/>
+              <w:bottom w:w="0" w:type="dxa"/>
+              <w:right w:w="108" w:type="dxa"/>
+            </w:tcMar>
+          </w:tcPr>
+          <w:p>
+            <w:pPr>
+              <w:rPr>
+                <w:rFonts w:ascii="Agency FB" w:hAnsi="Agency FB"/>
+                <w:b/>
+                <w:bCs/>
+                <w:sz w:val="52"/>
+                <w:szCs w:val="52"/>
+              </w:rPr>
+            </w:pPr>
+            <w:r>
+              <w:rPr>
+                <w:rFonts w:ascii="Agency FB" w:eastAsia="Times New Roman" w:hAnsi="Agency FB" w:cs="Angsana New"/>
+                <w:b/>
+                <w:bCs/>
+                <w:color w:val="000000"/>
+                <w:kern w:val="0"/>
+                <w:sz w:val="52"/>
+                <w:szCs w:val="52"/>
+                <w:lang w:eastAsia="it-IT"/>
+              </w:rPr>
+              <w:t>ID_Turno</w:t>
+            </w:r>
+          </w:p>
+        </w:tc>
+        <w:tc>
+          <w:tcPr>
+            <w:tcW w:w="2267" w:type="dxa"/>
+            <w:tcBorders>
+              <w:top w:val="single" w:sz="4" w:space="0" w:color="000000"/>
+              <w:left w:val="single" w:sz="4" w:space="0" w:color="000000"/>
+              <w:bottom w:val="single" w:sz="4" w:space="0" w:color="000000"/>
+              <w:right w:val="single" w:sz="4" w:space="0" w:color="000000"/>
+            </w:tcBorders>
+            <w:tcMar>
+              <w:top w:w="0" w:type="dxa"/>
+              <w:left w:w="108" w:type="dxa"/>
+              <w:bottom w:w="0" w:type="dxa"/>
+              <w:right w:w="108" w:type="dxa"/>
+            </w:tcMar>
+            <w:hideMark/>
+          </w:tcPr>
+          <w:p>
+            <w:pPr>
+              <w:rPr>
+                <w:rFonts w:ascii="Agency FB" w:hAnsi="Agency FB"/>
+                <w:b/>
+                <w:bCs/>
+                <w:sz w:val="52"/>
+                <w:szCs w:val="52"/>
+              </w:rPr>
+            </w:pPr>
+            <w:r>
+              <w:rPr>
+                <w:rFonts w:ascii="Agency FB" w:hAnsi="Agency FB"/>
+                <w:b/>
+                <w:bCs/>
+                <w:sz w:val="52"/>
+                <w:szCs w:val="52"/>
+              </w:rPr>
+              <w:t xml:space="preserve">Int </w:t>
+            </w:r>
+          </w:p>
+        </w:tc>
+        <w:tc>
+          <w:tcPr>
+            <w:tcW w:w="1988" w:type="dxa"/>
+            <w:tcBorders>
+              <w:top w:val="single" w:sz="4" w:space="0" w:color="000000"/>
+              <w:left w:val="single" w:sz="4" w:space="0" w:color="000000"/>
+              <w:bottom w:val="single" w:sz="4" w:space="0" w:color="000000"/>
+              <w:right w:val="single" w:sz="4" w:space="0" w:color="000000"/>
+            </w:tcBorders>
+            <w:tcMar>
+              <w:top w:w="0" w:type="dxa"/>
+              <w:left w:w="108" w:type="dxa"/>
+              <w:bottom w:w="0" w:type="dxa"/>
+              <w:right w:w="108" w:type="dxa"/>
+            </w:tcMar>
+            <w:hideMark/>
+          </w:tcPr>
+          <w:p>
+            <w:pPr>
+              <w:rPr>
+                <w:rFonts w:ascii="Agency FB" w:hAnsi="Agency FB"/>
+                <w:b/>
+                <w:bCs/>
+                <w:sz w:val="52"/>
+                <w:szCs w:val="52"/>
+              </w:rPr>
+            </w:pPr>
+            <w:r>
+              <w:rPr>
+                <w:rFonts w:ascii="Agency FB" w:hAnsi="Agency FB"/>
+                <w:b/>
+                <w:bCs/>
+                <w:sz w:val="52"/>
+                <w:szCs w:val="52"/>
+              </w:rPr>
+              <w:t>11</w:t>
+            </w:r>
+          </w:p>
+        </w:tc>
+        <w:tc>
+          <w:tcPr>
+            <w:tcW w:w="2403" w:type="dxa"/>
+            <w:tcBorders>
+              <w:top w:val="single" w:sz="4" w:space="0" w:color="000000"/>
+              <w:left w:val="single" w:sz="4" w:space="0" w:color="000000"/>
+              <w:bottom w:val="single" w:sz="4" w:space="0" w:color="000000"/>
+              <w:right w:val="single" w:sz="4" w:space="0" w:color="000000"/>
+            </w:tcBorders>
+            <w:tcMar>
+              <w:top w:w="0" w:type="dxa"/>
+              <w:left w:w="108" w:type="dxa"/>
+              <w:bottom w:w="0" w:type="dxa"/>
+              <w:right w:w="108" w:type="dxa"/>
+            </w:tcMar>
+          </w:tcPr>
+          <w:p>
+            <w:pPr>
+              <w:rPr>
+                <w:rFonts w:ascii="Agency FB" w:hAnsi="Agency FB"/>
+                <w:b/>
+                <w:bCs/>
+                <w:sz w:val="52"/>
+                <w:szCs w:val="52"/>
+              </w:rPr>
+            </w:pPr>
+          </w:p>
+        </w:tc>
+      </w:tr>
+      <w:tr>
+        <w:trPr>
+          <w:trHeight w:val="896"/>
+        </w:trPr>
+        <w:tc>
+          <w:tcPr>
+            <w:tcW w:w="3117" w:type="dxa"/>
+            <w:tcBorders>
+              <w:top w:val="single" w:sz="4" w:space="0" w:color="000000"/>
+              <w:left w:val="single" w:sz="4" w:space="0" w:color="000000"/>
+              <w:bottom w:val="single" w:sz="4" w:space="0" w:color="000000"/>
+              <w:right w:val="single" w:sz="4" w:space="0" w:color="000000"/>
+            </w:tcBorders>
+            <w:shd w:val="clear" w:color="auto" w:fill="FFFFFF"/>
+            <w:tcMar>
+              <w:top w:w="0" w:type="dxa"/>
+              <w:left w:w="108" w:type="dxa"/>
+              <w:bottom w:w="0" w:type="dxa"/>
+              <w:right w:w="108" w:type="dxa"/>
+            </w:tcMar>
+          </w:tcPr>
+          <w:p>
+            <w:pPr>
+              <w:rPr>
+                <w:rFonts w:ascii="Agency FB" w:hAnsi="Agency FB"/>
+                <w:b/>
+                <w:bCs/>
+                <w:sz w:val="52"/>
+                <w:szCs w:val="52"/>
+              </w:rPr>
+            </w:pPr>
+            <w:r>
+              <w:rPr>
+                <w:rFonts w:ascii="Agency FB" w:eastAsia="Times New Roman" w:hAnsi="Agency FB" w:cs="Angsana New"/>
+                <w:b/>
+                <w:bCs/>
+                <w:color w:val="000000"/>
+                <w:kern w:val="0"/>
+                <w:sz w:val="52"/>
+                <w:szCs w:val="52"/>
+                <w:lang w:eastAsia="it-IT"/>
+              </w:rPr>
+              <w:t>Nome</w:t>
+            </w:r>
+          </w:p>
+        </w:tc>
+        <w:tc>
+          <w:tcPr>
+            <w:tcW w:w="2267" w:type="dxa"/>
+            <w:tcBorders>
+              <w:top w:val="single" w:sz="4" w:space="0" w:color="000000"/>
+              <w:left w:val="single" w:sz="4" w:space="0" w:color="000000"/>
+              <w:bottom w:val="single" w:sz="4" w:space="0" w:color="000000"/>
+              <w:right w:val="single" w:sz="4" w:space="0" w:color="000000"/>
+            </w:tcBorders>
+            <w:shd w:val="clear" w:color="auto" w:fill="FFFFFF"/>
+            <w:tcMar>
+              <w:top w:w="0" w:type="dxa"/>
+              <w:left w:w="108" w:type="dxa"/>
+              <w:bottom w:w="0" w:type="dxa"/>
+              <w:right w:w="108" w:type="dxa"/>
+            </w:tcMar>
+            <w:hideMark/>
+          </w:tcPr>
+          <w:p>
+            <w:pPr>
+              <w:rPr>
+                <w:rFonts w:ascii="Agency FB" w:hAnsi="Agency FB"/>
+                <w:b/>
+                <w:bCs/>
+                <w:sz w:val="52"/>
+                <w:szCs w:val="52"/>
+              </w:rPr>
+            </w:pPr>
+            <w:r>
+              <w:rPr>
+                <w:rFonts w:ascii="Agency FB" w:hAnsi="Agency FB"/>
+                <w:b/>
+                <w:bCs/>
+                <w:sz w:val="52"/>
+                <w:szCs w:val="52"/>
+              </w:rPr>
+              <w:t>Varchar</w:t>
+            </w:r>
+          </w:p>
+        </w:tc>
+        <w:tc>
+          <w:tcPr>
+            <w:tcW w:w="1988" w:type="dxa"/>
+            <w:tcBorders>
+              <w:top w:val="single" w:sz="4" w:space="0" w:color="000000"/>
+              <w:left w:val="single" w:sz="4" w:space="0" w:color="000000"/>
+              <w:bottom w:val="single" w:sz="4" w:space="0" w:color="000000"/>
+              <w:right w:val="single" w:sz="4" w:space="0" w:color="000000"/>
+            </w:tcBorders>
+            <w:shd w:val="clear" w:color="auto" w:fill="FFFFFF"/>
+            <w:tcMar>
+              <w:top w:w="0" w:type="dxa"/>
+              <w:left w:w="108" w:type="dxa"/>
+              <w:bottom w:w="0" w:type="dxa"/>
+              <w:right w:w="108" w:type="dxa"/>
+            </w:tcMar>
+            <w:hideMark/>
+          </w:tcPr>
+          <w:p>
+            <w:pPr>
+              <w:rPr>
+                <w:rFonts w:ascii="Agency FB" w:hAnsi="Agency FB"/>
+                <w:b/>
+                <w:bCs/>
+                <w:sz w:val="52"/>
+                <w:szCs w:val="52"/>
+              </w:rPr>
+            </w:pPr>
+            <w:r>
+              <w:rPr>
+                <w:rFonts w:ascii="Agency FB" w:hAnsi="Agency FB"/>
+                <w:b/>
+                <w:bCs/>
+                <w:sz w:val="52"/>
+                <w:szCs w:val="52"/>
+              </w:rPr>
+              <w:t>50</w:t>
+            </w:r>
+          </w:p>
+        </w:tc>
+        <w:tc>
+          <w:tcPr>
+            <w:tcW w:w="2403" w:type="dxa"/>
+            <w:tcBorders>
+              <w:top w:val="single" w:sz="4" w:space="0" w:color="000000"/>
+              <w:left w:val="single" w:sz="4" w:space="0" w:color="000000"/>
+              <w:bottom w:val="single" w:sz="4" w:space="0" w:color="000000"/>
+              <w:right w:val="single" w:sz="4" w:space="0" w:color="000000"/>
+            </w:tcBorders>
+            <w:shd w:val="clear" w:color="auto" w:fill="FFFFFF"/>
+            <w:tcMar>
+              <w:top w:w="0" w:type="dxa"/>
+              <w:left w:w="108" w:type="dxa"/>
+              <w:bottom w:w="0" w:type="dxa"/>
+              <w:right w:w="108" w:type="dxa"/>
+            </w:tcMar>
+          </w:tcPr>
+          <w:p>
+            <w:pPr>
+              <w:rPr>
+                <w:rFonts w:ascii="Agency FB" w:hAnsi="Agency FB"/>
+                <w:b/>
+                <w:bCs/>
+                <w:sz w:val="48"/>
+                <w:szCs w:val="48"/>
+              </w:rPr>
+            </w:pPr>
+            <w:r>
+              <w:rPr>
+                <w:rFonts w:ascii="Agency FB" w:hAnsi="Agency FB"/>
+                <w:b/>
+                <w:bCs/>
+                <w:sz w:val="44"/>
+                <w:szCs w:val="44"/>
+              </w:rPr>
+              <w:t>utf8mb4_general_ci</w:t>
+            </w:r>
+          </w:p>
+        </w:tc>
+      </w:tr>
+      <w:tr>
+        <w:trPr>
+          <w:trHeight w:val="758"/>
+        </w:trPr>
+        <w:tc>
+          <w:tcPr>
+            <w:tcW w:w="3117" w:type="dxa"/>
+            <w:tcBorders>
+              <w:top w:val="single" w:sz="4" w:space="0" w:color="000000"/>
+              <w:left w:val="single" w:sz="4" w:space="0" w:color="000000"/>
+              <w:bottom w:val="single" w:sz="4" w:space="0" w:color="000000"/>
+              <w:right w:val="single" w:sz="4" w:space="0" w:color="000000"/>
+            </w:tcBorders>
+            <w:shd w:val="clear" w:color="auto" w:fill="FFFFFF"/>
+            <w:tcMar>
+              <w:top w:w="0" w:type="dxa"/>
+              <w:left w:w="108" w:type="dxa"/>
+              <w:bottom w:w="0" w:type="dxa"/>
+              <w:right w:w="108" w:type="dxa"/>
+            </w:tcMar>
+          </w:tcPr>
+          <w:p>
+            <w:pPr>
+              <w:rPr>
+                <w:rFonts w:ascii="Agency FB" w:hAnsi="Agency FB"/>
+                <w:b/>
+                <w:bCs/>
+                <w:sz w:val="52"/>
+                <w:szCs w:val="52"/>
+              </w:rPr>
+            </w:pPr>
+            <w:r>
+              <w:rPr>
+                <w:rFonts w:ascii="Agency FB" w:eastAsia="Times New Roman" w:hAnsi="Agency FB" w:cs="Angsana New"/>
+                <w:b/>
+                <w:bCs/>
+                <w:color w:val="000000"/>
+                <w:kern w:val="0"/>
+                <w:sz w:val="52"/>
+                <w:szCs w:val="52"/>
+                <w:lang w:eastAsia="it-IT"/>
+              </w:rPr>
+              <w:t>Descrizione</w:t>
+            </w:r>
+          </w:p>
+        </w:tc>
+        <w:tc>
+          <w:tcPr>
+            <w:tcW w:w="2267" w:type="dxa"/>
+            <w:tcBorders>
+              <w:top w:val="single" w:sz="4" w:space="0" w:color="000000"/>
+              <w:left w:val="single" w:sz="4" w:space="0" w:color="000000"/>
+              <w:bottom w:val="single" w:sz="4" w:space="0" w:color="000000"/>
+              <w:right w:val="single" w:sz="4" w:space="0" w:color="000000"/>
+            </w:tcBorders>
+            <w:shd w:val="clear" w:color="auto" w:fill="FFFFFF"/>
+            <w:tcMar>
+              <w:top w:w="0" w:type="dxa"/>
+              <w:left w:w="108" w:type="dxa"/>
+              <w:bottom w:w="0" w:type="dxa"/>
+              <w:right w:w="108" w:type="dxa"/>
+            </w:tcMar>
+          </w:tcPr>
+          <w:p>
+            <w:pPr>
+              <w:rPr>
+                <w:rFonts w:ascii="Agency FB" w:hAnsi="Agency FB"/>
+                <w:b/>
+                <w:bCs/>
+                <w:sz w:val="52"/>
+                <w:szCs w:val="52"/>
+              </w:rPr>
+            </w:pPr>
+            <w:r>
+              <w:rPr>
+                <w:rFonts w:ascii="Agency FB" w:hAnsi="Agency FB"/>
+                <w:b/>
+                <w:bCs/>
+                <w:sz w:val="52"/>
+                <w:szCs w:val="52"/>
+              </w:rPr>
+              <w:t>Varchar</w:t>
+            </w:r>
+          </w:p>
+        </w:tc>
+        <w:tc>
+          <w:tcPr>
+            <w:tcW w:w="1988" w:type="dxa"/>
+            <w:tcBorders>
+              <w:top w:val="single" w:sz="4" w:space="0" w:color="000000"/>
+              <w:left w:val="single" w:sz="4" w:space="0" w:color="000000"/>
+              <w:bottom w:val="single" w:sz="4" w:space="0" w:color="000000"/>
+              <w:right w:val="single" w:sz="4" w:space="0" w:color="000000"/>
+            </w:tcBorders>
+            <w:shd w:val="clear" w:color="auto" w:fill="FFFFFF"/>
+            <w:tcMar>
+              <w:top w:w="0" w:type="dxa"/>
+              <w:left w:w="108" w:type="dxa"/>
+              <w:bottom w:w="0" w:type="dxa"/>
+              <w:right w:w="108" w:type="dxa"/>
+            </w:tcMar>
+          </w:tcPr>
+          <w:p>
+            <w:pPr>
+              <w:rPr>
+                <w:rFonts w:ascii="Agency FB" w:hAnsi="Agency FB"/>
+                <w:b/>
+                <w:bCs/>
+                <w:sz w:val="52"/>
+                <w:szCs w:val="52"/>
+              </w:rPr>
+            </w:pPr>
+            <w:r>
+              <w:rPr>
+                <w:rFonts w:ascii="Agency FB" w:hAnsi="Agency FB"/>
+                <w:b/>
+                <w:bCs/>
+                <w:sz w:val="52"/>
+                <w:szCs w:val="52"/>
+              </w:rPr>
+              <w:t>100</w:t>
+            </w:r>
+          </w:p>
+        </w:tc>
+        <w:tc>
+          <w:tcPr>
+            <w:tcW w:w="2403" w:type="dxa"/>
+            <w:tcBorders>
+              <w:top w:val="single" w:sz="4" w:space="0" w:color="000000"/>
+              <w:left w:val="single" w:sz="4" w:space="0" w:color="000000"/>
+              <w:bottom w:val="single" w:sz="4" w:space="0" w:color="000000"/>
+              <w:right w:val="single" w:sz="4" w:space="0" w:color="000000"/>
+            </w:tcBorders>
+            <w:shd w:val="clear" w:color="auto" w:fill="FFFFFF"/>
+            <w:tcMar>
+              <w:top w:w="0" w:type="dxa"/>
+              <w:left w:w="108" w:type="dxa"/>
+              <w:bottom w:w="0" w:type="dxa"/>
+              <w:right w:w="108" w:type="dxa"/>
+            </w:tcMar>
+          </w:tcPr>
+          <w:p>
+            <w:pPr>
+              <w:rPr>
+                <w:rFonts w:ascii="Agency FB" w:hAnsi="Agency FB"/>
+                <w:b/>
+                <w:bCs/>
+                <w:sz w:val="52"/>
+                <w:szCs w:val="52"/>
+              </w:rPr>
+            </w:pPr>
+            <w:r>
+              <w:rPr>
+                <w:rFonts w:ascii="Agency FB" w:hAnsi="Agency FB"/>
+                <w:b/>
+                <w:bCs/>
+                <w:sz w:val="44"/>
+                <w:szCs w:val="44"/>
+              </w:rPr>
+              <w:t>utf8mb4_general_ci</w:t>
+            </w:r>
+          </w:p>
+        </w:tc>
+      </w:tr>
+      <w:tr>
+        <w:trPr>
+          <w:trHeight w:val="1032"/>
+        </w:trPr>
+        <w:tc>
+          <w:tcPr>
+            <w:tcW w:w="3117" w:type="dxa"/>
+            <w:tcBorders>
+              <w:top w:val="single" w:sz="4" w:space="0" w:color="000000"/>
+              <w:left w:val="single" w:sz="4" w:space="0" w:color="000000"/>
+              <w:bottom w:val="single" w:sz="4" w:space="0" w:color="000000"/>
+              <w:right w:val="single" w:sz="4" w:space="0" w:color="000000"/>
+            </w:tcBorders>
+            <w:shd w:val="clear" w:color="auto" w:fill="FFFFFF"/>
+            <w:tcMar>
+              <w:top w:w="0" w:type="dxa"/>
+              <w:left w:w="108" w:type="dxa"/>
+              <w:bottom w:w="0" w:type="dxa"/>
+              <w:right w:w="108" w:type="dxa"/>
+            </w:tcMar>
+          </w:tcPr>
+          <w:p>
+            <w:pPr>
+              <w:rPr>
+                <w:rFonts w:ascii="Agency FB" w:hAnsi="Agency FB"/>
+                <w:b/>
+                <w:bCs/>
+                <w:sz w:val="52"/>
+                <w:szCs w:val="52"/>
+              </w:rPr>
+            </w:pPr>
+            <w:r>
+              <w:rPr>
+                <w:rFonts w:ascii="Agency FB" w:eastAsia="Times New Roman" w:hAnsi="Agency FB" w:cs="Angsana New"/>
+                <w:b/>
+                <w:bCs/>
+                <w:color w:val="000000"/>
+                <w:kern w:val="0"/>
+                <w:sz w:val="52"/>
+                <w:szCs w:val="52"/>
+                <w:lang w:eastAsia="it-IT"/>
+              </w:rPr>
+              <w:t>Orario</w:t>
+            </w:r>
+          </w:p>
+        </w:tc>
+        <w:tc>
+          <w:tcPr>
+            <w:tcW w:w="2267" w:type="dxa"/>
+            <w:tcBorders>
+              <w:top w:val="single" w:sz="4" w:space="0" w:color="000000"/>
+              <w:left w:val="single" w:sz="4" w:space="0" w:color="000000"/>
+              <w:bottom w:val="single" w:sz="4" w:space="0" w:color="000000"/>
+              <w:right w:val="single" w:sz="4" w:space="0" w:color="000000"/>
+            </w:tcBorders>
+            <w:shd w:val="clear" w:color="auto" w:fill="FFFFFF"/>
+            <w:tcMar>
+              <w:top w:w="0" w:type="dxa"/>
+              <w:left w:w="108" w:type="dxa"/>
+              <w:bottom w:w="0" w:type="dxa"/>
+              <w:right w:w="108" w:type="dxa"/>
+            </w:tcMar>
+          </w:tcPr>
+          <w:p>
+            <w:pPr>
+              <w:rPr>
+                <w:rFonts w:ascii="Agency FB" w:hAnsi="Agency FB"/>
+                <w:b/>
+                <w:bCs/>
+                <w:sz w:val="52"/>
+                <w:szCs w:val="52"/>
+              </w:rPr>
+            </w:pPr>
+            <w:r>
+              <w:rPr>
+                <w:rFonts w:ascii="Agency FB" w:hAnsi="Agency FB"/>
+                <w:b/>
+                <w:bCs/>
+                <w:sz w:val="52"/>
+                <w:szCs w:val="52"/>
+              </w:rPr>
+              <w:t>Varchar</w:t>
+            </w:r>
+          </w:p>
+        </w:tc>
+        <w:tc>
+          <w:tcPr>
+            <w:tcW w:w="1988" w:type="dxa"/>
+            <w:tcBorders>
+              <w:top w:val="single" w:sz="4" w:space="0" w:color="000000"/>
+              <w:left w:val="single" w:sz="4" w:space="0" w:color="000000"/>
+              <w:bottom w:val="single" w:sz="4" w:space="0" w:color="000000"/>
+              <w:right w:val="single" w:sz="4" w:space="0" w:color="000000"/>
+            </w:tcBorders>
+            <w:shd w:val="clear" w:color="auto" w:fill="FFFFFF"/>
+            <w:tcMar>
+              <w:top w:w="0" w:type="dxa"/>
+              <w:left w:w="108" w:type="dxa"/>
+              <w:bottom w:w="0" w:type="dxa"/>
+              <w:right w:w="108" w:type="dxa"/>
+            </w:tcMar>
+          </w:tcPr>
+          <w:p>
+            <w:pPr>
+              <w:rPr>
+                <w:rFonts w:ascii="Agency FB" w:hAnsi="Agency FB"/>
+                <w:b/>
+                <w:bCs/>
+                <w:sz w:val="52"/>
+                <w:szCs w:val="52"/>
+              </w:rPr>
+            </w:pPr>
+            <w:r>
+              <w:rPr>
+                <w:rFonts w:ascii="Agency FB" w:hAnsi="Agency FB"/>
+                <w:b/>
+                <w:bCs/>
+                <w:sz w:val="52"/>
+                <w:szCs w:val="52"/>
+              </w:rPr>
+              <w:t>100</w:t>
+            </w:r>
+          </w:p>
+        </w:tc>
+        <w:tc>
+          <w:tcPr>
+            <w:tcW w:w="2403" w:type="dxa"/>
+            <w:tcBorders>
+              <w:top w:val="single" w:sz="4" w:space="0" w:color="000000"/>
+              <w:left w:val="single" w:sz="4" w:space="0" w:color="000000"/>
+              <w:bottom w:val="single" w:sz="4" w:space="0" w:color="000000"/>
+              <w:right w:val="single" w:sz="4" w:space="0" w:color="000000"/>
+            </w:tcBorders>
+            <w:shd w:val="clear" w:color="auto" w:fill="FFFFFF"/>
+            <w:tcMar>
+              <w:top w:w="0" w:type="dxa"/>
+              <w:left w:w="108" w:type="dxa"/>
+              <w:bottom w:w="0" w:type="dxa"/>
+              <w:right w:w="108" w:type="dxa"/>
+            </w:tcMar>
+          </w:tcPr>
+          <w:p>
+            <w:pPr>
+              <w:rPr>
+                <w:rFonts w:ascii="Agency FB" w:hAnsi="Agency FB"/>
+                <w:b/>
+                <w:bCs/>
+                <w:sz w:val="52"/>
+                <w:szCs w:val="52"/>
+              </w:rPr>
+            </w:pPr>
+            <w:r>
+              <w:rPr>
+                <w:rFonts w:ascii="Agency FB" w:hAnsi="Agency FB"/>
+                <w:b/>
+                <w:bCs/>
+                <w:sz w:val="44"/>
+                <w:szCs w:val="44"/>
+              </w:rPr>
+              <w:t>utf8mb4_general_ci</w:t>
+            </w:r>
+          </w:p>
+        </w:tc>
+      </w:tr>
+    </w:tbl>
+    <w:p>
+      <w:pPr>
+        <w:rPr>
+          <w:rFonts w:ascii="Agency FB" w:hAnsi="Agency FB"/>
+          <w:b/>
+          <w:bCs/>
+          <w:i/>
+          <w:iCs/>
+          <w:sz w:val="52"/>
+          <w:szCs w:val="52"/>
+          <w:u w:val="single"/>
+        </w:rPr>
+      </w:pPr>
+    </w:p>
+    <w:p>
+      <w:pPr>
+        <w:rPr>
+          <w:rFonts w:ascii="Agency FB" w:hAnsi="Agency FB"/>
+          <w:b/>
+          <w:bCs/>
+          <w:i/>
+          <w:iCs/>
+          <w:sz w:val="52"/>
+          <w:szCs w:val="52"/>
+          <w:u w:val="single"/>
+        </w:rPr>
+      </w:pPr>
     </w:p>
     <w:sectPr>
       <w:pgSz w:w="11906" w:h="16838"/>
@@ -7277,4 +13707,16 @@
     </a:ext>
   </a:extLst>
 </a:theme>
+</file>
+
+<file path=customXml/item1.xml><?xml version="1.0" encoding="utf-8"?>
+<b:Sources xmlns:b="http://schemas.openxmlformats.org/officeDocument/2006/bibliography" xmlns="http://schemas.openxmlformats.org/officeDocument/2006/bibliography" SelectedStyle="\APASixthEditionOfficeOnline.xsl" StyleName="APA" Version="6"/>
+</file>
+
+<file path=customXml/itemProps1.xml><?xml version="1.0" encoding="utf-8"?>
+<ds:datastoreItem xmlns:ds="http://schemas.openxmlformats.org/officeDocument/2006/customXml" ds:itemID="{168A71C4-04AA-48DE-B9CC-4E185D9CF231}">
+  <ds:schemaRefs>
+    <ds:schemaRef ds:uri="http://schemas.openxmlformats.org/officeDocument/2006/bibliography"/>
+  </ds:schemaRefs>
+</ds:datastoreItem>
 </file>